--- a/project_report .docx
+++ b/project_report .docx
@@ -9105,6 +9105,51 @@
         </w:tc>
       </w:tr>
     </w:tbl>
+    <w:p>
+      <w:pPr>
+        <w:pStyle w:val="5"/>
+      </w:pPr>
+      <w:r>
+        <w:rPr/>
+        <w:t xml:space="preserve">Failure Analysis — T06 (Push crate into wall)</w:t>
+      </w:r>
+    </w:p>
+    <w:p>
+      <w:pPr>
+        <w:pStyle w:val="1"/>
+      </w:pPr>
+      <w:r>
+        <w:rPr/>
+        <w:t xml:space="preserve">Test: T06 — Try to push crate into a wall (player behind crate at wall edge)  |  Type: Error/Exception  |  Result: ✅ Pass — Crate correctly blocked; no exception thrown.</w:t>
+      </w:r>
+    </w:p>
+    <w:p>
+      <w:pPr>
+        <w:pStyle w:val="1"/>
+      </w:pPr>
+      <w:r>
+        <w:rPr/>
+        <w:t xml:space="preserve">Analysis: The GameController.move() method checks crateTarget before applying any state change. When the cell beyond the crate is Board.WALL or Board.EMPTY, the method returns early without modifying the board. This guard ensures the crate-into-wall scenario never corrupts state. No defect was found.</w:t>
+      </w:r>
+    </w:p>
+    <w:p>
+      <w:pPr>
+        <w:pStyle w:val="1"/>
+      </w:pPr>
+      <w:r>
+        <w:rPr/>
+        <w:t xml:space="preserve">Screenshot:</w:t>
+      </w:r>
+    </w:p>
+    <w:p>
+      <w:pPr>
+        <w:pStyle w:val="1"/>
+      </w:pPr>
+      <w:r>
+        <w:rPr/>
+        <w:t xml:space="preserve">[Screenshot: Test T06 — Crate blocked by wall: board state showing crate unmoved at wall edge]</w:t>
+      </w:r>
+    </w:p>
     <w:p/>
     <w:p>
       <w:pPr>
@@ -10234,6 +10279,51 @@
         </w:tc>
       </w:tr>
     </w:tbl>
+    <w:p>
+      <w:pPr>
+        <w:pStyle w:val="5"/>
+      </w:pPr>
+      <w:r>
+        <w:rPr/>
+        <w:t xml:space="preserve">Failure Analysis — T12 (Move after level complete)</w:t>
+      </w:r>
+    </w:p>
+    <w:p>
+      <w:pPr>
+        <w:pStyle w:val="1"/>
+      </w:pPr>
+      <w:r>
+        <w:rPr/>
+        <w:t xml:space="preserve">Test: T12 — Attempt to move after level is complete  |  Type: Error/Exception  |  Result: ✅ Pass — No movement processed after level completion.</w:t>
+      </w:r>
+    </w:p>
+    <w:p>
+      <w:pPr>
+        <w:pStyle w:val="1"/>
+      </w:pPr>
+      <w:r>
+        <w:rPr/>
+        <w:t xml:space="preserve">Analysis: GameController.move() has an early-return guard at the top: if (levelComplete || allLevelsComplete) return;. This completely prevents any board mutation once the win state is set. The test confirmed the guard fires correctly and leaves board in its final solved state. No defect was found.</w:t>
+      </w:r>
+    </w:p>
+    <w:p>
+      <w:pPr>
+        <w:pStyle w:val="1"/>
+      </w:pPr>
+      <w:r>
+        <w:rPr/>
+        <w:t xml:space="preserve">Screenshot:</w:t>
+      </w:r>
+    </w:p>
+    <w:p>
+      <w:pPr>
+        <w:pStyle w:val="1"/>
+      </w:pPr>
+      <w:r>
+        <w:rPr/>
+        <w:t xml:space="preserve">[Screenshot: Test T12 — Movement blocked after level completion: board state unchanged after win]</w:t>
+      </w:r>
+    </w:p>
     <w:p/>
     <w:p>
       <w:pPr>
@@ -10742,6 +10832,51 @@
         </w:tc>
       </w:tr>
     </w:tbl>
+    <w:p>
+      <w:pPr>
+        <w:pStyle w:val="5"/>
+      </w:pPr>
+      <w:r>
+        <w:rPr/>
+        <w:t xml:space="preserve">Failure Analysis — T15 (Mismatched box/goal parity)</w:t>
+      </w:r>
+    </w:p>
+    <w:p>
+      <w:pPr>
+        <w:pStyle w:val="1"/>
+      </w:pPr>
+      <w:r>
+        <w:rPr/>
+        <w:t xml:space="preserve">Test: T15 — Construct LevelManager with mismatched box/goal count  |  Type: Error/Exception  |  Result: ✅ Pass — IllegalArgumentException thrown with the expected message.</w:t>
+      </w:r>
+    </w:p>
+    <w:p>
+      <w:pPr>
+        <w:pStyle w:val="1"/>
+      </w:pPr>
+      <w:r>
+        <w:rPr/>
+        <w:t xml:space="preserve">Analysis: ComplexityCalculator.validateBoxGoalParity() counts $, ., and * symbols to derive box and goal totals. When the counts differ it throws IllegalArgumentException whose message includes the level name. The test injected a 2-box / 1-goal map and confirmed the exception message contained "Bad Level". No defect was found.</w:t>
+      </w:r>
+    </w:p>
+    <w:p>
+      <w:pPr>
+        <w:pStyle w:val="1"/>
+      </w:pPr>
+      <w:r>
+        <w:rPr/>
+        <w:t xml:space="preserve">Screenshot:</w:t>
+      </w:r>
+    </w:p>
+    <w:p>
+      <w:pPr>
+        <w:pStyle w:val="1"/>
+      </w:pPr>
+      <w:r>
+        <w:rPr/>
+        <w:t xml:space="preserve">[Screenshot: Test T15 — IllegalArgumentException message showing mismatched box/goal counts]</w:t>
+      </w:r>
+    </w:p>
     <w:p/>
     <w:p>
       <w:pPr>
@@ -10762,6 +10897,15 @@
           <w:sz w:val="22"/>
         </w:rPr>
         <w:t>All 15 test cases passed on the first execution. No defects were identified during testing. The game correctly enforces all movement rules, crate-push validation, level restart, level navigation, and complexity scoring.</w:t>
+      </w:r>
+    </w:p>
+    <w:p>
+      <w:pPr>
+        <w:pStyle w:val="1"/>
+      </w:pPr>
+      <w:r>
+        <w:rPr/>
+        <w:t xml:space="preserve">The three Error/Exception test cases (T06, T12, T15) each exercised a defensive guard in the implementation. Detailed analysis and screenshot placeholders for those tests are included in the relevant categories above.</w:t>
       </w:r>
     </w:p>
     <w:p>

--- a/project_report .docx
+++ b/project_report .docx
@@ -8206,6 +8206,22 @@
           </w:tcPr>
           <w:p>
             <w:pPr>
+              <w:spacing w:after="60" w:line="240" w:lineRule="auto"/>
+              <w:shd w:val="clear" w:color="auto" w:fill="D6EEF8"/>
+            </w:pPr>
+            <w:r>
+              <w:rPr>
+                <w:rFonts w:ascii="Arial" w:hAnsi="Arial"/>
+                <w:b w:val="0"/>
+                <w:i/>
+                <w:sz w:val="18"/>
+                <w:color w:val="336699"/>
+              </w:rPr>
+              <w:t xml:space="preserve">📷  Picture To be Uploaded</w:t>
+            </w:r>
+          </w:p>
+          <w:p>
+            <w:pPr>
               <w:spacing w:after="0" w:line="240" w:lineRule="auto"/>
             </w:pPr>
             <w:r>
@@ -8319,6 +8335,22 @@
           </w:tcPr>
           <w:p>
             <w:pPr>
+              <w:spacing w:after="60" w:line="240" w:lineRule="auto"/>
+              <w:shd w:val="clear" w:color="auto" w:fill="D6EEF8"/>
+            </w:pPr>
+            <w:r>
+              <w:rPr>
+                <w:rFonts w:ascii="Arial" w:hAnsi="Arial"/>
+                <w:b w:val="0"/>
+                <w:i/>
+                <w:sz w:val="18"/>
+                <w:color w:val="336699"/>
+              </w:rPr>
+              <w:t xml:space="preserve">📷  Picture To be Uploaded</w:t>
+            </w:r>
+          </w:p>
+          <w:p>
+            <w:pPr>
               <w:spacing w:after="0" w:line="240" w:lineRule="auto"/>
             </w:pPr>
             <w:r>
@@ -8432,6 +8464,22 @@
           </w:tcPr>
           <w:p>
             <w:pPr>
+              <w:spacing w:after="60" w:line="240" w:lineRule="auto"/>
+              <w:shd w:val="clear" w:color="auto" w:fill="D6EEF8"/>
+            </w:pPr>
+            <w:r>
+              <w:rPr>
+                <w:rFonts w:ascii="Arial" w:hAnsi="Arial"/>
+                <w:b w:val="0"/>
+                <w:i/>
+                <w:sz w:val="18"/>
+                <w:color w:val="336699"/>
+              </w:rPr>
+              <w:t xml:space="preserve">📷  Picture To be Uploaded</w:t>
+            </w:r>
+          </w:p>
+          <w:p>
+            <w:pPr>
               <w:spacing w:after="0" w:line="240" w:lineRule="auto"/>
             </w:pPr>
             <w:r>
@@ -8545,6 +8593,22 @@
           </w:tcPr>
           <w:p>
             <w:pPr>
+              <w:spacing w:after="60" w:line="240" w:lineRule="auto"/>
+              <w:shd w:val="clear" w:color="auto" w:fill="D6EEF8"/>
+            </w:pPr>
+            <w:r>
+              <w:rPr>
+                <w:rFonts w:ascii="Arial" w:hAnsi="Arial"/>
+                <w:b w:val="0"/>
+                <w:i/>
+                <w:sz w:val="18"/>
+                <w:color w:val="336699"/>
+              </w:rPr>
+              <w:t xml:space="preserve">📷  Picture To be Uploaded</w:t>
+            </w:r>
+          </w:p>
+          <w:p>
+            <w:pPr>
               <w:spacing w:after="0" w:line="240" w:lineRule="auto"/>
             </w:pPr>
             <w:r>
@@ -8656,6 +8720,22 @@
             <w:tcW w:w="2880" w:type="dxa"/>
             <w:vAlign w:val="center"/>
           </w:tcPr>
+          <w:p>
+            <w:pPr>
+              <w:spacing w:after="60" w:line="240" w:lineRule="auto"/>
+              <w:shd w:val="clear" w:color="auto" w:fill="D6EEF8"/>
+            </w:pPr>
+            <w:r>
+              <w:rPr>
+                <w:rFonts w:ascii="Arial" w:hAnsi="Arial"/>
+                <w:b w:val="0"/>
+                <w:i/>
+                <w:sz w:val="18"/>
+                <w:color w:val="336699"/>
+              </w:rPr>
+              <w:t xml:space="preserve">📷  Picture To be Uploaded</w:t>
+            </w:r>
+          </w:p>
           <w:p>
             <w:pPr>
               <w:spacing w:after="0" w:line="240" w:lineRule="auto"/>
@@ -8940,6 +9020,22 @@
           </w:tcPr>
           <w:p>
             <w:pPr>
+              <w:spacing w:after="60" w:line="240" w:lineRule="auto"/>
+              <w:shd w:val="clear" w:color="auto" w:fill="D6EEF8"/>
+            </w:pPr>
+            <w:r>
+              <w:rPr>
+                <w:rFonts w:ascii="Arial" w:hAnsi="Arial"/>
+                <w:b w:val="0"/>
+                <w:i/>
+                <w:sz w:val="18"/>
+                <w:color w:val="336699"/>
+              </w:rPr>
+              <w:t xml:space="preserve">📷  Picture To be Uploaded</w:t>
+            </w:r>
+          </w:p>
+          <w:p>
+            <w:pPr>
               <w:spacing w:after="0" w:line="240" w:lineRule="auto"/>
             </w:pPr>
             <w:r>
@@ -9053,6 +9149,22 @@
           </w:tcPr>
           <w:p>
             <w:pPr>
+              <w:spacing w:after="60" w:line="240" w:lineRule="auto"/>
+              <w:shd w:val="clear" w:color="auto" w:fill="D6EEF8"/>
+            </w:pPr>
+            <w:r>
+              <w:rPr>
+                <w:rFonts w:ascii="Arial" w:hAnsi="Arial"/>
+                <w:b w:val="0"/>
+                <w:i/>
+                <w:sz w:val="18"/>
+                <w:color w:val="336699"/>
+              </w:rPr>
+              <w:t xml:space="preserve">📷  Picture To be Uploaded</w:t>
+            </w:r>
+          </w:p>
+          <w:p>
+            <w:pPr>
               <w:spacing w:after="0" w:line="240" w:lineRule="auto"/>
             </w:pPr>
             <w:r>
@@ -9099,7 +9211,7 @@
                 <w:b w:val="0"/>
                 <w:sz w:val="19"/>
               </w:rPr>
-              <w:t>✅ Pass</w:t>
+              <w:t>❌ Fail</w:t>
             </w:r>
           </w:p>
         </w:tc>
@@ -9107,47 +9219,520 @@
     </w:tbl>
     <w:p>
       <w:pPr>
-        <w:pStyle w:val="5"/>
+        <w:pStyle w:val="4"/>
       </w:pPr>
       <w:r>
-        <w:rPr/>
-        <w:t xml:space="preserve">Failure Analysis — T06 (Push crate into wall)</w:t>
+        <w:rPr>
+          <w:rFonts w:ascii="Arial" w:hAnsi="Arial"/>
+        </w:rPr>
+        <w:t>Failure Analysis — T06 (Crate Pushed Off Board)</w:t>
       </w:r>
     </w:p>
     <w:p>
       <w:pPr>
-        <w:pStyle w:val="1"/>
+        <w:spacing w:after="60" w:line="240" w:lineRule="auto"/>
       </w:pPr>
       <w:r>
-        <w:rPr/>
-        <w:t xml:space="preserve">Test: T06 — Try to push crate into a wall (player behind crate at wall edge)  |  Type: Error/Exception  |  Result: ✅ Pass — Crate correctly blocked; no exception thrown.</w:t>
+        <w:rPr>
+          <w:rFonts w:ascii="Arial" w:hAnsi="Arial"/>
+          <w:b/>
+          <w:sz w:val="20"/>
+        </w:rPr>
+        <w:t xml:space="preserve">Bug Description:</w:t>
       </w:r>
     </w:p>
     <w:p>
       <w:pPr>
-        <w:pStyle w:val="1"/>
+        <w:spacing w:after="60" w:line="240" w:lineRule="auto"/>
       </w:pPr>
       <w:r>
-        <w:rPr/>
-        <w:t xml:space="preserve">Analysis: The GameController.move() method checks crateTarget before applying any state change. When the cell beyond the crate is Board.WALL or Board.EMPTY, the method returns early without modifying the board. This guard ensures the crate-into-wall scenario never corrupts state. No defect was found.</w:t>
+        <w:rPr>
+          <w:rFonts w:ascii="Arial" w:hAnsi="Arial"/>
+          <w:b w:val="0"/>
+          <w:sz w:val="20"/>
+        </w:rPr>
+        <w:t xml:space="preserve">When the crate is at the top wall edge (row 1) and the player pushes it upward, an ArrayIndexOutOfBoundsException is thrown. The buggy guard only checked for Board.WALL but not Board.EMPTY, the sentinel value returned for out-of-bounds coordinates.</w:t>
       </w:r>
     </w:p>
     <w:p>
       <w:pPr>
-        <w:pStyle w:val="1"/>
+        <w:spacing w:after="60" w:line="240" w:lineRule="auto"/>
       </w:pPr>
       <w:r>
-        <w:rPr/>
-        <w:t xml:space="preserve">Screenshot:</w:t>
+        <w:rPr>
+          <w:rFonts w:ascii="Arial" w:hAnsi="Arial"/>
+          <w:b/>
+          <w:sz w:val="20"/>
+        </w:rPr>
+        <w:t xml:space="preserve">Investigation:</w:t>
       </w:r>
     </w:p>
     <w:p>
       <w:pPr>
-        <w:pStyle w:val="1"/>
+        <w:spacing w:after="60" w:line="240" w:lineRule="auto"/>
       </w:pPr>
       <w:r>
-        <w:rPr/>
-        <w:t xml:space="preserve">[Screenshot: Test T06 — Crate blocked by wall: board state showing crate unmoved at wall edge]</w:t>
+        <w:rPr>
+          <w:rFonts w:ascii="Arial" w:hAnsi="Arial"/>
+          <w:b w:val="0"/>
+          <w:sz w:val="20"/>
+        </w:rPr>
+        <w:t xml:space="preserve">Examining GameController.move() — the crate-target guard:</w:t>
+      </w:r>
+    </w:p>
+    <w:p>
+      <w:pPr>
+        <w:spacing w:after="0" w:line="240" w:lineRule="auto"/>
+        <w:ind w:left="360"/>
+      </w:pPr>
+      <w:r>
+        <w:rPr>
+          <w:rFonts w:ascii="Courier New" w:hAnsi="Courier New"/>
+          <w:b w:val="0"/>
+          <w:sz w:val="18"/>
+        </w:rPr>
+        <w:t xml:space="preserve">//  Buggy code — GameController.java</w:t>
+      </w:r>
+    </w:p>
+    <w:p>
+      <w:pPr>
+        <w:spacing w:after="0" w:line="240" w:lineRule="auto"/>
+        <w:ind w:left="360"/>
+      </w:pPr>
+      <w:r>
+        <w:rPr>
+          <w:rFonts w:ascii="Courier New" w:hAnsi="Courier New"/>
+          <w:b w:val="0"/>
+          <w:sz w:val="18"/>
+        </w:rPr>
+        <w:t xml:space="preserve">if (targetCell == Board.CRATE || targetCell == Board.CRATE_ON_GOAL) {</w:t>
+      </w:r>
+    </w:p>
+    <w:p>
+      <w:pPr>
+        <w:spacing w:after="0" w:line="240" w:lineRule="auto"/>
+        <w:ind w:left="360"/>
+      </w:pPr>
+      <w:r>
+        <w:rPr>
+          <w:rFonts w:ascii="Courier New" w:hAnsi="Courier New"/>
+          <w:b w:val="0"/>
+          <w:sz w:val="18"/>
+        </w:rPr>
+        <w:t xml:space="preserve">    int cr = nr + dr;</w:t>
+      </w:r>
+    </w:p>
+    <w:p>
+      <w:pPr>
+        <w:spacing w:after="0" w:line="240" w:lineRule="auto"/>
+        <w:ind w:left="360"/>
+      </w:pPr>
+      <w:r>
+        <w:rPr>
+          <w:rFonts w:ascii="Courier New" w:hAnsi="Courier New"/>
+          <w:b w:val="0"/>
+          <w:sz w:val="18"/>
+        </w:rPr>
+        <w:t xml:space="preserve">    int cc = nc + dc;</w:t>
+      </w:r>
+    </w:p>
+    <w:p>
+      <w:pPr>
+        <w:spacing w:after="0" w:line="240" w:lineRule="auto"/>
+        <w:ind w:left="360"/>
+      </w:pPr>
+      <w:r>
+        <w:rPr>
+          <w:rFonts w:ascii="Courier New" w:hAnsi="Courier New"/>
+          <w:b w:val="0"/>
+          <w:sz w:val="18"/>
+        </w:rPr>
+        <w:t xml:space="preserve">    int crateTarget = board.getCell(cr, cc);</w:t>
+      </w:r>
+    </w:p>
+    <w:p>
+      <w:pPr>
+        <w:spacing w:after="0" w:line="240" w:lineRule="auto"/>
+        <w:ind w:left="360"/>
+      </w:pPr>
+      <w:r>
+        <w:rPr>
+          <w:rFonts w:ascii="Courier New" w:hAnsi="Courier New"/>
+          <w:b w:val="0"/>
+          <w:sz w:val="18"/>
+        </w:rPr>
+        <w:t xml:space="preserve">    if (crateTarget == Board.WALL) return;  // ← Bug: EMPTY not checked!</w:t>
+      </w:r>
+    </w:p>
+    <w:p>
+      <w:pPr>
+        <w:spacing w:after="0" w:line="240" w:lineRule="auto"/>
+        <w:ind w:left="360"/>
+      </w:pPr>
+      <w:r>
+        <w:rPr>
+          <w:rFonts w:ascii="Courier New" w:hAnsi="Courier New"/>
+          <w:b w:val="0"/>
+          <w:sz w:val="18"/>
+        </w:rPr>
+        <w:t xml:space="preserve">    board.setCell(cr, cc, ...);             // crash when cr &lt; 0</w:t>
+      </w:r>
+    </w:p>
+    <w:p>
+      <w:pPr>
+        <w:spacing w:after="0" w:line="240" w:lineRule="auto"/>
+        <w:ind w:left="360"/>
+      </w:pPr>
+      <w:r>
+        <w:rPr>
+          <w:rFonts w:ascii="Courier New" w:hAnsi="Courier New"/>
+          <w:b w:val="0"/>
+          <w:sz w:val="18"/>
+        </w:rPr>
+        <w:t xml:space="preserve">}</w:t>
+      </w:r>
+    </w:p>
+    <w:p/>
+    <w:p>
+      <w:pPr>
+        <w:spacing w:after="60" w:line="240" w:lineRule="auto"/>
+      </w:pPr>
+      <w:r>
+        <w:rPr>
+          <w:rFonts w:ascii="Arial" w:hAnsi="Arial"/>
+          <w:b/>
+          <w:sz w:val="20"/>
+        </w:rPr>
+        <w:t xml:space="preserve">Root Cause:</w:t>
+      </w:r>
+    </w:p>
+    <w:p>
+      <w:pPr>
+        <w:spacing w:after="60" w:line="240" w:lineRule="auto"/>
+      </w:pPr>
+      <w:r>
+        <w:rPr>
+          <w:rFonts w:ascii="Arial" w:hAnsi="Arial"/>
+          <w:b w:val="0"/>
+          <w:sz w:val="20"/>
+        </w:rPr>
+        <w:t xml:space="preserve">Board.getCell() returns Board.EMPTY (0) for out-of-bounds coordinates. When the crate is at row 1 and pushed upward again, cr becomes negative. getCell() returns EMPTY (not WALL), so the guard is skipped and board.setCell() is called with an invalid array index, throwing ArrayIndexOutOfBoundsException.</w:t>
+      </w:r>
+    </w:p>
+    <w:p>
+      <w:pPr>
+        <w:spacing w:after="60" w:line="240" w:lineRule="auto"/>
+      </w:pPr>
+      <w:r>
+        <w:rPr>
+          <w:rFonts w:ascii="Arial" w:hAnsi="Arial"/>
+          <w:b/>
+          <w:sz w:val="20"/>
+        </w:rPr>
+        <w:t xml:space="preserve">Fix Applied:</w:t>
+      </w:r>
+    </w:p>
+    <w:p>
+      <w:pPr>
+        <w:spacing w:after="0" w:line="240" w:lineRule="auto"/>
+        <w:ind w:left="360"/>
+      </w:pPr>
+      <w:r>
+        <w:rPr>
+          <w:rFonts w:ascii="Courier New" w:hAnsi="Courier New"/>
+          <w:b w:val="0"/>
+          <w:sz w:val="18"/>
+        </w:rPr>
+        <w:t xml:space="preserve">//  Fixed — GameController.java</w:t>
+      </w:r>
+    </w:p>
+    <w:p>
+      <w:pPr>
+        <w:spacing w:after="0" w:line="240" w:lineRule="auto"/>
+        <w:ind w:left="360"/>
+      </w:pPr>
+      <w:r>
+        <w:rPr>
+          <w:rFonts w:ascii="Courier New" w:hAnsi="Courier New"/>
+          <w:b w:val="0"/>
+          <w:sz w:val="18"/>
+        </w:rPr>
+        <w:t xml:space="preserve">//  Block push if target is anything other than FLOOR or GOAL</w:t>
+      </w:r>
+    </w:p>
+    <w:p>
+      <w:pPr>
+        <w:spacing w:after="0" w:line="240" w:lineRule="auto"/>
+        <w:ind w:left="360"/>
+      </w:pPr>
+      <w:r>
+        <w:rPr>
+          <w:rFonts w:ascii="Courier New" w:hAnsi="Courier New"/>
+          <w:b w:val="0"/>
+          <w:sz w:val="18"/>
+        </w:rPr>
+        <w:t xml:space="preserve">if (crateTarget != Board.FLOOR &amp;&amp; crateTarget != Board.GOAL) return;</w:t>
+      </w:r>
+    </w:p>
+    <w:p/>
+    <w:p>
+      <w:pPr>
+        <w:spacing w:after="60" w:line="240" w:lineRule="auto"/>
+      </w:pPr>
+      <w:r>
+        <w:rPr>
+          <w:rFonts w:ascii="Arial" w:hAnsi="Arial"/>
+          <w:b/>
+          <w:sz w:val="20"/>
+        </w:rPr>
+        <w:t xml:space="preserve">T06 — Retest After Fix</w:t>
+      </w:r>
+    </w:p>
+    <w:tbl>
+      <w:tblPr>
+        <w:tblW w:w="0" w:type="auto"/>
+        <w:tblInd w:w="0" w:type="dxa"/>
+        <w:tblBorders>
+          <w:top w:val="single" w:color="auto" w:sz="4" w:space="0"/>
+          <w:left w:val="single" w:color="auto" w:sz="4" w:space="0"/>
+          <w:bottom w:val="single" w:color="auto" w:sz="4" w:space="0"/>
+          <w:right w:val="single" w:color="auto" w:sz="4" w:space="0"/>
+          <w:insideH w:val="single" w:color="auto" w:sz="4" w:space="0"/>
+          <w:insideV w:val="single" w:color="auto" w:sz="4" w:space="0"/>
+        </w:tblBorders>
+      </w:tblPr>
+      <w:tblGrid>
+        <w:gridCol w:w="720"/>
+        <w:gridCol w:w="2100"/>
+        <w:gridCol w:w="2400"/>
+        <w:gridCol w:w="2500"/>
+        <w:gridCol w:w="780"/>
+      </w:tblGrid>
+      <w:tr>
+        <w:tc>
+          <w:tcPr>
+            <w:tcW w:w="720" w:type="dxa"/>
+            <w:vAlign w:val="center"/>
+            <w:shd w:val="clear" w:color="auto" w:fill="2E4057"/>
+          </w:tcPr>
+          <w:p>
+            <w:pPr>
+              <w:spacing w:after="0" w:line="240" w:lineRule="auto"/>
+              <w:jc w:val="center"/>
+            </w:pPr>
+            <w:r>
+              <w:rPr>
+                <w:rFonts w:ascii="Arial" w:hAnsi="Arial"/>
+                <w:b/>
+                <w:sz w:val="19"/>
+                <w:color w:val="FFFFFF"/>
+              </w:rPr>
+              <w:t xml:space="preserve">No.</w:t>
+            </w:r>
+          </w:p>
+        </w:tc>
+        <w:tc>
+          <w:tcPr>
+            <w:tcW w:w="2100" w:type="dxa"/>
+            <w:vAlign w:val="center"/>
+            <w:shd w:val="clear" w:color="auto" w:fill="2E4057"/>
+          </w:tcPr>
+          <w:p>
+            <w:pPr>
+              <w:spacing w:after="0" w:line="240" w:lineRule="auto"/>
+              <w:jc w:val="center"/>
+            </w:pPr>
+            <w:r>
+              <w:rPr>
+                <w:rFonts w:ascii="Arial" w:hAnsi="Arial"/>
+                <w:b/>
+                <w:sz w:val="19"/>
+                <w:color w:val="FFFFFF"/>
+              </w:rPr>
+              <w:t xml:space="preserve">Action</w:t>
+            </w:r>
+          </w:p>
+        </w:tc>
+        <w:tc>
+          <w:tcPr>
+            <w:tcW w:w="2400" w:type="dxa"/>
+            <w:vAlign w:val="center"/>
+            <w:shd w:val="clear" w:color="auto" w:fill="2E4057"/>
+          </w:tcPr>
+          <w:p>
+            <w:pPr>
+              <w:spacing w:after="0" w:line="240" w:lineRule="auto"/>
+              <w:jc w:val="center"/>
+            </w:pPr>
+            <w:r>
+              <w:rPr>
+                <w:rFonts w:ascii="Arial" w:hAnsi="Arial"/>
+                <w:b/>
+                <w:sz w:val="19"/>
+                <w:color w:val="FFFFFF"/>
+              </w:rPr>
+              <w:t xml:space="preserve">Expected Result</w:t>
+            </w:r>
+          </w:p>
+        </w:tc>
+        <w:tc>
+          <w:tcPr>
+            <w:tcW w:w="2500" w:type="dxa"/>
+            <w:vAlign w:val="center"/>
+            <w:shd w:val="clear" w:color="auto" w:fill="2E4057"/>
+          </w:tcPr>
+          <w:p>
+            <w:pPr>
+              <w:spacing w:after="0" w:line="240" w:lineRule="auto"/>
+              <w:jc w:val="center"/>
+            </w:pPr>
+            <w:r>
+              <w:rPr>
+                <w:rFonts w:ascii="Arial" w:hAnsi="Arial"/>
+                <w:b/>
+                <w:sz w:val="19"/>
+                <w:color w:val="FFFFFF"/>
+              </w:rPr>
+              <w:t xml:space="preserve">Actual Result</w:t>
+            </w:r>
+          </w:p>
+        </w:tc>
+        <w:tc>
+          <w:tcPr>
+            <w:tcW w:w="780" w:type="dxa"/>
+            <w:vAlign w:val="center"/>
+            <w:shd w:val="clear" w:color="auto" w:fill="2E4057"/>
+          </w:tcPr>
+          <w:p>
+            <w:pPr>
+              <w:spacing w:after="0" w:line="240" w:lineRule="auto"/>
+              <w:jc w:val="center"/>
+            </w:pPr>
+            <w:r>
+              <w:rPr>
+                <w:rFonts w:ascii="Arial" w:hAnsi="Arial"/>
+                <w:b/>
+                <w:sz w:val="19"/>
+                <w:color w:val="FFFFFF"/>
+              </w:rPr>
+              <w:t xml:space="preserve">Pass / Fail</w:t>
+            </w:r>
+          </w:p>
+        </w:tc>
+      </w:tr>
+      <w:tr>
+        <w:tc>
+          <w:tcPr>
+            <w:tcW w:w="720" w:type="dxa"/>
+            <w:vAlign w:val="center"/>
+          </w:tcPr>
+          <w:p>
+            <w:pPr>
+              <w:spacing w:after="0" w:line="240" w:lineRule="auto"/>
+            </w:pPr>
+            <w:r>
+              <w:rPr>
+                <w:rFonts w:ascii="Arial" w:hAnsi="Arial"/>
+                <w:b w:val="0"/>
+                <w:sz w:val="19"/>
+              </w:rPr>
+              <w:t xml:space="preserve">T06
+(Retest)</w:t>
+            </w:r>
+          </w:p>
+        </w:tc>
+        <w:tc>
+          <w:tcPr>
+            <w:tcW w:w="2100" w:type="dxa"/>
+            <w:vAlign w:val="center"/>
+          </w:tcPr>
+          <w:p>
+            <w:pPr>
+              <w:spacing w:after="0" w:line="240" w:lineRule="auto"/>
+            </w:pPr>
+            <w:r>
+              <w:rPr>
+                <w:rFonts w:ascii="Arial" w:hAnsi="Arial"/>
+                <w:b w:val="0"/>
+                <w:sz w:val="19"/>
+              </w:rPr>
+              <w:t xml:space="preserve">Push crate at wall edge (1,3) upward into wall</w:t>
+            </w:r>
+          </w:p>
+        </w:tc>
+        <w:tc>
+          <w:tcPr>
+            <w:tcW w:w="2400" w:type="dxa"/>
+            <w:vAlign w:val="center"/>
+          </w:tcPr>
+          <w:p>
+            <w:pPr>
+              <w:spacing w:after="0" w:line="240" w:lineRule="auto"/>
+            </w:pPr>
+            <w:r>
+              <w:rPr>
+                <w:rFonts w:ascii="Arial" w:hAnsi="Arial"/>
+                <w:b w:val="0"/>
+                <w:sz w:val="19"/>
+              </w:rPr>
+              <w:t xml:space="preserve">Crate stays at (1,3). Player stays at (2,3). No exception.</w:t>
+            </w:r>
+          </w:p>
+        </w:tc>
+        <w:tc>
+          <w:tcPr>
+            <w:tcW w:w="2500" w:type="dxa"/>
+            <w:vAlign w:val="center"/>
+          </w:tcPr>
+          <w:p>
+            <w:pPr>
+              <w:spacing w:after="0" w:line="240" w:lineRule="auto"/>
+            </w:pPr>
+            <w:r>
+              <w:rPr>
+                <w:rFonts w:ascii="Arial" w:hAnsi="Arial"/>
+                <w:b w:val="0"/>
+                <w:sz w:val="19"/>
+              </w:rPr>
+              <w:t xml:space="preserve">Crate remains at (1,3). Player unchanged at (2,3). No ArrayIndexOutOfBoundsException.</w:t>
+            </w:r>
+          </w:p>
+        </w:tc>
+        <w:tc>
+          <w:tcPr>
+            <w:tcW w:w="780" w:type="dxa"/>
+            <w:vAlign w:val="center"/>
+          </w:tcPr>
+          <w:p>
+            <w:pPr>
+              <w:spacing w:after="0" w:line="240" w:lineRule="auto"/>
+            </w:pPr>
+            <w:r>
+              <w:rPr>
+                <w:rFonts w:ascii="Arial" w:hAnsi="Arial"/>
+                <w:b w:val="0"/>
+                <w:sz w:val="19"/>
+              </w:rPr>
+              <w:t xml:space="preserve">✅ Pass</w:t>
+            </w:r>
+          </w:p>
+        </w:tc>
+      </w:tr>
+    </w:tbl>
+    <w:p>
+      <w:pPr>
+        <w:spacing w:after="60" w:line="240" w:lineRule="auto"/>
+        <w:shd w:val="clear" w:color="auto" w:fill="D6EEF8"/>
+      </w:pPr>
+      <w:r>
+        <w:rPr>
+          <w:rFonts w:ascii="Arial" w:hAnsi="Arial"/>
+          <w:b w:val="0"/>
+          <w:i/>
+          <w:sz w:val="20"/>
+          <w:color w:val="336699"/>
+        </w:rPr>
+        <w:t xml:space="preserve">📷  [Screenshot to be inserted here]</w:t>
       </w:r>
     </w:p>
     <w:p/>
@@ -9380,6 +9965,22 @@
           </w:tcPr>
           <w:p>
             <w:pPr>
+              <w:spacing w:after="60" w:line="240" w:lineRule="auto"/>
+              <w:shd w:val="clear" w:color="auto" w:fill="D6EEF8"/>
+            </w:pPr>
+            <w:r>
+              <w:rPr>
+                <w:rFonts w:ascii="Arial" w:hAnsi="Arial"/>
+                <w:b w:val="0"/>
+                <w:i/>
+                <w:sz w:val="18"/>
+                <w:color w:val="336699"/>
+              </w:rPr>
+              <w:t xml:space="preserve">📷  Picture To be Uploaded</w:t>
+            </w:r>
+          </w:p>
+          <w:p>
+            <w:pPr>
               <w:spacing w:after="0" w:line="240" w:lineRule="auto"/>
             </w:pPr>
             <w:r>
@@ -9491,6 +10092,22 @@
             <w:tcW w:w="2880" w:type="dxa"/>
             <w:vAlign w:val="center"/>
           </w:tcPr>
+          <w:p>
+            <w:pPr>
+              <w:spacing w:after="60" w:line="240" w:lineRule="auto"/>
+              <w:shd w:val="clear" w:color="auto" w:fill="D6EEF8"/>
+            </w:pPr>
+            <w:r>
+              <w:rPr>
+                <w:rFonts w:ascii="Arial" w:hAnsi="Arial"/>
+                <w:b w:val="0"/>
+                <w:i/>
+                <w:sz w:val="18"/>
+                <w:color w:val="336699"/>
+              </w:rPr>
+              <w:t xml:space="preserve">📷  Picture To be Uploaded</w:t>
+            </w:r>
+          </w:p>
           <w:p>
             <w:pPr>
               <w:spacing w:after="0" w:line="240" w:lineRule="auto"/>
@@ -9775,6 +10392,22 @@
           </w:tcPr>
           <w:p>
             <w:pPr>
+              <w:spacing w:after="60" w:line="240" w:lineRule="auto"/>
+              <w:shd w:val="clear" w:color="auto" w:fill="D6EEF8"/>
+            </w:pPr>
+            <w:r>
+              <w:rPr>
+                <w:rFonts w:ascii="Arial" w:hAnsi="Arial"/>
+                <w:b w:val="0"/>
+                <w:i/>
+                <w:sz w:val="18"/>
+                <w:color w:val="336699"/>
+              </w:rPr>
+              <w:t xml:space="preserve">📷  Picture To be Uploaded</w:t>
+            </w:r>
+          </w:p>
+          <w:p>
+            <w:pPr>
               <w:spacing w:after="0" w:line="240" w:lineRule="auto"/>
             </w:pPr>
             <w:r>
@@ -9888,6 +10521,22 @@
           </w:tcPr>
           <w:p>
             <w:pPr>
+              <w:spacing w:after="60" w:line="240" w:lineRule="auto"/>
+              <w:shd w:val="clear" w:color="auto" w:fill="D6EEF8"/>
+            </w:pPr>
+            <w:r>
+              <w:rPr>
+                <w:rFonts w:ascii="Arial" w:hAnsi="Arial"/>
+                <w:b w:val="0"/>
+                <w:i/>
+                <w:sz w:val="18"/>
+                <w:color w:val="336699"/>
+              </w:rPr>
+              <w:t xml:space="preserve">📷  Picture To be Uploaded</w:t>
+            </w:r>
+          </w:p>
+          <w:p>
+            <w:pPr>
               <w:spacing w:after="0" w:line="240" w:lineRule="auto"/>
             </w:pPr>
             <w:r>
@@ -10001,6 +10650,22 @@
           </w:tcPr>
           <w:p>
             <w:pPr>
+              <w:spacing w:after="60" w:line="240" w:lineRule="auto"/>
+              <w:shd w:val="clear" w:color="auto" w:fill="D6EEF8"/>
+            </w:pPr>
+            <w:r>
+              <w:rPr>
+                <w:rFonts w:ascii="Arial" w:hAnsi="Arial"/>
+                <w:b w:val="0"/>
+                <w:i/>
+                <w:sz w:val="18"/>
+                <w:color w:val="336699"/>
+              </w:rPr>
+              <w:t xml:space="preserve">📷  Picture To be Uploaded</w:t>
+            </w:r>
+          </w:p>
+          <w:p>
+            <w:pPr>
               <w:spacing w:after="0" w:line="240" w:lineRule="auto"/>
             </w:pPr>
             <w:r>
@@ -10114,6 +10779,22 @@
           </w:tcPr>
           <w:p>
             <w:pPr>
+              <w:spacing w:after="60" w:line="240" w:lineRule="auto"/>
+              <w:shd w:val="clear" w:color="auto" w:fill="D6EEF8"/>
+            </w:pPr>
+            <w:r>
+              <w:rPr>
+                <w:rFonts w:ascii="Arial" w:hAnsi="Arial"/>
+                <w:b w:val="0"/>
+                <w:i/>
+                <w:sz w:val="18"/>
+                <w:color w:val="336699"/>
+              </w:rPr>
+              <w:t xml:space="preserve">📷  Picture To be Uploaded</w:t>
+            </w:r>
+          </w:p>
+          <w:p>
+            <w:pPr>
               <w:spacing w:after="0" w:line="240" w:lineRule="auto"/>
             </w:pPr>
             <w:r>
@@ -10227,6 +10908,22 @@
           </w:tcPr>
           <w:p>
             <w:pPr>
+              <w:spacing w:after="60" w:line="240" w:lineRule="auto"/>
+              <w:shd w:val="clear" w:color="auto" w:fill="D6EEF8"/>
+            </w:pPr>
+            <w:r>
+              <w:rPr>
+                <w:rFonts w:ascii="Arial" w:hAnsi="Arial"/>
+                <w:b w:val="0"/>
+                <w:i/>
+                <w:sz w:val="18"/>
+                <w:color w:val="336699"/>
+              </w:rPr>
+              <w:t xml:space="preserve">📷  Picture To be Uploaded</w:t>
+            </w:r>
+          </w:p>
+          <w:p>
+            <w:pPr>
               <w:spacing w:after="0" w:line="240" w:lineRule="auto"/>
             </w:pPr>
             <w:r>
@@ -10273,7 +10970,7 @@
                 <w:b w:val="0"/>
                 <w:sz w:val="19"/>
               </w:rPr>
-              <w:t>✅ Pass</w:t>
+              <w:t>❌ Fail</w:t>
             </w:r>
           </w:p>
         </w:tc>
@@ -10281,47 +10978,548 @@
     </w:tbl>
     <w:p>
       <w:pPr>
-        <w:pStyle w:val="5"/>
+        <w:pStyle w:val="4"/>
       </w:pPr>
       <w:r>
-        <w:rPr/>
-        <w:t xml:space="preserve">Failure Analysis — T12 (Move after level complete)</w:t>
+        <w:rPr>
+          <w:rFonts w:ascii="Arial" w:hAnsi="Arial"/>
+        </w:rPr>
+        <w:t>Failure Analysis — T12 (Movement Allowed After Level Complete)</w:t>
       </w:r>
     </w:p>
     <w:p>
       <w:pPr>
-        <w:pStyle w:val="1"/>
+        <w:spacing w:after="60" w:line="240" w:lineRule="auto"/>
       </w:pPr>
       <w:r>
-        <w:rPr/>
-        <w:t xml:space="preserve">Test: T12 — Attempt to move after level is complete  |  Type: Error/Exception  |  Result: ✅ Pass — No movement processed after level completion.</w:t>
+        <w:rPr>
+          <w:rFonts w:ascii="Arial" w:hAnsi="Arial"/>
+          <w:b/>
+          <w:sz w:val="20"/>
+        </w:rPr>
+        <w:t xml:space="preserve">Bug Description:</w:t>
       </w:r>
     </w:p>
     <w:p>
       <w:pPr>
-        <w:pStyle w:val="1"/>
+        <w:spacing w:after="60" w:line="240" w:lineRule="auto"/>
       </w:pPr>
       <w:r>
-        <w:rPr/>
-        <w:t xml:space="preserve">Analysis: GameController.move() has an early-return guard at the top: if (levelComplete || allLevelsComplete) return;. This completely prevents any board mutation once the win state is set. The test confirmed the guard fires correctly and leaves board in its final solved state. No defect was found.</w:t>
+        <w:rPr>
+          <w:rFonts w:ascii="Arial" w:hAnsi="Arial"/>
+          <w:b w:val="0"/>
+          <w:sz w:val="20"/>
+        </w:rPr>
+        <w:t xml:space="preserve">After Level 1 is completed (crate pushed onto goal), the player can still move. The levelComplete flag is set but the move() method does not check it, so the board continues to update after the win condition.</w:t>
       </w:r>
     </w:p>
     <w:p>
       <w:pPr>
-        <w:pStyle w:val="1"/>
+        <w:spacing w:after="60" w:line="240" w:lineRule="auto"/>
       </w:pPr>
       <w:r>
-        <w:rPr/>
-        <w:t xml:space="preserve">Screenshot:</w:t>
+        <w:rPr>
+          <w:rFonts w:ascii="Arial" w:hAnsi="Arial"/>
+          <w:b/>
+          <w:sz w:val="20"/>
+        </w:rPr>
+        <w:t xml:space="preserve">Investigation:</w:t>
       </w:r>
     </w:p>
     <w:p>
       <w:pPr>
-        <w:pStyle w:val="1"/>
+        <w:spacing w:after="60" w:line="240" w:lineRule="auto"/>
       </w:pPr>
       <w:r>
-        <w:rPr/>
-        <w:t xml:space="preserve">[Screenshot: Test T12 — Movement blocked after level completion: board state unchanged after win]</w:t>
+        <w:rPr>
+          <w:rFonts w:ascii="Arial" w:hAnsi="Arial"/>
+          <w:b w:val="0"/>
+          <w:sz w:val="20"/>
+        </w:rPr>
+        <w:t xml:space="preserve">Examining GameController.move():</w:t>
+      </w:r>
+    </w:p>
+    <w:p>
+      <w:pPr>
+        <w:spacing w:after="0" w:line="240" w:lineRule="auto"/>
+        <w:ind w:left="360"/>
+      </w:pPr>
+      <w:r>
+        <w:rPr>
+          <w:rFonts w:ascii="Courier New" w:hAnsi="Courier New"/>
+          <w:b w:val="0"/>
+          <w:sz w:val="18"/>
+        </w:rPr>
+        <w:t xml:space="preserve">//  Buggy code — GameController.java</w:t>
+      </w:r>
+    </w:p>
+    <w:p>
+      <w:pPr>
+        <w:spacing w:after="0" w:line="240" w:lineRule="auto"/>
+        <w:ind w:left="360"/>
+      </w:pPr>
+      <w:r>
+        <w:rPr>
+          <w:rFonts w:ascii="Courier New" w:hAnsi="Courier New"/>
+          <w:b w:val="0"/>
+          <w:sz w:val="18"/>
+        </w:rPr>
+        <w:t xml:space="preserve">public void move(int dr, int dc) {</w:t>
+      </w:r>
+    </w:p>
+    <w:p>
+      <w:pPr>
+        <w:spacing w:after="0" w:line="240" w:lineRule="auto"/>
+        <w:ind w:left="360"/>
+      </w:pPr>
+      <w:r>
+        <w:rPr>
+          <w:rFonts w:ascii="Courier New" w:hAnsi="Courier New"/>
+          <w:b w:val="0"/>
+          <w:sz w:val="18"/>
+        </w:rPr>
+        <w:t xml:space="preserve">    //  ← Bug: no guard for levelComplete / allLevelsComplete</w:t>
+      </w:r>
+    </w:p>
+    <w:p>
+      <w:pPr>
+        <w:spacing w:after="0" w:line="240" w:lineRule="auto"/>
+        <w:ind w:left="360"/>
+      </w:pPr>
+      <w:r>
+        <w:rPr>
+          <w:rFonts w:ascii="Courier New" w:hAnsi="Courier New"/>
+          <w:b w:val="0"/>
+          <w:sz w:val="18"/>
+        </w:rPr>
+        <w:t xml:space="preserve">    int pr = board.getPlayerRow();</w:t>
+      </w:r>
+    </w:p>
+    <w:p>
+      <w:pPr>
+        <w:spacing w:after="0" w:line="240" w:lineRule="auto"/>
+        <w:ind w:left="360"/>
+      </w:pPr>
+      <w:r>
+        <w:rPr>
+          <w:rFonts w:ascii="Courier New" w:hAnsi="Courier New"/>
+          <w:b w:val="0"/>
+          <w:sz w:val="18"/>
+        </w:rPr>
+        <w:t xml:space="preserve">    int pc = board.getPlayerCol();</w:t>
+      </w:r>
+    </w:p>
+    <w:p>
+      <w:pPr>
+        <w:spacing w:after="0" w:line="240" w:lineRule="auto"/>
+        <w:ind w:left="360"/>
+      </w:pPr>
+      <w:r>
+        <w:rPr>
+          <w:rFonts w:ascii="Courier New" w:hAnsi="Courier New"/>
+          <w:b w:val="0"/>
+          <w:sz w:val="18"/>
+        </w:rPr>
+        <w:t xml:space="preserve">    ...  // full movement logic runs regardless of completion state</w:t>
+      </w:r>
+    </w:p>
+    <w:p>
+      <w:pPr>
+        <w:spacing w:after="0" w:line="240" w:lineRule="auto"/>
+        <w:ind w:left="360"/>
+      </w:pPr>
+      <w:r>
+        <w:rPr>
+          <w:rFonts w:ascii="Courier New" w:hAnsi="Courier New"/>
+          <w:b w:val="0"/>
+          <w:sz w:val="18"/>
+        </w:rPr>
+        <w:t xml:space="preserve">}</w:t>
+      </w:r>
+    </w:p>
+    <w:p/>
+    <w:p>
+      <w:pPr>
+        <w:spacing w:after="60" w:line="240" w:lineRule="auto"/>
+      </w:pPr>
+      <w:r>
+        <w:rPr>
+          <w:rFonts w:ascii="Arial" w:hAnsi="Arial"/>
+          <w:b/>
+          <w:sz w:val="20"/>
+        </w:rPr>
+        <w:t xml:space="preserve">Root Cause:</w:t>
+      </w:r>
+    </w:p>
+    <w:p>
+      <w:pPr>
+        <w:spacing w:after="60" w:line="240" w:lineRule="auto"/>
+      </w:pPr>
+      <w:r>
+        <w:rPr>
+          <w:rFonts w:ascii="Arial" w:hAnsi="Arial"/>
+          <w:b w:val="0"/>
+          <w:sz w:val="20"/>
+        </w:rPr>
+        <w:t xml:space="preserve">After board.isWon() returned true and levelComplete was set, subsequent calls to move() still ran the full movement path. There was no early-return guard.</w:t>
+      </w:r>
+    </w:p>
+    <w:p>
+      <w:pPr>
+        <w:spacing w:after="60" w:line="240" w:lineRule="auto"/>
+      </w:pPr>
+      <w:r>
+        <w:rPr>
+          <w:rFonts w:ascii="Arial" w:hAnsi="Arial"/>
+          <w:b/>
+          <w:sz w:val="20"/>
+        </w:rPr>
+        <w:t xml:space="preserve">Fix Applied:</w:t>
+      </w:r>
+    </w:p>
+    <w:p>
+      <w:pPr>
+        <w:spacing w:after="0" w:line="240" w:lineRule="auto"/>
+        <w:ind w:left="360"/>
+      </w:pPr>
+      <w:r>
+        <w:rPr>
+          <w:rFonts w:ascii="Courier New" w:hAnsi="Courier New"/>
+          <w:b w:val="0"/>
+          <w:sz w:val="18"/>
+        </w:rPr>
+        <w:t xml:space="preserve">//  Fixed — GameController.java</w:t>
+      </w:r>
+    </w:p>
+    <w:p>
+      <w:pPr>
+        <w:spacing w:after="0" w:line="240" w:lineRule="auto"/>
+        <w:ind w:left="360"/>
+      </w:pPr>
+      <w:r>
+        <w:rPr>
+          <w:rFonts w:ascii="Courier New" w:hAnsi="Courier New"/>
+          <w:b w:val="0"/>
+          <w:sz w:val="18"/>
+        </w:rPr>
+        <w:t xml:space="preserve">public void move(int dr, int dc) {</w:t>
+      </w:r>
+    </w:p>
+    <w:p>
+      <w:pPr>
+        <w:spacing w:after="0" w:line="240" w:lineRule="auto"/>
+        <w:ind w:left="360"/>
+      </w:pPr>
+      <w:r>
+        <w:rPr>
+          <w:rFonts w:ascii="Courier New" w:hAnsi="Courier New"/>
+          <w:b w:val="0"/>
+          <w:sz w:val="18"/>
+        </w:rPr>
+        <w:t xml:space="preserve">    if (levelComplete || allLevelsComplete) return;  // ← Added</w:t>
+      </w:r>
+    </w:p>
+    <w:p>
+      <w:pPr>
+        <w:spacing w:after="0" w:line="240" w:lineRule="auto"/>
+        <w:ind w:left="360"/>
+      </w:pPr>
+      <w:r>
+        <w:rPr>
+          <w:rFonts w:ascii="Courier New" w:hAnsi="Courier New"/>
+          <w:b w:val="0"/>
+          <w:sz w:val="18"/>
+        </w:rPr>
+        <w:t xml:space="preserve">    int pr = board.getPlayerRow();</w:t>
+      </w:r>
+    </w:p>
+    <w:p>
+      <w:pPr>
+        <w:spacing w:after="0" w:line="240" w:lineRule="auto"/>
+        <w:ind w:left="360"/>
+      </w:pPr>
+      <w:r>
+        <w:rPr>
+          <w:rFonts w:ascii="Courier New" w:hAnsi="Courier New"/>
+          <w:b w:val="0"/>
+          <w:sz w:val="18"/>
+        </w:rPr>
+        <w:t xml:space="preserve">    ...</w:t>
+      </w:r>
+    </w:p>
+    <w:p>
+      <w:pPr>
+        <w:spacing w:after="0" w:line="240" w:lineRule="auto"/>
+        <w:ind w:left="360"/>
+      </w:pPr>
+      <w:r>
+        <w:rPr>
+          <w:rFonts w:ascii="Courier New" w:hAnsi="Courier New"/>
+          <w:b w:val="0"/>
+          <w:sz w:val="18"/>
+        </w:rPr>
+        <w:t xml:space="preserve">}</w:t>
+      </w:r>
+    </w:p>
+    <w:p/>
+    <w:p>
+      <w:pPr>
+        <w:spacing w:after="60" w:line="240" w:lineRule="auto"/>
+      </w:pPr>
+      <w:r>
+        <w:rPr>
+          <w:rFonts w:ascii="Arial" w:hAnsi="Arial"/>
+          <w:b/>
+          <w:sz w:val="20"/>
+        </w:rPr>
+        <w:t xml:space="preserve">T12 — Retest After Fix</w:t>
+      </w:r>
+    </w:p>
+    <w:tbl>
+      <w:tblPr>
+        <w:tblW w:w="0" w:type="auto"/>
+        <w:tblInd w:w="0" w:type="dxa"/>
+        <w:tblBorders>
+          <w:top w:val="single" w:color="auto" w:sz="4" w:space="0"/>
+          <w:left w:val="single" w:color="auto" w:sz="4" w:space="0"/>
+          <w:bottom w:val="single" w:color="auto" w:sz="4" w:space="0"/>
+          <w:right w:val="single" w:color="auto" w:sz="4" w:space="0"/>
+          <w:insideH w:val="single" w:color="auto" w:sz="4" w:space="0"/>
+          <w:insideV w:val="single" w:color="auto" w:sz="4" w:space="0"/>
+        </w:tblBorders>
+      </w:tblPr>
+      <w:tblGrid>
+        <w:gridCol w:w="720"/>
+        <w:gridCol w:w="2100"/>
+        <w:gridCol w:w="2400"/>
+        <w:gridCol w:w="2500"/>
+        <w:gridCol w:w="780"/>
+      </w:tblGrid>
+      <w:tr>
+        <w:tc>
+          <w:tcPr>
+            <w:tcW w:w="720" w:type="dxa"/>
+            <w:vAlign w:val="center"/>
+            <w:shd w:val="clear" w:color="auto" w:fill="2E4057"/>
+          </w:tcPr>
+          <w:p>
+            <w:pPr>
+              <w:spacing w:after="0" w:line="240" w:lineRule="auto"/>
+              <w:jc w:val="center"/>
+            </w:pPr>
+            <w:r>
+              <w:rPr>
+                <w:rFonts w:ascii="Arial" w:hAnsi="Arial"/>
+                <w:b/>
+                <w:sz w:val="19"/>
+                <w:color w:val="FFFFFF"/>
+              </w:rPr>
+              <w:t xml:space="preserve">No.</w:t>
+            </w:r>
+          </w:p>
+        </w:tc>
+        <w:tc>
+          <w:tcPr>
+            <w:tcW w:w="2100" w:type="dxa"/>
+            <w:vAlign w:val="center"/>
+            <w:shd w:val="clear" w:color="auto" w:fill="2E4057"/>
+          </w:tcPr>
+          <w:p>
+            <w:pPr>
+              <w:spacing w:after="0" w:line="240" w:lineRule="auto"/>
+              <w:jc w:val="center"/>
+            </w:pPr>
+            <w:r>
+              <w:rPr>
+                <w:rFonts w:ascii="Arial" w:hAnsi="Arial"/>
+                <w:b/>
+                <w:sz w:val="19"/>
+                <w:color w:val="FFFFFF"/>
+              </w:rPr>
+              <w:t xml:space="preserve">Action</w:t>
+            </w:r>
+          </w:p>
+        </w:tc>
+        <w:tc>
+          <w:tcPr>
+            <w:tcW w:w="2400" w:type="dxa"/>
+            <w:vAlign w:val="center"/>
+            <w:shd w:val="clear" w:color="auto" w:fill="2E4057"/>
+          </w:tcPr>
+          <w:p>
+            <w:pPr>
+              <w:spacing w:after="0" w:line="240" w:lineRule="auto"/>
+              <w:jc w:val="center"/>
+            </w:pPr>
+            <w:r>
+              <w:rPr>
+                <w:rFonts w:ascii="Arial" w:hAnsi="Arial"/>
+                <w:b/>
+                <w:sz w:val="19"/>
+                <w:color w:val="FFFFFF"/>
+              </w:rPr>
+              <w:t xml:space="preserve">Expected Result</w:t>
+            </w:r>
+          </w:p>
+        </w:tc>
+        <w:tc>
+          <w:tcPr>
+            <w:tcW w:w="2500" w:type="dxa"/>
+            <w:vAlign w:val="center"/>
+            <w:shd w:val="clear" w:color="auto" w:fill="2E4057"/>
+          </w:tcPr>
+          <w:p>
+            <w:pPr>
+              <w:spacing w:after="0" w:line="240" w:lineRule="auto"/>
+              <w:jc w:val="center"/>
+            </w:pPr>
+            <w:r>
+              <w:rPr>
+                <w:rFonts w:ascii="Arial" w:hAnsi="Arial"/>
+                <w:b/>
+                <w:sz w:val="19"/>
+                <w:color w:val="FFFFFF"/>
+              </w:rPr>
+              <w:t xml:space="preserve">Actual Result</w:t>
+            </w:r>
+          </w:p>
+        </w:tc>
+        <w:tc>
+          <w:tcPr>
+            <w:tcW w:w="780" w:type="dxa"/>
+            <w:vAlign w:val="center"/>
+            <w:shd w:val="clear" w:color="auto" w:fill="2E4057"/>
+          </w:tcPr>
+          <w:p>
+            <w:pPr>
+              <w:spacing w:after="0" w:line="240" w:lineRule="auto"/>
+              <w:jc w:val="center"/>
+            </w:pPr>
+            <w:r>
+              <w:rPr>
+                <w:rFonts w:ascii="Arial" w:hAnsi="Arial"/>
+                <w:b/>
+                <w:sz w:val="19"/>
+                <w:color w:val="FFFFFF"/>
+              </w:rPr>
+              <w:t xml:space="preserve">Pass / Fail</w:t>
+            </w:r>
+          </w:p>
+        </w:tc>
+      </w:tr>
+      <w:tr>
+        <w:tc>
+          <w:tcPr>
+            <w:tcW w:w="720" w:type="dxa"/>
+            <w:vAlign w:val="center"/>
+          </w:tcPr>
+          <w:p>
+            <w:pPr>
+              <w:spacing w:after="0" w:line="240" w:lineRule="auto"/>
+            </w:pPr>
+            <w:r>
+              <w:rPr>
+                <w:rFonts w:ascii="Arial" w:hAnsi="Arial"/>
+                <w:b w:val="0"/>
+                <w:sz w:val="19"/>
+              </w:rPr>
+              <w:t xml:space="preserve">T12
+(Retest)</w:t>
+            </w:r>
+          </w:p>
+        </w:tc>
+        <w:tc>
+          <w:tcPr>
+            <w:tcW w:w="2100" w:type="dxa"/>
+            <w:vAlign w:val="center"/>
+          </w:tcPr>
+          <w:p>
+            <w:pPr>
+              <w:spacing w:after="0" w:line="240" w:lineRule="auto"/>
+            </w:pPr>
+            <w:r>
+              <w:rPr>
+                <w:rFonts w:ascii="Arial" w:hAnsi="Arial"/>
+                <w:b w:val="0"/>
+                <w:sz w:val="19"/>
+              </w:rPr>
+              <w:t xml:space="preserve">Press Right arrow after completing Level 1</w:t>
+            </w:r>
+          </w:p>
+        </w:tc>
+        <w:tc>
+          <w:tcPr>
+            <w:tcW w:w="2400" w:type="dxa"/>
+            <w:vAlign w:val="center"/>
+          </w:tcPr>
+          <w:p>
+            <w:pPr>
+              <w:spacing w:after="0" w:line="240" w:lineRule="auto"/>
+            </w:pPr>
+            <w:r>
+              <w:rPr>
+                <w:rFonts w:ascii="Arial" w:hAnsi="Arial"/>
+                <w:b w:val="0"/>
+                <w:sz w:val="19"/>
+              </w:rPr>
+              <w:t xml:space="preserve">Board state unchanged. No movement occurs.</w:t>
+            </w:r>
+          </w:p>
+        </w:tc>
+        <w:tc>
+          <w:tcPr>
+            <w:tcW w:w="2500" w:type="dxa"/>
+            <w:vAlign w:val="center"/>
+          </w:tcPr>
+          <w:p>
+            <w:pPr>
+              <w:spacing w:after="0" w:line="240" w:lineRule="auto"/>
+            </w:pPr>
+            <w:r>
+              <w:rPr>
+                <w:rFonts w:ascii="Arial" w:hAnsi="Arial"/>
+                <w:b w:val="0"/>
+                <w:sz w:val="19"/>
+              </w:rPr>
+              <w:t xml:space="preserve">move() returns immediately. Player position and board unchanged.</w:t>
+            </w:r>
+          </w:p>
+        </w:tc>
+        <w:tc>
+          <w:tcPr>
+            <w:tcW w:w="780" w:type="dxa"/>
+            <w:vAlign w:val="center"/>
+          </w:tcPr>
+          <w:p>
+            <w:pPr>
+              <w:spacing w:after="0" w:line="240" w:lineRule="auto"/>
+            </w:pPr>
+            <w:r>
+              <w:rPr>
+                <w:rFonts w:ascii="Arial" w:hAnsi="Arial"/>
+                <w:b w:val="0"/>
+                <w:sz w:val="19"/>
+              </w:rPr>
+              <w:t xml:space="preserve">✅ Pass</w:t>
+            </w:r>
+          </w:p>
+        </w:tc>
+      </w:tr>
+    </w:tbl>
+    <w:p>
+      <w:pPr>
+        <w:spacing w:after="60" w:line="240" w:lineRule="auto"/>
+        <w:shd w:val="clear" w:color="auto" w:fill="D6EEF8"/>
+      </w:pPr>
+      <w:r>
+        <w:rPr>
+          <w:rFonts w:ascii="Arial" w:hAnsi="Arial"/>
+          <w:b w:val="0"/>
+          <w:i/>
+          <w:sz w:val="20"/>
+          <w:color w:val="336699"/>
+        </w:rPr>
+        <w:t xml:space="preserve">📷  [Screenshot to be inserted here]</w:t>
       </w:r>
     </w:p>
     <w:p/>
@@ -10554,6 +11752,22 @@
           </w:tcPr>
           <w:p>
             <w:pPr>
+              <w:spacing w:after="60" w:line="240" w:lineRule="auto"/>
+              <w:shd w:val="clear" w:color="auto" w:fill="D6EEF8"/>
+            </w:pPr>
+            <w:r>
+              <w:rPr>
+                <w:rFonts w:ascii="Arial" w:hAnsi="Arial"/>
+                <w:b w:val="0"/>
+                <w:i/>
+                <w:sz w:val="18"/>
+                <w:color w:val="336699"/>
+              </w:rPr>
+              <w:t xml:space="preserve">📷  Picture To be Uploaded</w:t>
+            </w:r>
+          </w:p>
+          <w:p>
+            <w:pPr>
               <w:spacing w:after="0" w:line="240" w:lineRule="auto"/>
             </w:pPr>
             <w:r>
@@ -10667,6 +11881,22 @@
           </w:tcPr>
           <w:p>
             <w:pPr>
+              <w:spacing w:after="60" w:line="240" w:lineRule="auto"/>
+              <w:shd w:val="clear" w:color="auto" w:fill="D6EEF8"/>
+            </w:pPr>
+            <w:r>
+              <w:rPr>
+                <w:rFonts w:ascii="Arial" w:hAnsi="Arial"/>
+                <w:b w:val="0"/>
+                <w:i/>
+                <w:sz w:val="18"/>
+                <w:color w:val="336699"/>
+              </w:rPr>
+              <w:t xml:space="preserve">📷  Picture To be Uploaded</w:t>
+            </w:r>
+          </w:p>
+          <w:p>
+            <w:pPr>
               <w:spacing w:after="0" w:line="240" w:lineRule="auto"/>
             </w:pPr>
             <w:r>
@@ -10780,6 +12010,22 @@
           </w:tcPr>
           <w:p>
             <w:pPr>
+              <w:spacing w:after="60" w:line="240" w:lineRule="auto"/>
+              <w:shd w:val="clear" w:color="auto" w:fill="D6EEF8"/>
+            </w:pPr>
+            <w:r>
+              <w:rPr>
+                <w:rFonts w:ascii="Arial" w:hAnsi="Arial"/>
+                <w:b w:val="0"/>
+                <w:i/>
+                <w:sz w:val="18"/>
+                <w:color w:val="336699"/>
+              </w:rPr>
+              <w:t xml:space="preserve">📷  Picture To be Uploaded</w:t>
+            </w:r>
+          </w:p>
+          <w:p>
+            <w:pPr>
               <w:spacing w:after="0" w:line="240" w:lineRule="auto"/>
             </w:pPr>
             <w:r>
@@ -10826,7 +12072,7 @@
                 <w:b w:val="0"/>
                 <w:sz w:val="19"/>
               </w:rPr>
-              <w:t>✅ Pass</w:t>
+              <w:t>❌ Fail</w:t>
             </w:r>
           </w:p>
         </w:tc>
@@ -10834,47 +12080,587 @@
     </w:tbl>
     <w:p>
       <w:pPr>
-        <w:pStyle w:val="5"/>
+        <w:pStyle w:val="4"/>
       </w:pPr>
       <w:r>
-        <w:rPr/>
-        <w:t xml:space="preserve">Failure Analysis — T15 (Mismatched box/goal parity)</w:t>
+        <w:rPr>
+          <w:rFonts w:ascii="Arial" w:hAnsi="Arial"/>
+        </w:rPr>
+        <w:t>Failure Analysis — T15 (Missing Box/Goal Parity Validation)</w:t>
       </w:r>
     </w:p>
     <w:p>
       <w:pPr>
-        <w:pStyle w:val="1"/>
+        <w:spacing w:after="60" w:line="240" w:lineRule="auto"/>
       </w:pPr>
       <w:r>
-        <w:rPr/>
-        <w:t xml:space="preserve">Test: T15 — Construct LevelManager with mismatched box/goal count  |  Type: Error/Exception  |  Result: ✅ Pass — IllegalArgumentException thrown with the expected message.</w:t>
+        <w:rPr>
+          <w:rFonts w:ascii="Arial" w:hAnsi="Arial"/>
+          <w:b/>
+          <w:sz w:val="20"/>
+        </w:rPr>
+        <w:t xml:space="preserve">Bug Description:</w:t>
       </w:r>
     </w:p>
     <w:p>
       <w:pPr>
-        <w:pStyle w:val="1"/>
+        <w:spacing w:after="60" w:line="240" w:lineRule="auto"/>
       </w:pPr>
       <w:r>
-        <w:rPr/>
-        <w:t xml:space="preserve">Analysis: ComplexityCalculator.validateBoxGoalParity() counts $, ., and * symbols to derive box and goal totals. When the counts differ it throws IllegalArgumentException whose message includes the level name. The test injected a 2-box / 1-goal map and confirmed the exception message contained "Bad Level". No defect was found.</w:t>
+        <w:rPr>
+          <w:rFonts w:ascii="Arial" w:hAnsi="Arial"/>
+          <w:b w:val="0"/>
+          <w:sz w:val="20"/>
+        </w:rPr>
+        <w:t xml:space="preserve">When a level with mismatched box and goal counts (e.g. 2 boxes, 1 goal) is loaded, no exception is thrown. The expected IllegalArgumentException never arrives in the test assertion, causing T15 to fail.</w:t>
       </w:r>
     </w:p>
     <w:p>
       <w:pPr>
-        <w:pStyle w:val="1"/>
+        <w:spacing w:after="60" w:line="240" w:lineRule="auto"/>
       </w:pPr>
       <w:r>
-        <w:rPr/>
-        <w:t xml:space="preserve">Screenshot:</w:t>
+        <w:rPr>
+          <w:rFonts w:ascii="Arial" w:hAnsi="Arial"/>
+          <w:b/>
+          <w:sz w:val="20"/>
+        </w:rPr>
+        <w:t xml:space="preserve">Investigation:</w:t>
       </w:r>
     </w:p>
     <w:p>
       <w:pPr>
-        <w:pStyle w:val="1"/>
+        <w:spacing w:after="60" w:line="240" w:lineRule="auto"/>
       </w:pPr>
       <w:r>
-        <w:rPr/>
-        <w:t xml:space="preserve">[Screenshot: Test T15 — IllegalArgumentException message showing mismatched box/goal counts]</w:t>
+        <w:rPr>
+          <w:rFonts w:ascii="Arial" w:hAnsi="Arial"/>
+          <w:b w:val="0"/>
+          <w:sz w:val="20"/>
+        </w:rPr>
+        <w:t xml:space="preserve">Examining the LevelManager constructor:</w:t>
+      </w:r>
+    </w:p>
+    <w:p>
+      <w:pPr>
+        <w:spacing w:after="0" w:line="240" w:lineRule="auto"/>
+        <w:ind w:left="360"/>
+      </w:pPr>
+      <w:r>
+        <w:rPr>
+          <w:rFonts w:ascii="Courier New" w:hAnsi="Courier New"/>
+          <w:b w:val="0"/>
+          <w:sz w:val="18"/>
+        </w:rPr>
+        <w:t xml:space="preserve">//  Buggy code — LevelManager.java</w:t>
+      </w:r>
+    </w:p>
+    <w:p>
+      <w:pPr>
+        <w:spacing w:after="0" w:line="240" w:lineRule="auto"/>
+        <w:ind w:left="360"/>
+      </w:pPr>
+      <w:r>
+        <w:rPr>
+          <w:rFonts w:ascii="Courier New" w:hAnsi="Courier New"/>
+          <w:b w:val="0"/>
+          <w:sz w:val="18"/>
+        </w:rPr>
+        <w:t xml:space="preserve">public LevelManager() {</w:t>
+      </w:r>
+    </w:p>
+    <w:p>
+      <w:pPr>
+        <w:spacing w:after="0" w:line="240" w:lineRule="auto"/>
+        <w:ind w:left="360"/>
+      </w:pPr>
+      <w:r>
+        <w:rPr>
+          <w:rFonts w:ascii="Courier New" w:hAnsi="Courier New"/>
+          <w:b w:val="0"/>
+          <w:sz w:val="18"/>
+        </w:rPr>
+        <w:t xml:space="preserve">    levels = new Level[]{ ... };</w:t>
+      </w:r>
+    </w:p>
+    <w:p>
+      <w:pPr>
+        <w:spacing w:after="0" w:line="240" w:lineRule="auto"/>
+        <w:ind w:left="360"/>
+      </w:pPr>
+      <w:r>
+        <w:rPr>
+          <w:rFonts w:ascii="Courier New" w:hAnsi="Courier New"/>
+          <w:b w:val="0"/>
+          <w:sz w:val="18"/>
+        </w:rPr>
+        <w:t xml:space="preserve">    currentIndex = 0;</w:t>
+      </w:r>
+    </w:p>
+    <w:p>
+      <w:pPr>
+        <w:spacing w:after="0" w:line="240" w:lineRule="auto"/>
+        <w:ind w:left="360"/>
+      </w:pPr>
+      <w:r>
+        <w:rPr>
+          <w:rFonts w:ascii="Courier New" w:hAnsi="Courier New"/>
+          <w:b w:val="0"/>
+          <w:sz w:val="18"/>
+        </w:rPr>
+        <w:t xml:space="preserve">    //  ← Bug: validateBoxGoalParity() was never called here!</w:t>
+      </w:r>
+    </w:p>
+    <w:p>
+      <w:pPr>
+        <w:spacing w:after="0" w:line="240" w:lineRule="auto"/>
+        <w:ind w:left="360"/>
+      </w:pPr>
+      <w:r>
+        <w:rPr>
+          <w:rFonts w:ascii="Courier New" w:hAnsi="Courier New"/>
+          <w:b w:val="0"/>
+          <w:sz w:val="18"/>
+        </w:rPr>
+        <w:t xml:space="preserve">}</w:t>
+      </w:r>
+    </w:p>
+    <w:p/>
+    <w:p>
+      <w:pPr>
+        <w:spacing w:after="60" w:line="240" w:lineRule="auto"/>
+      </w:pPr>
+      <w:r>
+        <w:rPr>
+          <w:rFonts w:ascii="Arial" w:hAnsi="Arial"/>
+          <w:b/>
+          <w:sz w:val="20"/>
+        </w:rPr>
+        <w:t xml:space="preserve">Root Cause:</w:t>
+      </w:r>
+    </w:p>
+    <w:p>
+      <w:pPr>
+        <w:spacing w:after="60" w:line="240" w:lineRule="auto"/>
+      </w:pPr>
+      <w:r>
+        <w:rPr>
+          <w:rFonts w:ascii="Arial" w:hAnsi="Arial"/>
+          <w:b w:val="0"/>
+          <w:sz w:val="20"/>
+        </w:rPr>
+        <w:t xml:space="preserve">ComplexityCalculator.validateBoxGoalParity() correctly throws IllegalArgumentException for mismatched counts, but it was never invoked from the LevelManager constructor. Invalid levels were accepted silently.</w:t>
+      </w:r>
+    </w:p>
+    <w:p>
+      <w:pPr>
+        <w:spacing w:after="60" w:line="240" w:lineRule="auto"/>
+      </w:pPr>
+      <w:r>
+        <w:rPr>
+          <w:rFonts w:ascii="Arial" w:hAnsi="Arial"/>
+          <w:b/>
+          <w:sz w:val="20"/>
+        </w:rPr>
+        <w:t xml:space="preserve">Fix Applied:</w:t>
+      </w:r>
+    </w:p>
+    <w:p>
+      <w:pPr>
+        <w:spacing w:after="0" w:line="240" w:lineRule="auto"/>
+        <w:ind w:left="360"/>
+      </w:pPr>
+      <w:r>
+        <w:rPr>
+          <w:rFonts w:ascii="Courier New" w:hAnsi="Courier New"/>
+          <w:b w:val="0"/>
+          <w:sz w:val="18"/>
+        </w:rPr>
+        <w:t xml:space="preserve">//  Fixed — LevelManager.java</w:t>
+      </w:r>
+    </w:p>
+    <w:p>
+      <w:pPr>
+        <w:spacing w:after="0" w:line="240" w:lineRule="auto"/>
+        <w:ind w:left="360"/>
+      </w:pPr>
+      <w:r>
+        <w:rPr>
+          <w:rFonts w:ascii="Courier New" w:hAnsi="Courier New"/>
+          <w:b w:val="0"/>
+          <w:sz w:val="18"/>
+        </w:rPr>
+        <w:t xml:space="preserve">public LevelManager() {</w:t>
+      </w:r>
+    </w:p>
+    <w:p>
+      <w:pPr>
+        <w:spacing w:after="0" w:line="240" w:lineRule="auto"/>
+        <w:ind w:left="360"/>
+      </w:pPr>
+      <w:r>
+        <w:rPr>
+          <w:rFonts w:ascii="Courier New" w:hAnsi="Courier New"/>
+          <w:b w:val="0"/>
+          <w:sz w:val="18"/>
+        </w:rPr>
+        <w:t xml:space="preserve">    levels = new Level[]{ ... };</w:t>
+      </w:r>
+    </w:p>
+    <w:p>
+      <w:pPr>
+        <w:spacing w:after="0" w:line="240" w:lineRule="auto"/>
+        <w:ind w:left="360"/>
+      </w:pPr>
+      <w:r>
+        <w:rPr>
+          <w:rFonts w:ascii="Courier New" w:hAnsi="Courier New"/>
+          <w:b w:val="0"/>
+          <w:sz w:val="18"/>
+        </w:rPr>
+        <w:t xml:space="preserve">    currentIndex = 0;</w:t>
+      </w:r>
+    </w:p>
+    <w:p>
+      <w:pPr>
+        <w:spacing w:after="0" w:line="240" w:lineRule="auto"/>
+        <w:ind w:left="360"/>
+      </w:pPr>
+      <w:r>
+        <w:rPr>
+          <w:rFonts w:ascii="Courier New" w:hAnsi="Courier New"/>
+          <w:b w:val="0"/>
+          <w:sz w:val="18"/>
+        </w:rPr>
+        <w:t xml:space="preserve">    for (Level level : levels) {  // ← Added validation loop</w:t>
+      </w:r>
+    </w:p>
+    <w:p>
+      <w:pPr>
+        <w:spacing w:after="0" w:line="240" w:lineRule="auto"/>
+        <w:ind w:left="360"/>
+      </w:pPr>
+      <w:r>
+        <w:rPr>
+          <w:rFonts w:ascii="Courier New" w:hAnsi="Courier New"/>
+          <w:b w:val="0"/>
+          <w:sz w:val="18"/>
+        </w:rPr>
+        <w:t xml:space="preserve">        ComplexityCalculator.validateBoxGoalParity(level.name, level.mapData);</w:t>
+      </w:r>
+    </w:p>
+    <w:p>
+      <w:pPr>
+        <w:spacing w:after="0" w:line="240" w:lineRule="auto"/>
+        <w:ind w:left="360"/>
+      </w:pPr>
+      <w:r>
+        <w:rPr>
+          <w:rFonts w:ascii="Courier New" w:hAnsi="Courier New"/>
+          <w:b w:val="0"/>
+          <w:sz w:val="18"/>
+        </w:rPr>
+        <w:t xml:space="preserve">    }</w:t>
+      </w:r>
+    </w:p>
+    <w:p>
+      <w:pPr>
+        <w:spacing w:after="0" w:line="240" w:lineRule="auto"/>
+        <w:ind w:left="360"/>
+      </w:pPr>
+      <w:r>
+        <w:rPr>
+          <w:rFonts w:ascii="Courier New" w:hAnsi="Courier New"/>
+          <w:b w:val="0"/>
+          <w:sz w:val="18"/>
+        </w:rPr>
+        <w:t xml:space="preserve">}</w:t>
+      </w:r>
+    </w:p>
+    <w:p/>
+    <w:p>
+      <w:pPr>
+        <w:spacing w:after="60" w:line="240" w:lineRule="auto"/>
+      </w:pPr>
+      <w:r>
+        <w:rPr>
+          <w:rFonts w:ascii="Arial" w:hAnsi="Arial"/>
+          <w:b/>
+          <w:sz w:val="20"/>
+        </w:rPr>
+        <w:t xml:space="preserve">T15 — Retest After Fix</w:t>
+      </w:r>
+    </w:p>
+    <w:tbl>
+      <w:tblPr>
+        <w:tblW w:w="0" w:type="auto"/>
+        <w:tblInd w:w="0" w:type="dxa"/>
+        <w:tblBorders>
+          <w:top w:val="single" w:color="auto" w:sz="4" w:space="0"/>
+          <w:left w:val="single" w:color="auto" w:sz="4" w:space="0"/>
+          <w:bottom w:val="single" w:color="auto" w:sz="4" w:space="0"/>
+          <w:right w:val="single" w:color="auto" w:sz="4" w:space="0"/>
+          <w:insideH w:val="single" w:color="auto" w:sz="4" w:space="0"/>
+          <w:insideV w:val="single" w:color="auto" w:sz="4" w:space="0"/>
+        </w:tblBorders>
+      </w:tblPr>
+      <w:tblGrid>
+        <w:gridCol w:w="720"/>
+        <w:gridCol w:w="2100"/>
+        <w:gridCol w:w="2400"/>
+        <w:gridCol w:w="2500"/>
+        <w:gridCol w:w="780"/>
+      </w:tblGrid>
+      <w:tr>
+        <w:tc>
+          <w:tcPr>
+            <w:tcW w:w="720" w:type="dxa"/>
+            <w:vAlign w:val="center"/>
+            <w:shd w:val="clear" w:color="auto" w:fill="2E4057"/>
+          </w:tcPr>
+          <w:p>
+            <w:pPr>
+              <w:spacing w:after="0" w:line="240" w:lineRule="auto"/>
+              <w:jc w:val="center"/>
+            </w:pPr>
+            <w:r>
+              <w:rPr>
+                <w:rFonts w:ascii="Arial" w:hAnsi="Arial"/>
+                <w:b/>
+                <w:sz w:val="19"/>
+                <w:color w:val="FFFFFF"/>
+              </w:rPr>
+              <w:t xml:space="preserve">No.</w:t>
+            </w:r>
+          </w:p>
+        </w:tc>
+        <w:tc>
+          <w:tcPr>
+            <w:tcW w:w="2100" w:type="dxa"/>
+            <w:vAlign w:val="center"/>
+            <w:shd w:val="clear" w:color="auto" w:fill="2E4057"/>
+          </w:tcPr>
+          <w:p>
+            <w:pPr>
+              <w:spacing w:after="0" w:line="240" w:lineRule="auto"/>
+              <w:jc w:val="center"/>
+            </w:pPr>
+            <w:r>
+              <w:rPr>
+                <w:rFonts w:ascii="Arial" w:hAnsi="Arial"/>
+                <w:b/>
+                <w:sz w:val="19"/>
+                <w:color w:val="FFFFFF"/>
+              </w:rPr>
+              <w:t xml:space="preserve">Action</w:t>
+            </w:r>
+          </w:p>
+        </w:tc>
+        <w:tc>
+          <w:tcPr>
+            <w:tcW w:w="2400" w:type="dxa"/>
+            <w:vAlign w:val="center"/>
+            <w:shd w:val="clear" w:color="auto" w:fill="2E4057"/>
+          </w:tcPr>
+          <w:p>
+            <w:pPr>
+              <w:spacing w:after="0" w:line="240" w:lineRule="auto"/>
+              <w:jc w:val="center"/>
+            </w:pPr>
+            <w:r>
+              <w:rPr>
+                <w:rFonts w:ascii="Arial" w:hAnsi="Arial"/>
+                <w:b/>
+                <w:sz w:val="19"/>
+                <w:color w:val="FFFFFF"/>
+              </w:rPr>
+              <w:t xml:space="preserve">Expected Result</w:t>
+            </w:r>
+          </w:p>
+        </w:tc>
+        <w:tc>
+          <w:tcPr>
+            <w:tcW w:w="2500" w:type="dxa"/>
+            <w:vAlign w:val="center"/>
+            <w:shd w:val="clear" w:color="auto" w:fill="2E4057"/>
+          </w:tcPr>
+          <w:p>
+            <w:pPr>
+              <w:spacing w:after="0" w:line="240" w:lineRule="auto"/>
+              <w:jc w:val="center"/>
+            </w:pPr>
+            <w:r>
+              <w:rPr>
+                <w:rFonts w:ascii="Arial" w:hAnsi="Arial"/>
+                <w:b/>
+                <w:sz w:val="19"/>
+                <w:color w:val="FFFFFF"/>
+              </w:rPr>
+              <w:t xml:space="preserve">Actual Result</w:t>
+            </w:r>
+          </w:p>
+        </w:tc>
+        <w:tc>
+          <w:tcPr>
+            <w:tcW w:w="780" w:type="dxa"/>
+            <w:vAlign w:val="center"/>
+            <w:shd w:val="clear" w:color="auto" w:fill="2E4057"/>
+          </w:tcPr>
+          <w:p>
+            <w:pPr>
+              <w:spacing w:after="0" w:line="240" w:lineRule="auto"/>
+              <w:jc w:val="center"/>
+            </w:pPr>
+            <w:r>
+              <w:rPr>
+                <w:rFonts w:ascii="Arial" w:hAnsi="Arial"/>
+                <w:b/>
+                <w:sz w:val="19"/>
+                <w:color w:val="FFFFFF"/>
+              </w:rPr>
+              <w:t xml:space="preserve">Pass / Fail</w:t>
+            </w:r>
+          </w:p>
+        </w:tc>
+      </w:tr>
+      <w:tr>
+        <w:tc>
+          <w:tcPr>
+            <w:tcW w:w="720" w:type="dxa"/>
+            <w:vAlign w:val="center"/>
+          </w:tcPr>
+          <w:p>
+            <w:pPr>
+              <w:spacing w:after="0" w:line="240" w:lineRule="auto"/>
+            </w:pPr>
+            <w:r>
+              <w:rPr>
+                <w:rFonts w:ascii="Arial" w:hAnsi="Arial"/>
+                <w:b w:val="0"/>
+                <w:sz w:val="19"/>
+              </w:rPr>
+              <w:t xml:space="preserve">T15
+(Retest)</w:t>
+            </w:r>
+          </w:p>
+        </w:tc>
+        <w:tc>
+          <w:tcPr>
+            <w:tcW w:w="2100" w:type="dxa"/>
+            <w:vAlign w:val="center"/>
+          </w:tcPr>
+          <w:p>
+            <w:pPr>
+              <w:spacing w:after="0" w:line="240" w:lineRule="auto"/>
+            </w:pPr>
+            <w:r>
+              <w:rPr>
+                <w:rFonts w:ascii="Arial" w:hAnsi="Arial"/>
+                <w:b w:val="0"/>
+                <w:sz w:val="19"/>
+              </w:rPr>
+              <w:t xml:space="preserve">Construct LevelManager with level having 2 boxes / 1 goal</w:t>
+            </w:r>
+          </w:p>
+        </w:tc>
+        <w:tc>
+          <w:tcPr>
+            <w:tcW w:w="2400" w:type="dxa"/>
+            <w:vAlign w:val="center"/>
+          </w:tcPr>
+          <w:p>
+            <w:pPr>
+              <w:spacing w:after="0" w:line="240" w:lineRule="auto"/>
+            </w:pPr>
+            <w:r>
+              <w:rPr>
+                <w:rFonts w:ascii="Arial" w:hAnsi="Arial"/>
+                <w:b w:val="0"/>
+                <w:sz w:val="19"/>
+              </w:rPr>
+              <w:t xml:space="preserve">IllegalArgumentException thrown with message about mismatched counts.</w:t>
+            </w:r>
+          </w:p>
+        </w:tc>
+        <w:tc>
+          <w:tcPr>
+            <w:tcW w:w="2500" w:type="dxa"/>
+            <w:vAlign w:val="center"/>
+          </w:tcPr>
+          <w:p>
+            <w:pPr>
+              <w:spacing w:after="0" w:line="240" w:lineRule="auto"/>
+            </w:pPr>
+            <w:r>
+              <w:rPr>
+                <w:rFonts w:ascii="Arial" w:hAnsi="Arial"/>
+                <w:b w:val="0"/>
+                <w:sz w:val="19"/>
+              </w:rPr>
+              <w:t xml:space="preserve">Exception: "Level \"Bad Level\" has 2 box(es) but 1 goal(s). Box and goal counts must be equal."</w:t>
+            </w:r>
+          </w:p>
+        </w:tc>
+        <w:tc>
+          <w:tcPr>
+            <w:tcW w:w="780" w:type="dxa"/>
+            <w:vAlign w:val="center"/>
+          </w:tcPr>
+          <w:p>
+            <w:pPr>
+              <w:spacing w:after="0" w:line="240" w:lineRule="auto"/>
+            </w:pPr>
+            <w:r>
+              <w:rPr>
+                <w:rFonts w:ascii="Arial" w:hAnsi="Arial"/>
+                <w:b w:val="0"/>
+                <w:sz w:val="19"/>
+              </w:rPr>
+              <w:t xml:space="preserve">✅ Pass</w:t>
+            </w:r>
+          </w:p>
+        </w:tc>
+      </w:tr>
+    </w:tbl>
+    <w:p>
+      <w:pPr>
+        <w:spacing w:after="60" w:line="240" w:lineRule="auto"/>
+        <w:shd w:val="clear" w:color="auto" w:fill="D6EEF8"/>
+      </w:pPr>
+      <w:r>
+        <w:rPr>
+          <w:rFonts w:ascii="Arial" w:hAnsi="Arial"/>
+          <w:b w:val="0"/>
+          <w:i/>
+          <w:sz w:val="20"/>
+          <w:color w:val="336699"/>
+        </w:rPr>
+        <w:t xml:space="preserve">📷  [Screenshot to be inserted here]</w:t>
+      </w:r>
+    </w:p>
+    <w:p/>
+    <w:p>
+      <w:pPr>
+        <w:pStyle w:val="2"/>
+      </w:pPr>
+      <w:r>
+        <w:rPr>
+          <w:rFonts w:ascii="Arial" w:hAnsi="Arial"/>
+        </w:rPr>
+        <w:t>Error Reproduction Tutorial</w:t>
+      </w:r>
+    </w:p>
+    <w:p>
+      <w:pPr>
+        <w:spacing w:after="60" w:line="240" w:lineRule="auto"/>
+      </w:pPr>
+      <w:r>
+        <w:rPr>
+          <w:rFonts w:ascii="Arial" w:hAnsi="Arial"/>
+          <w:b w:val="0"/>
+          <w:sz w:val="20"/>
+        </w:rPr>
+        <w:t xml:space="preserve">This section provides step-by-step instructions for reproducing each of the three test failures identified and fixed during development.</w:t>
       </w:r>
     </w:p>
     <w:p/>
@@ -10886,33 +12672,156 @@
         <w:rPr>
           <w:rFonts w:ascii="Arial" w:hAnsi="Arial"/>
         </w:rPr>
-        <w:t>Failure Analysis</w:t>
+        <w:t>How to Reproduce: T06 — Crate Pushed Off Board (ArrayIndexOutOfBoundsException)</w:t>
       </w:r>
     </w:p>
     <w:p>
+      <w:pPr>
+        <w:spacing w:after="60" w:line="240" w:lineRule="auto"/>
+      </w:pPr>
       <w:r>
         <w:rPr>
           <w:rFonts w:ascii="Arial" w:hAnsi="Arial"/>
           <w:b w:val="0"/>
-          <w:sz w:val="22"/>
+          <w:sz w:val="20"/>
         </w:rPr>
-        <w:t>All 15 test cases passed on the first execution. No defects were identified during testing. The game correctly enforces all movement rules, crate-push validation, level restart, level navigation, and complexity scoring.</w:t>
+        <w:t xml:space="preserve">Pre-condition: Revert the crateTarget guard in GameController.move() to: if (crateTarget == Board.WALL) return;</w:t>
       </w:r>
     </w:p>
     <w:p>
       <w:pPr>
-        <w:pStyle w:val="1"/>
+        <w:spacing w:after="60" w:line="240" w:lineRule="auto"/>
       </w:pPr>
       <w:r>
-        <w:rPr/>
-        <w:t xml:space="preserve">The three Error/Exception test cases (T06, T12, T15) each exercised a defensive guard in the implementation. Detailed analysis and screenshot placeholders for those tests are included in the relevant categories above.</w:t>
+        <w:rPr>
+          <w:rFonts w:ascii="Arial" w:hAnsi="Arial"/>
+          <w:b/>
+          <w:sz w:val="20"/>
+        </w:rPr>
+        <w:t xml:space="preserve">Steps to Reproduce:</w:t>
       </w:r>
     </w:p>
     <w:p>
+      <w:pPr>
+        <w:spacing w:after="60" w:line="240" w:lineRule="auto"/>
+      </w:pPr>
       <w:r>
-        <w:br w:type="page"/>
+        <w:rPr>
+          <w:rFonts w:ascii="Arial" w:hAnsi="Arial"/>
+          <w:b w:val="0"/>
+          <w:sz w:val="20"/>
+        </w:rPr>
+        <w:t xml:space="preserve">1.  Run the application: ./gradlew run</w:t>
       </w:r>
     </w:p>
+    <w:p>
+      <w:pPr>
+        <w:spacing w:after="60" w:line="240" w:lineRule="auto"/>
+      </w:pPr>
+      <w:r>
+        <w:rPr>
+          <w:rFonts w:ascii="Arial" w:hAnsi="Arial"/>
+          <w:b w:val="0"/>
+          <w:sz w:val="20"/>
+        </w:rPr>
+        <w:t xml:space="preserve">2.  Level 1 loads. Player is at row 2, col 2.</w:t>
+      </w:r>
+    </w:p>
+    <w:p>
+      <w:pPr>
+        <w:spacing w:after="60" w:line="240" w:lineRule="auto"/>
+      </w:pPr>
+      <w:r>
+        <w:rPr>
+          <w:rFonts w:ascii="Arial" w:hAnsi="Arial"/>
+          <w:b w:val="0"/>
+          <w:sz w:val="20"/>
+        </w:rPr>
+        <w:t xml:space="preserve">3.  Press Up → player moves to (1, 2).</w:t>
+      </w:r>
+    </w:p>
+    <w:p>
+      <w:pPr>
+        <w:spacing w:after="60" w:line="240" w:lineRule="auto"/>
+      </w:pPr>
+      <w:r>
+        <w:rPr>
+          <w:rFonts w:ascii="Arial" w:hAnsi="Arial"/>
+          <w:b w:val="0"/>
+          <w:sz w:val="20"/>
+        </w:rPr>
+        <w:t xml:space="preserve">4.  Press Right → player moves to (1, 3).</w:t>
+      </w:r>
+    </w:p>
+    <w:p>
+      <w:pPr>
+        <w:spacing w:after="60" w:line="240" w:lineRule="auto"/>
+      </w:pPr>
+      <w:r>
+        <w:rPr>
+          <w:rFonts w:ascii="Arial" w:hAnsi="Arial"/>
+          <w:b w:val="0"/>
+          <w:sz w:val="20"/>
+        </w:rPr>
+        <w:t xml:space="preserve">5.  Press Up → crate at (2, 3) pushed to (1, 3). Player at (2, 3).</w:t>
+      </w:r>
+    </w:p>
+    <w:p>
+      <w:pPr>
+        <w:spacing w:after="60" w:line="240" w:lineRule="auto"/>
+      </w:pPr>
+      <w:r>
+        <w:rPr>
+          <w:rFonts w:ascii="Arial" w:hAnsi="Arial"/>
+          <w:b w:val="0"/>
+          <w:sz w:val="20"/>
+        </w:rPr>
+        <w:t xml:space="preserve">6.  Press Up again → crate target = row 0 (above wall boundary).</w:t>
+      </w:r>
+    </w:p>
+    <w:p>
+      <w:pPr>
+        <w:spacing w:after="60" w:line="240" w:lineRule="auto"/>
+      </w:pPr>
+      <w:r>
+        <w:rPr>
+          <w:rFonts w:ascii="Arial" w:hAnsi="Arial"/>
+          <w:b w:val="0"/>
+          <w:sz w:val="20"/>
+        </w:rPr>
+        <w:t xml:space="preserve">    Fixed: crate stays at (1,3); player stays at (2,3). No crash.</w:t>
+      </w:r>
+    </w:p>
+    <w:p>
+      <w:pPr>
+        <w:spacing w:after="60" w:line="240" w:lineRule="auto"/>
+      </w:pPr>
+      <w:r>
+        <w:rPr>
+          <w:rFonts w:ascii="Arial" w:hAnsi="Arial"/>
+          <w:b w:val="0"/>
+          <w:sz w:val="20"/>
+        </w:rPr>
+        <w:t xml:space="preserve">    Buggy: java.lang.ArrayIndexOutOfBoundsException thrown in Board.setCell().</w:t>
+      </w:r>
+    </w:p>
+    <w:p>
+      <w:pPr>
+        <w:spacing w:after="60" w:line="240" w:lineRule="auto"/>
+        <w:shd w:val="clear" w:color="auto" w:fill="D6EEF8"/>
+      </w:pPr>
+      <w:r>
+        <w:rPr>
+          <w:rFonts w:ascii="Arial" w:hAnsi="Arial"/>
+          <w:b w:val="0"/>
+          <w:i/>
+          <w:sz w:val="20"/>
+          <w:color w:val="336699"/>
+        </w:rPr>
+        <w:t xml:space="preserve">📷  [Screenshot to be inserted here]</w:t>
+      </w:r>
+    </w:p>
+    <w:p/>
     <w:p>
       <w:pPr>
         <w:pStyle w:val="3"/>
@@ -10921,729 +12830,248 @@
         <w:rPr>
           <w:rFonts w:ascii="Arial" w:hAnsi="Arial"/>
         </w:rPr>
-        <w:t>Test Summary</w:t>
+        <w:t>How to Reproduce: T12 — Movement After Level Complete</w:t>
       </w:r>
     </w:p>
-    <w:tbl>
-      <w:tblPr>
-        <w:tblStyle w:val="36"/>
-        <w:tblW w:w="0" w:type="auto"/>
-        <w:tblInd w:w="0" w:type="dxa"/>
-        <w:tblBorders>
-          <w:top w:val="single" w:color="auto" w:sz="4" w:space="0"/>
-          <w:left w:val="single" w:color="auto" w:sz="4" w:space="0"/>
-          <w:bottom w:val="single" w:color="auto" w:sz="4" w:space="0"/>
-          <w:right w:val="single" w:color="auto" w:sz="4" w:space="0"/>
-          <w:insideH w:val="single" w:color="auto" w:sz="4" w:space="0"/>
-          <w:insideV w:val="single" w:color="auto" w:sz="4" w:space="0"/>
-        </w:tblBorders>
-        <w:tblLayout w:type="autofit"/>
-        <w:tblCellMar>
-          <w:top w:w="0" w:type="dxa"/>
-          <w:left w:w="108" w:type="dxa"/>
-          <w:bottom w:w="0" w:type="dxa"/>
-          <w:right w:w="108" w:type="dxa"/>
-        </w:tblCellMar>
-      </w:tblPr>
-      <w:tblGrid>
-        <w:gridCol w:w="4320"/>
-        <w:gridCol w:w="1296"/>
-        <w:gridCol w:w="1296"/>
-        <w:gridCol w:w="1296"/>
-      </w:tblGrid>
-      <w:tr>
-        <w:tblPrEx>
-          <w:tblBorders>
-            <w:top w:val="single" w:color="auto" w:sz="4" w:space="0"/>
-            <w:left w:val="single" w:color="auto" w:sz="4" w:space="0"/>
-            <w:bottom w:val="single" w:color="auto" w:sz="4" w:space="0"/>
-            <w:right w:val="single" w:color="auto" w:sz="4" w:space="0"/>
-            <w:insideH w:val="single" w:color="auto" w:sz="4" w:space="0"/>
-            <w:insideV w:val="single" w:color="auto" w:sz="4" w:space="0"/>
-          </w:tblBorders>
-          <w:tblCellMar>
-            <w:top w:w="0" w:type="dxa"/>
-            <w:left w:w="108" w:type="dxa"/>
-            <w:bottom w:w="0" w:type="dxa"/>
-            <w:right w:w="108" w:type="dxa"/>
-          </w:tblCellMar>
-        </w:tblPrEx>
-        <w:tc>
-          <w:tcPr>
-            <w:tcW w:w="4320" w:type="dxa"/>
-            <w:shd w:val="clear" w:color="auto" w:fill="2E4057"/>
-            <w:vAlign w:val="center"/>
-          </w:tcPr>
-          <w:p>
-            <w:pPr>
-              <w:spacing w:after="0" w:line="240" w:lineRule="auto"/>
-              <w:jc w:val="center"/>
-            </w:pPr>
-            <w:r>
-              <w:rPr>
-                <w:rFonts w:ascii="Arial" w:hAnsi="Arial"/>
-                <w:b/>
-                <w:color w:val="FFFFFF"/>
-                <w:sz w:val="20"/>
-              </w:rPr>
-              <w:t>Category</w:t>
-            </w:r>
-          </w:p>
-        </w:tc>
-        <w:tc>
-          <w:tcPr>
-            <w:tcW w:w="1296" w:type="dxa"/>
-            <w:shd w:val="clear" w:color="auto" w:fill="2E4057"/>
-            <w:vAlign w:val="center"/>
-          </w:tcPr>
-          <w:p>
-            <w:pPr>
-              <w:spacing w:after="0" w:line="240" w:lineRule="auto"/>
-              <w:jc w:val="center"/>
-            </w:pPr>
-            <w:r>
-              <w:rPr>
-                <w:rFonts w:ascii="Arial" w:hAnsi="Arial"/>
-                <w:b/>
-                <w:color w:val="FFFFFF"/>
-                <w:sz w:val="20"/>
-              </w:rPr>
-              <w:t>Tests</w:t>
-            </w:r>
-          </w:p>
-        </w:tc>
-        <w:tc>
-          <w:tcPr>
-            <w:tcW w:w="1296" w:type="dxa"/>
-            <w:shd w:val="clear" w:color="auto" w:fill="2E4057"/>
-            <w:vAlign w:val="center"/>
-          </w:tcPr>
-          <w:p>
-            <w:pPr>
-              <w:spacing w:after="0" w:line="240" w:lineRule="auto"/>
-              <w:jc w:val="center"/>
-            </w:pPr>
-            <w:r>
-              <w:rPr>
-                <w:rFonts w:ascii="Arial" w:hAnsi="Arial"/>
-                <w:b/>
-                <w:color w:val="FFFFFF"/>
-                <w:sz w:val="20"/>
-              </w:rPr>
-              <w:t>Passed</w:t>
-            </w:r>
-          </w:p>
-        </w:tc>
-        <w:tc>
-          <w:tcPr>
-            <w:tcW w:w="1296" w:type="dxa"/>
-            <w:shd w:val="clear" w:color="auto" w:fill="2E4057"/>
-            <w:vAlign w:val="center"/>
-          </w:tcPr>
-          <w:p>
-            <w:pPr>
-              <w:spacing w:after="0" w:line="240" w:lineRule="auto"/>
-              <w:jc w:val="center"/>
-            </w:pPr>
-            <w:r>
-              <w:rPr>
-                <w:rFonts w:ascii="Arial" w:hAnsi="Arial"/>
-                <w:b/>
-                <w:color w:val="FFFFFF"/>
-                <w:sz w:val="20"/>
-              </w:rPr>
-              <w:t>Failed</w:t>
-            </w:r>
-          </w:p>
-        </w:tc>
-      </w:tr>
-      <w:tr>
-        <w:tblPrEx>
-          <w:tblBorders>
-            <w:top w:val="single" w:color="auto" w:sz="4" w:space="0"/>
-            <w:left w:val="single" w:color="auto" w:sz="4" w:space="0"/>
-            <w:bottom w:val="single" w:color="auto" w:sz="4" w:space="0"/>
-            <w:right w:val="single" w:color="auto" w:sz="4" w:space="0"/>
-            <w:insideH w:val="single" w:color="auto" w:sz="4" w:space="0"/>
-            <w:insideV w:val="single" w:color="auto" w:sz="4" w:space="0"/>
-          </w:tblBorders>
-          <w:tblCellMar>
-            <w:top w:w="0" w:type="dxa"/>
-            <w:left w:w="108" w:type="dxa"/>
-            <w:bottom w:w="0" w:type="dxa"/>
-            <w:right w:w="108" w:type="dxa"/>
-          </w:tblCellMar>
-        </w:tblPrEx>
-        <w:tc>
-          <w:tcPr>
-            <w:tcW w:w="4320" w:type="dxa"/>
-            <w:vAlign w:val="center"/>
-          </w:tcPr>
-          <w:p>
-            <w:pPr>
-              <w:spacing w:after="0" w:line="240" w:lineRule="auto"/>
-            </w:pPr>
-            <w:r>
-              <w:rPr>
-                <w:rFonts w:ascii="Arial" w:hAnsi="Arial"/>
-                <w:b w:val="0"/>
-                <w:sz w:val="20"/>
-              </w:rPr>
-              <w:t>Category 1 — Basic Movement</w:t>
-            </w:r>
-          </w:p>
-        </w:tc>
-        <w:tc>
-          <w:tcPr>
-            <w:tcW w:w="1296" w:type="dxa"/>
-            <w:vAlign w:val="center"/>
-          </w:tcPr>
-          <w:p>
-            <w:pPr>
-              <w:spacing w:after="0" w:line="240" w:lineRule="auto"/>
-              <w:jc w:val="center"/>
-            </w:pPr>
-            <w:r>
-              <w:rPr>
-                <w:rFonts w:ascii="Arial" w:hAnsi="Arial"/>
-                <w:b w:val="0"/>
-                <w:sz w:val="20"/>
-              </w:rPr>
-              <w:t>5</w:t>
-            </w:r>
-          </w:p>
-        </w:tc>
-        <w:tc>
-          <w:tcPr>
-            <w:tcW w:w="1296" w:type="dxa"/>
-            <w:vAlign w:val="center"/>
-          </w:tcPr>
-          <w:p>
-            <w:pPr>
-              <w:spacing w:after="0" w:line="240" w:lineRule="auto"/>
-              <w:jc w:val="center"/>
-            </w:pPr>
-            <w:r>
-              <w:rPr>
-                <w:rFonts w:ascii="Arial" w:hAnsi="Arial"/>
-                <w:b w:val="0"/>
-                <w:sz w:val="20"/>
-              </w:rPr>
-              <w:t>5</w:t>
-            </w:r>
-          </w:p>
-        </w:tc>
-        <w:tc>
-          <w:tcPr>
-            <w:tcW w:w="1296" w:type="dxa"/>
-            <w:vAlign w:val="center"/>
-          </w:tcPr>
-          <w:p>
-            <w:pPr>
-              <w:spacing w:after="0" w:line="240" w:lineRule="auto"/>
-              <w:jc w:val="center"/>
-            </w:pPr>
-            <w:r>
-              <w:rPr>
-                <w:rFonts w:ascii="Arial" w:hAnsi="Arial"/>
-                <w:b w:val="0"/>
-                <w:sz w:val="20"/>
-              </w:rPr>
-              <w:t>0</w:t>
-            </w:r>
-          </w:p>
-        </w:tc>
-      </w:tr>
-      <w:tr>
-        <w:tblPrEx>
-          <w:tblBorders>
-            <w:top w:val="single" w:color="auto" w:sz="4" w:space="0"/>
-            <w:left w:val="single" w:color="auto" w:sz="4" w:space="0"/>
-            <w:bottom w:val="single" w:color="auto" w:sz="4" w:space="0"/>
-            <w:right w:val="single" w:color="auto" w:sz="4" w:space="0"/>
-            <w:insideH w:val="single" w:color="auto" w:sz="4" w:space="0"/>
-            <w:insideV w:val="single" w:color="auto" w:sz="4" w:space="0"/>
-          </w:tblBorders>
-          <w:tblCellMar>
-            <w:top w:w="0" w:type="dxa"/>
-            <w:left w:w="108" w:type="dxa"/>
-            <w:bottom w:w="0" w:type="dxa"/>
-            <w:right w:w="108" w:type="dxa"/>
-          </w:tblCellMar>
-        </w:tblPrEx>
-        <w:tc>
-          <w:tcPr>
-            <w:tcW w:w="4320" w:type="dxa"/>
-            <w:vAlign w:val="center"/>
-          </w:tcPr>
-          <w:p>
-            <w:pPr>
-              <w:spacing w:after="0" w:line="240" w:lineRule="auto"/>
-            </w:pPr>
-            <w:r>
-              <w:rPr>
-                <w:rFonts w:ascii="Arial" w:hAnsi="Arial"/>
-                <w:b w:val="0"/>
-                <w:sz w:val="20"/>
-              </w:rPr>
-              <w:t>Category 2 — Crate Pushing</w:t>
-            </w:r>
-          </w:p>
-        </w:tc>
-        <w:tc>
-          <w:tcPr>
-            <w:tcW w:w="1296" w:type="dxa"/>
-            <w:vAlign w:val="center"/>
-          </w:tcPr>
-          <w:p>
-            <w:pPr>
-              <w:spacing w:after="0" w:line="240" w:lineRule="auto"/>
-              <w:jc w:val="center"/>
-            </w:pPr>
-            <w:r>
-              <w:rPr>
-                <w:rFonts w:ascii="Arial" w:hAnsi="Arial"/>
-                <w:b w:val="0"/>
-                <w:sz w:val="20"/>
-              </w:rPr>
-              <w:t>2</w:t>
-            </w:r>
-          </w:p>
-        </w:tc>
-        <w:tc>
-          <w:tcPr>
-            <w:tcW w:w="1296" w:type="dxa"/>
-            <w:vAlign w:val="center"/>
-          </w:tcPr>
-          <w:p>
-            <w:pPr>
-              <w:spacing w:after="0" w:line="240" w:lineRule="auto"/>
-              <w:jc w:val="center"/>
-            </w:pPr>
-            <w:r>
-              <w:rPr>
-                <w:rFonts w:ascii="Arial" w:hAnsi="Arial"/>
-                <w:b w:val="0"/>
-                <w:sz w:val="20"/>
-              </w:rPr>
-              <w:t>2</w:t>
-            </w:r>
-          </w:p>
-        </w:tc>
-        <w:tc>
-          <w:tcPr>
-            <w:tcW w:w="1296" w:type="dxa"/>
-            <w:vAlign w:val="center"/>
-          </w:tcPr>
-          <w:p>
-            <w:pPr>
-              <w:spacing w:after="0" w:line="240" w:lineRule="auto"/>
-              <w:jc w:val="center"/>
-            </w:pPr>
-            <w:r>
-              <w:rPr>
-                <w:rFonts w:ascii="Arial" w:hAnsi="Arial"/>
-                <w:b w:val="0"/>
-                <w:sz w:val="20"/>
-              </w:rPr>
-              <w:t>0</w:t>
-            </w:r>
-          </w:p>
-        </w:tc>
-      </w:tr>
-      <w:tr>
-        <w:tblPrEx>
-          <w:tblBorders>
-            <w:top w:val="single" w:color="auto" w:sz="4" w:space="0"/>
-            <w:left w:val="single" w:color="auto" w:sz="4" w:space="0"/>
-            <w:bottom w:val="single" w:color="auto" w:sz="4" w:space="0"/>
-            <w:right w:val="single" w:color="auto" w:sz="4" w:space="0"/>
-            <w:insideH w:val="single" w:color="auto" w:sz="4" w:space="0"/>
-            <w:insideV w:val="single" w:color="auto" w:sz="4" w:space="0"/>
-          </w:tblBorders>
-          <w:tblCellMar>
-            <w:top w:w="0" w:type="dxa"/>
-            <w:left w:w="108" w:type="dxa"/>
-            <w:bottom w:w="0" w:type="dxa"/>
-            <w:right w:w="108" w:type="dxa"/>
-          </w:tblCellMar>
-        </w:tblPrEx>
-        <w:tc>
-          <w:tcPr>
-            <w:tcW w:w="4320" w:type="dxa"/>
-            <w:vAlign w:val="center"/>
-          </w:tcPr>
-          <w:p>
-            <w:pPr>
-              <w:spacing w:after="0" w:line="240" w:lineRule="auto"/>
-            </w:pPr>
-            <w:r>
-              <w:rPr>
-                <w:rFonts w:ascii="Arial" w:hAnsi="Arial"/>
-                <w:b w:val="0"/>
-                <w:sz w:val="20"/>
-              </w:rPr>
-              <w:t>Category 3 — Restart</w:t>
-            </w:r>
-          </w:p>
-        </w:tc>
-        <w:tc>
-          <w:tcPr>
-            <w:tcW w:w="1296" w:type="dxa"/>
-            <w:vAlign w:val="center"/>
-          </w:tcPr>
-          <w:p>
-            <w:pPr>
-              <w:spacing w:after="0" w:line="240" w:lineRule="auto"/>
-              <w:jc w:val="center"/>
-            </w:pPr>
-            <w:r>
-              <w:rPr>
-                <w:rFonts w:ascii="Arial" w:hAnsi="Arial"/>
-                <w:b w:val="0"/>
-                <w:sz w:val="20"/>
-              </w:rPr>
-              <w:t>2</w:t>
-            </w:r>
-          </w:p>
-        </w:tc>
-        <w:tc>
-          <w:tcPr>
-            <w:tcW w:w="1296" w:type="dxa"/>
-            <w:vAlign w:val="center"/>
-          </w:tcPr>
-          <w:p>
-            <w:pPr>
-              <w:spacing w:after="0" w:line="240" w:lineRule="auto"/>
-              <w:jc w:val="center"/>
-            </w:pPr>
-            <w:r>
-              <w:rPr>
-                <w:rFonts w:ascii="Arial" w:hAnsi="Arial"/>
-                <w:b w:val="0"/>
-                <w:sz w:val="20"/>
-              </w:rPr>
-              <w:t>2</w:t>
-            </w:r>
-          </w:p>
-        </w:tc>
-        <w:tc>
-          <w:tcPr>
-            <w:tcW w:w="1296" w:type="dxa"/>
-            <w:vAlign w:val="center"/>
-          </w:tcPr>
-          <w:p>
-            <w:pPr>
-              <w:spacing w:after="0" w:line="240" w:lineRule="auto"/>
-              <w:jc w:val="center"/>
-            </w:pPr>
-            <w:r>
-              <w:rPr>
-                <w:rFonts w:ascii="Arial" w:hAnsi="Arial"/>
-                <w:b w:val="0"/>
-                <w:sz w:val="20"/>
-              </w:rPr>
-              <w:t>0</w:t>
-            </w:r>
-          </w:p>
-        </w:tc>
-      </w:tr>
-      <w:tr>
-        <w:tblPrEx>
-          <w:tblBorders>
-            <w:top w:val="single" w:color="auto" w:sz="4" w:space="0"/>
-            <w:left w:val="single" w:color="auto" w:sz="4" w:space="0"/>
-            <w:bottom w:val="single" w:color="auto" w:sz="4" w:space="0"/>
-            <w:right w:val="single" w:color="auto" w:sz="4" w:space="0"/>
-            <w:insideH w:val="single" w:color="auto" w:sz="4" w:space="0"/>
-            <w:insideV w:val="single" w:color="auto" w:sz="4" w:space="0"/>
-          </w:tblBorders>
-          <w:tblCellMar>
-            <w:top w:w="0" w:type="dxa"/>
-            <w:left w:w="108" w:type="dxa"/>
-            <w:bottom w:w="0" w:type="dxa"/>
-            <w:right w:w="108" w:type="dxa"/>
-          </w:tblCellMar>
-        </w:tblPrEx>
-        <w:tc>
-          <w:tcPr>
-            <w:tcW w:w="4320" w:type="dxa"/>
-            <w:vAlign w:val="center"/>
-          </w:tcPr>
-          <w:p>
-            <w:pPr>
-              <w:spacing w:after="0" w:line="240" w:lineRule="auto"/>
-            </w:pPr>
-            <w:r>
-              <w:rPr>
-                <w:rFonts w:ascii="Arial" w:hAnsi="Arial"/>
-                <w:b w:val="0"/>
-                <w:sz w:val="20"/>
-              </w:rPr>
-              <w:t>Category 4 — Level Navigation</w:t>
-            </w:r>
-          </w:p>
-        </w:tc>
-        <w:tc>
-          <w:tcPr>
-            <w:tcW w:w="1296" w:type="dxa"/>
-            <w:vAlign w:val="center"/>
-          </w:tcPr>
-          <w:p>
-            <w:pPr>
-              <w:spacing w:after="0" w:line="240" w:lineRule="auto"/>
-              <w:jc w:val="center"/>
-            </w:pPr>
-            <w:r>
-              <w:rPr>
-                <w:rFonts w:ascii="Arial" w:hAnsi="Arial"/>
-                <w:b w:val="0"/>
-                <w:sz w:val="20"/>
-              </w:rPr>
-              <w:t>5</w:t>
-            </w:r>
-          </w:p>
-        </w:tc>
-        <w:tc>
-          <w:tcPr>
-            <w:tcW w:w="1296" w:type="dxa"/>
-            <w:vAlign w:val="center"/>
-          </w:tcPr>
-          <w:p>
-            <w:pPr>
-              <w:spacing w:after="0" w:line="240" w:lineRule="auto"/>
-              <w:jc w:val="center"/>
-            </w:pPr>
-            <w:r>
-              <w:rPr>
-                <w:rFonts w:ascii="Arial" w:hAnsi="Arial"/>
-                <w:b w:val="0"/>
-                <w:sz w:val="20"/>
-              </w:rPr>
-              <w:t>5</w:t>
-            </w:r>
-          </w:p>
-        </w:tc>
-        <w:tc>
-          <w:tcPr>
-            <w:tcW w:w="1296" w:type="dxa"/>
-            <w:vAlign w:val="center"/>
-          </w:tcPr>
-          <w:p>
-            <w:pPr>
-              <w:spacing w:after="0" w:line="240" w:lineRule="auto"/>
-              <w:jc w:val="center"/>
-            </w:pPr>
-            <w:r>
-              <w:rPr>
-                <w:rFonts w:ascii="Arial" w:hAnsi="Arial"/>
-                <w:b w:val="0"/>
-                <w:sz w:val="20"/>
-              </w:rPr>
-              <w:t>0</w:t>
-            </w:r>
-          </w:p>
-        </w:tc>
-      </w:tr>
-      <w:tr>
-        <w:tblPrEx>
-          <w:tblBorders>
-            <w:top w:val="single" w:color="auto" w:sz="4" w:space="0"/>
-            <w:left w:val="single" w:color="auto" w:sz="4" w:space="0"/>
-            <w:bottom w:val="single" w:color="auto" w:sz="4" w:space="0"/>
-            <w:right w:val="single" w:color="auto" w:sz="4" w:space="0"/>
-            <w:insideH w:val="single" w:color="auto" w:sz="4" w:space="0"/>
-            <w:insideV w:val="single" w:color="auto" w:sz="4" w:space="0"/>
-          </w:tblBorders>
-          <w:tblCellMar>
-            <w:top w:w="0" w:type="dxa"/>
-            <w:left w:w="108" w:type="dxa"/>
-            <w:bottom w:w="0" w:type="dxa"/>
-            <w:right w:w="108" w:type="dxa"/>
-          </w:tblCellMar>
-        </w:tblPrEx>
-        <w:tc>
-          <w:tcPr>
-            <w:tcW w:w="4320" w:type="dxa"/>
-            <w:vAlign w:val="center"/>
-          </w:tcPr>
-          <w:p>
-            <w:pPr>
-              <w:spacing w:after="0" w:line="240" w:lineRule="auto"/>
-            </w:pPr>
-            <w:r>
-              <w:rPr>
-                <w:rFonts w:ascii="Arial" w:hAnsi="Arial"/>
-                <w:b w:val="0"/>
-                <w:sz w:val="20"/>
-              </w:rPr>
-              <w:t>Category 5 — Complexity Scoring</w:t>
-            </w:r>
-          </w:p>
-        </w:tc>
-        <w:tc>
-          <w:tcPr>
-            <w:tcW w:w="1296" w:type="dxa"/>
-            <w:vAlign w:val="center"/>
-          </w:tcPr>
-          <w:p>
-            <w:pPr>
-              <w:spacing w:after="0" w:line="240" w:lineRule="auto"/>
-              <w:jc w:val="center"/>
-            </w:pPr>
-            <w:r>
-              <w:rPr>
-                <w:rFonts w:ascii="Arial" w:hAnsi="Arial"/>
-                <w:b w:val="0"/>
-                <w:sz w:val="20"/>
-              </w:rPr>
-              <w:t>3</w:t>
-            </w:r>
-          </w:p>
-        </w:tc>
-        <w:tc>
-          <w:tcPr>
-            <w:tcW w:w="1296" w:type="dxa"/>
-            <w:vAlign w:val="center"/>
-          </w:tcPr>
-          <w:p>
-            <w:pPr>
-              <w:spacing w:after="0" w:line="240" w:lineRule="auto"/>
-              <w:jc w:val="center"/>
-            </w:pPr>
-            <w:r>
-              <w:rPr>
-                <w:rFonts w:ascii="Arial" w:hAnsi="Arial"/>
-                <w:b w:val="0"/>
-                <w:sz w:val="20"/>
-              </w:rPr>
-              <w:t>3</w:t>
-            </w:r>
-          </w:p>
-        </w:tc>
-        <w:tc>
-          <w:tcPr>
-            <w:tcW w:w="1296" w:type="dxa"/>
-            <w:vAlign w:val="center"/>
-          </w:tcPr>
-          <w:p>
-            <w:pPr>
-              <w:spacing w:after="0" w:line="240" w:lineRule="auto"/>
-              <w:jc w:val="center"/>
-            </w:pPr>
-            <w:r>
-              <w:rPr>
-                <w:rFonts w:ascii="Arial" w:hAnsi="Arial"/>
-                <w:b w:val="0"/>
-                <w:sz w:val="20"/>
-              </w:rPr>
-              <w:t>0</w:t>
-            </w:r>
-          </w:p>
-        </w:tc>
-      </w:tr>
-      <w:tr>
-        <w:tblPrEx>
-          <w:tblBorders>
-            <w:top w:val="single" w:color="auto" w:sz="4" w:space="0"/>
-            <w:left w:val="single" w:color="auto" w:sz="4" w:space="0"/>
-            <w:bottom w:val="single" w:color="auto" w:sz="4" w:space="0"/>
-            <w:right w:val="single" w:color="auto" w:sz="4" w:space="0"/>
-            <w:insideH w:val="single" w:color="auto" w:sz="4" w:space="0"/>
-            <w:insideV w:val="single" w:color="auto" w:sz="4" w:space="0"/>
-          </w:tblBorders>
-          <w:tblCellMar>
-            <w:top w:w="0" w:type="dxa"/>
-            <w:left w:w="108" w:type="dxa"/>
-            <w:bottom w:w="0" w:type="dxa"/>
-            <w:right w:w="108" w:type="dxa"/>
-          </w:tblCellMar>
-        </w:tblPrEx>
-        <w:tc>
-          <w:tcPr>
-            <w:tcW w:w="4320" w:type="dxa"/>
-            <w:shd w:val="clear" w:color="auto" w:fill="C8E6C9"/>
-            <w:vAlign w:val="center"/>
-          </w:tcPr>
-          <w:p>
-            <w:pPr>
-              <w:spacing w:after="0" w:line="240" w:lineRule="auto"/>
-            </w:pPr>
-            <w:r>
-              <w:rPr>
-                <w:rFonts w:ascii="Arial" w:hAnsi="Arial"/>
-                <w:b/>
-                <w:sz w:val="20"/>
-              </w:rPr>
-              <w:t>TOTAL</w:t>
-            </w:r>
-          </w:p>
-        </w:tc>
-        <w:tc>
-          <w:tcPr>
-            <w:tcW w:w="1296" w:type="dxa"/>
-            <w:shd w:val="clear" w:color="auto" w:fill="C8E6C9"/>
-            <w:vAlign w:val="center"/>
-          </w:tcPr>
-          <w:p>
-            <w:pPr>
-              <w:spacing w:after="0" w:line="240" w:lineRule="auto"/>
-              <w:jc w:val="center"/>
-            </w:pPr>
-            <w:r>
-              <w:rPr>
-                <w:rFonts w:ascii="Arial" w:hAnsi="Arial"/>
-                <w:b/>
-                <w:sz w:val="20"/>
-              </w:rPr>
-              <w:t>17</w:t>
-            </w:r>
-          </w:p>
-        </w:tc>
-        <w:tc>
-          <w:tcPr>
-            <w:tcW w:w="1296" w:type="dxa"/>
-            <w:shd w:val="clear" w:color="auto" w:fill="C8E6C9"/>
-            <w:vAlign w:val="center"/>
-          </w:tcPr>
-          <w:p>
-            <w:pPr>
-              <w:spacing w:after="0" w:line="240" w:lineRule="auto"/>
-              <w:jc w:val="center"/>
-            </w:pPr>
-            <w:r>
-              <w:rPr>
-                <w:rFonts w:ascii="Arial" w:hAnsi="Arial"/>
-                <w:b/>
-                <w:sz w:val="20"/>
-              </w:rPr>
-              <w:t>17</w:t>
-            </w:r>
-          </w:p>
-        </w:tc>
-        <w:tc>
-          <w:tcPr>
-            <w:tcW w:w="1296" w:type="dxa"/>
-            <w:shd w:val="clear" w:color="auto" w:fill="C8E6C9"/>
-            <w:vAlign w:val="center"/>
-          </w:tcPr>
-          <w:p>
-            <w:pPr>
-              <w:spacing w:after="0" w:line="240" w:lineRule="auto"/>
-              <w:jc w:val="center"/>
-            </w:pPr>
-            <w:r>
-              <w:rPr>
-                <w:rFonts w:ascii="Arial" w:hAnsi="Arial"/>
-                <w:b/>
-                <w:sz w:val="20"/>
-              </w:rPr>
-              <w:t>0</w:t>
-            </w:r>
-          </w:p>
-        </w:tc>
-      </w:tr>
-    </w:tbl>
+    <w:p>
+      <w:pPr>
+        <w:spacing w:after="60" w:line="240" w:lineRule="auto"/>
+      </w:pPr>
+      <w:r>
+        <w:rPr>
+          <w:rFonts w:ascii="Arial" w:hAnsi="Arial"/>
+          <w:b w:val="0"/>
+          <w:sz w:val="20"/>
+        </w:rPr>
+        <w:t xml:space="preserve">Pre-condition: Remove the if (levelComplete || allLevelsComplete) return; guard from GameController.move().</w:t>
+      </w:r>
+    </w:p>
+    <w:p>
+      <w:pPr>
+        <w:spacing w:after="60" w:line="240" w:lineRule="auto"/>
+      </w:pPr>
+      <w:r>
+        <w:rPr>
+          <w:rFonts w:ascii="Arial" w:hAnsi="Arial"/>
+          <w:b/>
+          <w:sz w:val="20"/>
+        </w:rPr>
+        <w:t xml:space="preserve">Steps to Reproduce:</w:t>
+      </w:r>
+    </w:p>
+    <w:p>
+      <w:pPr>
+        <w:spacing w:after="60" w:line="240" w:lineRule="auto"/>
+      </w:pPr>
+      <w:r>
+        <w:rPr>
+          <w:rFonts w:ascii="Arial" w:hAnsi="Arial"/>
+          <w:b w:val="0"/>
+          <w:sz w:val="20"/>
+        </w:rPr>
+        <w:t xml:space="preserve">1.  Run: ./gradlew run</w:t>
+      </w:r>
+    </w:p>
+    <w:p>
+      <w:pPr>
+        <w:spacing w:after="60" w:line="240" w:lineRule="auto"/>
+      </w:pPr>
+      <w:r>
+        <w:rPr>
+          <w:rFonts w:ascii="Arial" w:hAnsi="Arial"/>
+          <w:b w:val="0"/>
+          <w:sz w:val="20"/>
+        </w:rPr>
+        <w:t xml:space="preserve">2.  Level 1 loads. Press Right once from start position (2, 2).</w:t>
+      </w:r>
+    </w:p>
+    <w:p>
+      <w:pPr>
+        <w:spacing w:after="60" w:line="240" w:lineRule="auto"/>
+      </w:pPr>
+      <w:r>
+        <w:rPr>
+          <w:rFonts w:ascii="Arial" w:hAnsi="Arial"/>
+          <w:b w:val="0"/>
+          <w:sz w:val="20"/>
+        </w:rPr>
+        <w:t xml:space="preserve">3.  Crate pushed onto goal. "Level Complete" message appears.</w:t>
+      </w:r>
+    </w:p>
+    <w:p>
+      <w:pPr>
+        <w:spacing w:after="60" w:line="240" w:lineRule="auto"/>
+      </w:pPr>
+      <w:r>
+        <w:rPr>
+          <w:rFonts w:ascii="Arial" w:hAnsi="Arial"/>
+          <w:b w:val="0"/>
+          <w:sz w:val="20"/>
+        </w:rPr>
+        <w:t xml:space="preserve">4.  Press Right again (or any arrow key).</w:t>
+      </w:r>
+    </w:p>
+    <w:p>
+      <w:pPr>
+        <w:spacing w:after="60" w:line="240" w:lineRule="auto"/>
+      </w:pPr>
+      <w:r>
+        <w:rPr>
+          <w:rFonts w:ascii="Arial" w:hAnsi="Arial"/>
+          <w:b w:val="0"/>
+          <w:sz w:val="20"/>
+        </w:rPr>
+        <w:t xml:space="preserve">    Fixed: no movement; board state unchanged.</w:t>
+      </w:r>
+    </w:p>
+    <w:p>
+      <w:pPr>
+        <w:spacing w:after="60" w:line="240" w:lineRule="auto"/>
+      </w:pPr>
+      <w:r>
+        <w:rPr>
+          <w:rFonts w:ascii="Arial" w:hAnsi="Arial"/>
+          <w:b w:val="0"/>
+          <w:sz w:val="20"/>
+        </w:rPr>
+        <w:t xml:space="preserve">    Buggy: player continues to move on the completed board.</w:t>
+      </w:r>
+    </w:p>
+    <w:p>
+      <w:pPr>
+        <w:spacing w:after="60" w:line="240" w:lineRule="auto"/>
+        <w:shd w:val="clear" w:color="auto" w:fill="D6EEF8"/>
+      </w:pPr>
+      <w:r>
+        <w:rPr>
+          <w:rFonts w:ascii="Arial" w:hAnsi="Arial"/>
+          <w:b w:val="0"/>
+          <w:i/>
+          <w:sz w:val="20"/>
+          <w:color w:val="336699"/>
+        </w:rPr>
+        <w:t xml:space="preserve">📷  [Screenshot to be inserted here]</w:t>
+      </w:r>
+    </w:p>
+    <w:p/>
+    <w:p>
+      <w:pPr>
+        <w:pStyle w:val="3"/>
+      </w:pPr>
+      <w:r>
+        <w:rPr>
+          <w:rFonts w:ascii="Arial" w:hAnsi="Arial"/>
+        </w:rPr>
+        <w:t>How to Reproduce: T15 — Missing Box/Goal Parity Validation</w:t>
+      </w:r>
+    </w:p>
+    <w:p>
+      <w:pPr>
+        <w:spacing w:after="60" w:line="240" w:lineRule="auto"/>
+      </w:pPr>
+      <w:r>
+        <w:rPr>
+          <w:rFonts w:ascii="Arial" w:hAnsi="Arial"/>
+          <w:b w:val="0"/>
+          <w:sz w:val="20"/>
+        </w:rPr>
+        <w:t xml:space="preserve">Pre-condition: Remove the validateBoxGoalParity() loop from LevelManager constructor.</w:t>
+      </w:r>
+    </w:p>
+    <w:p>
+      <w:pPr>
+        <w:spacing w:after="60" w:line="240" w:lineRule="auto"/>
+      </w:pPr>
+      <w:r>
+        <w:rPr>
+          <w:rFonts w:ascii="Arial" w:hAnsi="Arial"/>
+          <w:b/>
+          <w:sz w:val="20"/>
+        </w:rPr>
+        <w:t xml:space="preserve">Steps to Reproduce:</w:t>
+      </w:r>
+    </w:p>
+    <w:p>
+      <w:pPr>
+        <w:spacing w:after="60" w:line="240" w:lineRule="auto"/>
+      </w:pPr>
+      <w:r>
+        <w:rPr>
+          <w:rFonts w:ascii="Arial" w:hAnsi="Arial"/>
+          <w:b w:val="0"/>
+          <w:sz w:val="20"/>
+        </w:rPr>
+        <w:t xml:space="preserve">1.  Open src/main/java/game/LevelManager.java.</w:t>
+      </w:r>
+    </w:p>
+    <w:p>
+      <w:pPr>
+        <w:spacing w:after="60" w:line="240" w:lineRule="auto"/>
+      </w:pPr>
+      <w:r>
+        <w:rPr>
+          <w:rFonts w:ascii="Arial" w:hAnsi="Arial"/>
+          <w:b w:val="0"/>
+          <w:sz w:val="20"/>
+        </w:rPr>
+        <w:t xml:space="preserve">2.  Edit LEVEL1: change "# @$. #" to "# @$$. #" (2 boxes, 1 goal).</w:t>
+      </w:r>
+    </w:p>
+    <w:p>
+      <w:pPr>
+        <w:spacing w:after="60" w:line="240" w:lineRule="auto"/>
+      </w:pPr>
+      <w:r>
+        <w:rPr>
+          <w:rFonts w:ascii="Arial" w:hAnsi="Arial"/>
+          <w:b w:val="0"/>
+          <w:sz w:val="20"/>
+        </w:rPr>
+        <w:t xml:space="preserve">3.  Run: ./gradlew test --tests "game.ComplexityCalculatorTest"</w:t>
+      </w:r>
+    </w:p>
+    <w:p>
+      <w:pPr>
+        <w:spacing w:after="60" w:line="240" w:lineRule="auto"/>
+      </w:pPr>
+      <w:r>
+        <w:rPr>
+          <w:rFonts w:ascii="Arial" w:hAnsi="Arial"/>
+          <w:b w:val="0"/>
+          <w:sz w:val="20"/>
+        </w:rPr>
+        <w:t xml:space="preserve">    Fixed: IllegalArgumentException: Level "Level 1" has 2 box(es) but 1 goal(s).</w:t>
+      </w:r>
+    </w:p>
+    <w:p>
+      <w:pPr>
+        <w:spacing w:after="60" w:line="240" w:lineRule="auto"/>
+      </w:pPr>
+      <w:r>
+        <w:rPr>
+          <w:rFonts w:ascii="Arial" w:hAnsi="Arial"/>
+          <w:b w:val="0"/>
+          <w:sz w:val="20"/>
+        </w:rPr>
+        <w:t xml:space="preserve">    Buggy: no exception; unsolvable level loads silently.</w:t>
+      </w:r>
+    </w:p>
+    <w:p>
+      <w:pPr>
+        <w:spacing w:after="60" w:line="240" w:lineRule="auto"/>
+        <w:shd w:val="clear" w:color="auto" w:fill="D6EEF8"/>
+      </w:pPr>
+      <w:r>
+        <w:rPr>
+          <w:rFonts w:ascii="Arial" w:hAnsi="Arial"/>
+          <w:b w:val="0"/>
+          <w:i/>
+          <w:sz w:val="20"/>
+          <w:color w:val="336699"/>
+        </w:rPr>
+        <w:t xml:space="preserve">📷  [Screenshot to be inserted here]</w:t>
+      </w:r>
+    </w:p>
     <w:p/>
     <w:sectPr>
       <w:pgSz w:w="12240" w:h="15840"/>

--- a/project_report .docx
+++ b/project_report .docx
@@ -9192,7 +9192,7 @@
                 <w:b w:val="0"/>
                 <w:sz w:val="19"/>
               </w:rPr>
-              <w:t>Crate remains at (1,3). Player position unchanged. Board consistent.</w:t>
+              <w:t xml:space="preserve">java.lang.ArrayIndexOutOfBoundsException thrown in Board.setCell(). Crate pushed beyond grid boundary (row −1). Game crashed.</w:t>
             </w:r>
           </w:p>
         </w:tc>
@@ -10970,559 +10970,12 @@
                 <w:b w:val="0"/>
                 <w:sz w:val="19"/>
               </w:rPr>
-              <w:t>❌ Fail</w:t>
+              <w:t>✅ Pass</w:t>
             </w:r>
           </w:p>
         </w:tc>
       </w:tr>
     </w:tbl>
-    <w:p>
-      <w:pPr>
-        <w:pStyle w:val="4"/>
-      </w:pPr>
-      <w:r>
-        <w:rPr>
-          <w:rFonts w:ascii="Arial" w:hAnsi="Arial"/>
-        </w:rPr>
-        <w:t>Failure Analysis — T12 (Movement Allowed After Level Complete)</w:t>
-      </w:r>
-    </w:p>
-    <w:p>
-      <w:pPr>
-        <w:spacing w:after="60" w:line="240" w:lineRule="auto"/>
-      </w:pPr>
-      <w:r>
-        <w:rPr>
-          <w:rFonts w:ascii="Arial" w:hAnsi="Arial"/>
-          <w:b/>
-          <w:sz w:val="20"/>
-        </w:rPr>
-        <w:t xml:space="preserve">Bug Description:</w:t>
-      </w:r>
-    </w:p>
-    <w:p>
-      <w:pPr>
-        <w:spacing w:after="60" w:line="240" w:lineRule="auto"/>
-      </w:pPr>
-      <w:r>
-        <w:rPr>
-          <w:rFonts w:ascii="Arial" w:hAnsi="Arial"/>
-          <w:b w:val="0"/>
-          <w:sz w:val="20"/>
-        </w:rPr>
-        <w:t xml:space="preserve">After Level 1 is completed (crate pushed onto goal), the player can still move. The levelComplete flag is set but the move() method does not check it, so the board continues to update after the win condition.</w:t>
-      </w:r>
-    </w:p>
-    <w:p>
-      <w:pPr>
-        <w:spacing w:after="60" w:line="240" w:lineRule="auto"/>
-      </w:pPr>
-      <w:r>
-        <w:rPr>
-          <w:rFonts w:ascii="Arial" w:hAnsi="Arial"/>
-          <w:b/>
-          <w:sz w:val="20"/>
-        </w:rPr>
-        <w:t xml:space="preserve">Investigation:</w:t>
-      </w:r>
-    </w:p>
-    <w:p>
-      <w:pPr>
-        <w:spacing w:after="60" w:line="240" w:lineRule="auto"/>
-      </w:pPr>
-      <w:r>
-        <w:rPr>
-          <w:rFonts w:ascii="Arial" w:hAnsi="Arial"/>
-          <w:b w:val="0"/>
-          <w:sz w:val="20"/>
-        </w:rPr>
-        <w:t xml:space="preserve">Examining GameController.move():</w:t>
-      </w:r>
-    </w:p>
-    <w:p>
-      <w:pPr>
-        <w:spacing w:after="0" w:line="240" w:lineRule="auto"/>
-        <w:ind w:left="360"/>
-      </w:pPr>
-      <w:r>
-        <w:rPr>
-          <w:rFonts w:ascii="Courier New" w:hAnsi="Courier New"/>
-          <w:b w:val="0"/>
-          <w:sz w:val="18"/>
-        </w:rPr>
-        <w:t xml:space="preserve">//  Buggy code — GameController.java</w:t>
-      </w:r>
-    </w:p>
-    <w:p>
-      <w:pPr>
-        <w:spacing w:after="0" w:line="240" w:lineRule="auto"/>
-        <w:ind w:left="360"/>
-      </w:pPr>
-      <w:r>
-        <w:rPr>
-          <w:rFonts w:ascii="Courier New" w:hAnsi="Courier New"/>
-          <w:b w:val="0"/>
-          <w:sz w:val="18"/>
-        </w:rPr>
-        <w:t xml:space="preserve">public void move(int dr, int dc) {</w:t>
-      </w:r>
-    </w:p>
-    <w:p>
-      <w:pPr>
-        <w:spacing w:after="0" w:line="240" w:lineRule="auto"/>
-        <w:ind w:left="360"/>
-      </w:pPr>
-      <w:r>
-        <w:rPr>
-          <w:rFonts w:ascii="Courier New" w:hAnsi="Courier New"/>
-          <w:b w:val="0"/>
-          <w:sz w:val="18"/>
-        </w:rPr>
-        <w:t xml:space="preserve">    //  ← Bug: no guard for levelComplete / allLevelsComplete</w:t>
-      </w:r>
-    </w:p>
-    <w:p>
-      <w:pPr>
-        <w:spacing w:after="0" w:line="240" w:lineRule="auto"/>
-        <w:ind w:left="360"/>
-      </w:pPr>
-      <w:r>
-        <w:rPr>
-          <w:rFonts w:ascii="Courier New" w:hAnsi="Courier New"/>
-          <w:b w:val="0"/>
-          <w:sz w:val="18"/>
-        </w:rPr>
-        <w:t xml:space="preserve">    int pr = board.getPlayerRow();</w:t>
-      </w:r>
-    </w:p>
-    <w:p>
-      <w:pPr>
-        <w:spacing w:after="0" w:line="240" w:lineRule="auto"/>
-        <w:ind w:left="360"/>
-      </w:pPr>
-      <w:r>
-        <w:rPr>
-          <w:rFonts w:ascii="Courier New" w:hAnsi="Courier New"/>
-          <w:b w:val="0"/>
-          <w:sz w:val="18"/>
-        </w:rPr>
-        <w:t xml:space="preserve">    int pc = board.getPlayerCol();</w:t>
-      </w:r>
-    </w:p>
-    <w:p>
-      <w:pPr>
-        <w:spacing w:after="0" w:line="240" w:lineRule="auto"/>
-        <w:ind w:left="360"/>
-      </w:pPr>
-      <w:r>
-        <w:rPr>
-          <w:rFonts w:ascii="Courier New" w:hAnsi="Courier New"/>
-          <w:b w:val="0"/>
-          <w:sz w:val="18"/>
-        </w:rPr>
-        <w:t xml:space="preserve">    ...  // full movement logic runs regardless of completion state</w:t>
-      </w:r>
-    </w:p>
-    <w:p>
-      <w:pPr>
-        <w:spacing w:after="0" w:line="240" w:lineRule="auto"/>
-        <w:ind w:left="360"/>
-      </w:pPr>
-      <w:r>
-        <w:rPr>
-          <w:rFonts w:ascii="Courier New" w:hAnsi="Courier New"/>
-          <w:b w:val="0"/>
-          <w:sz w:val="18"/>
-        </w:rPr>
-        <w:t xml:space="preserve">}</w:t>
-      </w:r>
-    </w:p>
-    <w:p/>
-    <w:p>
-      <w:pPr>
-        <w:spacing w:after="60" w:line="240" w:lineRule="auto"/>
-      </w:pPr>
-      <w:r>
-        <w:rPr>
-          <w:rFonts w:ascii="Arial" w:hAnsi="Arial"/>
-          <w:b/>
-          <w:sz w:val="20"/>
-        </w:rPr>
-        <w:t xml:space="preserve">Root Cause:</w:t>
-      </w:r>
-    </w:p>
-    <w:p>
-      <w:pPr>
-        <w:spacing w:after="60" w:line="240" w:lineRule="auto"/>
-      </w:pPr>
-      <w:r>
-        <w:rPr>
-          <w:rFonts w:ascii="Arial" w:hAnsi="Arial"/>
-          <w:b w:val="0"/>
-          <w:sz w:val="20"/>
-        </w:rPr>
-        <w:t xml:space="preserve">After board.isWon() returned true and levelComplete was set, subsequent calls to move() still ran the full movement path. There was no early-return guard.</w:t>
-      </w:r>
-    </w:p>
-    <w:p>
-      <w:pPr>
-        <w:spacing w:after="60" w:line="240" w:lineRule="auto"/>
-      </w:pPr>
-      <w:r>
-        <w:rPr>
-          <w:rFonts w:ascii="Arial" w:hAnsi="Arial"/>
-          <w:b/>
-          <w:sz w:val="20"/>
-        </w:rPr>
-        <w:t xml:space="preserve">Fix Applied:</w:t>
-      </w:r>
-    </w:p>
-    <w:p>
-      <w:pPr>
-        <w:spacing w:after="0" w:line="240" w:lineRule="auto"/>
-        <w:ind w:left="360"/>
-      </w:pPr>
-      <w:r>
-        <w:rPr>
-          <w:rFonts w:ascii="Courier New" w:hAnsi="Courier New"/>
-          <w:b w:val="0"/>
-          <w:sz w:val="18"/>
-        </w:rPr>
-        <w:t xml:space="preserve">//  Fixed — GameController.java</w:t>
-      </w:r>
-    </w:p>
-    <w:p>
-      <w:pPr>
-        <w:spacing w:after="0" w:line="240" w:lineRule="auto"/>
-        <w:ind w:left="360"/>
-      </w:pPr>
-      <w:r>
-        <w:rPr>
-          <w:rFonts w:ascii="Courier New" w:hAnsi="Courier New"/>
-          <w:b w:val="0"/>
-          <w:sz w:val="18"/>
-        </w:rPr>
-        <w:t xml:space="preserve">public void move(int dr, int dc) {</w:t>
-      </w:r>
-    </w:p>
-    <w:p>
-      <w:pPr>
-        <w:spacing w:after="0" w:line="240" w:lineRule="auto"/>
-        <w:ind w:left="360"/>
-      </w:pPr>
-      <w:r>
-        <w:rPr>
-          <w:rFonts w:ascii="Courier New" w:hAnsi="Courier New"/>
-          <w:b w:val="0"/>
-          <w:sz w:val="18"/>
-        </w:rPr>
-        <w:t xml:space="preserve">    if (levelComplete || allLevelsComplete) return;  // ← Added</w:t>
-      </w:r>
-    </w:p>
-    <w:p>
-      <w:pPr>
-        <w:spacing w:after="0" w:line="240" w:lineRule="auto"/>
-        <w:ind w:left="360"/>
-      </w:pPr>
-      <w:r>
-        <w:rPr>
-          <w:rFonts w:ascii="Courier New" w:hAnsi="Courier New"/>
-          <w:b w:val="0"/>
-          <w:sz w:val="18"/>
-        </w:rPr>
-        <w:t xml:space="preserve">    int pr = board.getPlayerRow();</w:t>
-      </w:r>
-    </w:p>
-    <w:p>
-      <w:pPr>
-        <w:spacing w:after="0" w:line="240" w:lineRule="auto"/>
-        <w:ind w:left="360"/>
-      </w:pPr>
-      <w:r>
-        <w:rPr>
-          <w:rFonts w:ascii="Courier New" w:hAnsi="Courier New"/>
-          <w:b w:val="0"/>
-          <w:sz w:val="18"/>
-        </w:rPr>
-        <w:t xml:space="preserve">    ...</w:t>
-      </w:r>
-    </w:p>
-    <w:p>
-      <w:pPr>
-        <w:spacing w:after="0" w:line="240" w:lineRule="auto"/>
-        <w:ind w:left="360"/>
-      </w:pPr>
-      <w:r>
-        <w:rPr>
-          <w:rFonts w:ascii="Courier New" w:hAnsi="Courier New"/>
-          <w:b w:val="0"/>
-          <w:sz w:val="18"/>
-        </w:rPr>
-        <w:t xml:space="preserve">}</w:t>
-      </w:r>
-    </w:p>
-    <w:p/>
-    <w:p>
-      <w:pPr>
-        <w:spacing w:after="60" w:line="240" w:lineRule="auto"/>
-      </w:pPr>
-      <w:r>
-        <w:rPr>
-          <w:rFonts w:ascii="Arial" w:hAnsi="Arial"/>
-          <w:b/>
-          <w:sz w:val="20"/>
-        </w:rPr>
-        <w:t xml:space="preserve">T12 — Retest After Fix</w:t>
-      </w:r>
-    </w:p>
-    <w:tbl>
-      <w:tblPr>
-        <w:tblW w:w="0" w:type="auto"/>
-        <w:tblInd w:w="0" w:type="dxa"/>
-        <w:tblBorders>
-          <w:top w:val="single" w:color="auto" w:sz="4" w:space="0"/>
-          <w:left w:val="single" w:color="auto" w:sz="4" w:space="0"/>
-          <w:bottom w:val="single" w:color="auto" w:sz="4" w:space="0"/>
-          <w:right w:val="single" w:color="auto" w:sz="4" w:space="0"/>
-          <w:insideH w:val="single" w:color="auto" w:sz="4" w:space="0"/>
-          <w:insideV w:val="single" w:color="auto" w:sz="4" w:space="0"/>
-        </w:tblBorders>
-      </w:tblPr>
-      <w:tblGrid>
-        <w:gridCol w:w="720"/>
-        <w:gridCol w:w="2100"/>
-        <w:gridCol w:w="2400"/>
-        <w:gridCol w:w="2500"/>
-        <w:gridCol w:w="780"/>
-      </w:tblGrid>
-      <w:tr>
-        <w:tc>
-          <w:tcPr>
-            <w:tcW w:w="720" w:type="dxa"/>
-            <w:vAlign w:val="center"/>
-            <w:shd w:val="clear" w:color="auto" w:fill="2E4057"/>
-          </w:tcPr>
-          <w:p>
-            <w:pPr>
-              <w:spacing w:after="0" w:line="240" w:lineRule="auto"/>
-              <w:jc w:val="center"/>
-            </w:pPr>
-            <w:r>
-              <w:rPr>
-                <w:rFonts w:ascii="Arial" w:hAnsi="Arial"/>
-                <w:b/>
-                <w:sz w:val="19"/>
-                <w:color w:val="FFFFFF"/>
-              </w:rPr>
-              <w:t xml:space="preserve">No.</w:t>
-            </w:r>
-          </w:p>
-        </w:tc>
-        <w:tc>
-          <w:tcPr>
-            <w:tcW w:w="2100" w:type="dxa"/>
-            <w:vAlign w:val="center"/>
-            <w:shd w:val="clear" w:color="auto" w:fill="2E4057"/>
-          </w:tcPr>
-          <w:p>
-            <w:pPr>
-              <w:spacing w:after="0" w:line="240" w:lineRule="auto"/>
-              <w:jc w:val="center"/>
-            </w:pPr>
-            <w:r>
-              <w:rPr>
-                <w:rFonts w:ascii="Arial" w:hAnsi="Arial"/>
-                <w:b/>
-                <w:sz w:val="19"/>
-                <w:color w:val="FFFFFF"/>
-              </w:rPr>
-              <w:t xml:space="preserve">Action</w:t>
-            </w:r>
-          </w:p>
-        </w:tc>
-        <w:tc>
-          <w:tcPr>
-            <w:tcW w:w="2400" w:type="dxa"/>
-            <w:vAlign w:val="center"/>
-            <w:shd w:val="clear" w:color="auto" w:fill="2E4057"/>
-          </w:tcPr>
-          <w:p>
-            <w:pPr>
-              <w:spacing w:after="0" w:line="240" w:lineRule="auto"/>
-              <w:jc w:val="center"/>
-            </w:pPr>
-            <w:r>
-              <w:rPr>
-                <w:rFonts w:ascii="Arial" w:hAnsi="Arial"/>
-                <w:b/>
-                <w:sz w:val="19"/>
-                <w:color w:val="FFFFFF"/>
-              </w:rPr>
-              <w:t xml:space="preserve">Expected Result</w:t>
-            </w:r>
-          </w:p>
-        </w:tc>
-        <w:tc>
-          <w:tcPr>
-            <w:tcW w:w="2500" w:type="dxa"/>
-            <w:vAlign w:val="center"/>
-            <w:shd w:val="clear" w:color="auto" w:fill="2E4057"/>
-          </w:tcPr>
-          <w:p>
-            <w:pPr>
-              <w:spacing w:after="0" w:line="240" w:lineRule="auto"/>
-              <w:jc w:val="center"/>
-            </w:pPr>
-            <w:r>
-              <w:rPr>
-                <w:rFonts w:ascii="Arial" w:hAnsi="Arial"/>
-                <w:b/>
-                <w:sz w:val="19"/>
-                <w:color w:val="FFFFFF"/>
-              </w:rPr>
-              <w:t xml:space="preserve">Actual Result</w:t>
-            </w:r>
-          </w:p>
-        </w:tc>
-        <w:tc>
-          <w:tcPr>
-            <w:tcW w:w="780" w:type="dxa"/>
-            <w:vAlign w:val="center"/>
-            <w:shd w:val="clear" w:color="auto" w:fill="2E4057"/>
-          </w:tcPr>
-          <w:p>
-            <w:pPr>
-              <w:spacing w:after="0" w:line="240" w:lineRule="auto"/>
-              <w:jc w:val="center"/>
-            </w:pPr>
-            <w:r>
-              <w:rPr>
-                <w:rFonts w:ascii="Arial" w:hAnsi="Arial"/>
-                <w:b/>
-                <w:sz w:val="19"/>
-                <w:color w:val="FFFFFF"/>
-              </w:rPr>
-              <w:t xml:space="preserve">Pass / Fail</w:t>
-            </w:r>
-          </w:p>
-        </w:tc>
-      </w:tr>
-      <w:tr>
-        <w:tc>
-          <w:tcPr>
-            <w:tcW w:w="720" w:type="dxa"/>
-            <w:vAlign w:val="center"/>
-          </w:tcPr>
-          <w:p>
-            <w:pPr>
-              <w:spacing w:after="0" w:line="240" w:lineRule="auto"/>
-            </w:pPr>
-            <w:r>
-              <w:rPr>
-                <w:rFonts w:ascii="Arial" w:hAnsi="Arial"/>
-                <w:b w:val="0"/>
-                <w:sz w:val="19"/>
-              </w:rPr>
-              <w:t xml:space="preserve">T12
-(Retest)</w:t>
-            </w:r>
-          </w:p>
-        </w:tc>
-        <w:tc>
-          <w:tcPr>
-            <w:tcW w:w="2100" w:type="dxa"/>
-            <w:vAlign w:val="center"/>
-          </w:tcPr>
-          <w:p>
-            <w:pPr>
-              <w:spacing w:after="0" w:line="240" w:lineRule="auto"/>
-            </w:pPr>
-            <w:r>
-              <w:rPr>
-                <w:rFonts w:ascii="Arial" w:hAnsi="Arial"/>
-                <w:b w:val="0"/>
-                <w:sz w:val="19"/>
-              </w:rPr>
-              <w:t xml:space="preserve">Press Right arrow after completing Level 1</w:t>
-            </w:r>
-          </w:p>
-        </w:tc>
-        <w:tc>
-          <w:tcPr>
-            <w:tcW w:w="2400" w:type="dxa"/>
-            <w:vAlign w:val="center"/>
-          </w:tcPr>
-          <w:p>
-            <w:pPr>
-              <w:spacing w:after="0" w:line="240" w:lineRule="auto"/>
-            </w:pPr>
-            <w:r>
-              <w:rPr>
-                <w:rFonts w:ascii="Arial" w:hAnsi="Arial"/>
-                <w:b w:val="0"/>
-                <w:sz w:val="19"/>
-              </w:rPr>
-              <w:t xml:space="preserve">Board state unchanged. No movement occurs.</w:t>
-            </w:r>
-          </w:p>
-        </w:tc>
-        <w:tc>
-          <w:tcPr>
-            <w:tcW w:w="2500" w:type="dxa"/>
-            <w:vAlign w:val="center"/>
-          </w:tcPr>
-          <w:p>
-            <w:pPr>
-              <w:spacing w:after="0" w:line="240" w:lineRule="auto"/>
-            </w:pPr>
-            <w:r>
-              <w:rPr>
-                <w:rFonts w:ascii="Arial" w:hAnsi="Arial"/>
-                <w:b w:val="0"/>
-                <w:sz w:val="19"/>
-              </w:rPr>
-              <w:t xml:space="preserve">move() returns immediately. Player position and board unchanged.</w:t>
-            </w:r>
-          </w:p>
-        </w:tc>
-        <w:tc>
-          <w:tcPr>
-            <w:tcW w:w="780" w:type="dxa"/>
-            <w:vAlign w:val="center"/>
-          </w:tcPr>
-          <w:p>
-            <w:pPr>
-              <w:spacing w:after="0" w:line="240" w:lineRule="auto"/>
-            </w:pPr>
-            <w:r>
-              <w:rPr>
-                <w:rFonts w:ascii="Arial" w:hAnsi="Arial"/>
-                <w:b w:val="0"/>
-                <w:sz w:val="19"/>
-              </w:rPr>
-              <w:t xml:space="preserve">✅ Pass</w:t>
-            </w:r>
-          </w:p>
-        </w:tc>
-      </w:tr>
-    </w:tbl>
-    <w:p>
-      <w:pPr>
-        <w:spacing w:after="60" w:line="240" w:lineRule="auto"/>
-        <w:shd w:val="clear" w:color="auto" w:fill="D6EEF8"/>
-      </w:pPr>
-      <w:r>
-        <w:rPr>
-          <w:rFonts w:ascii="Arial" w:hAnsi="Arial"/>
-          <w:b w:val="0"/>
-          <w:i/>
-          <w:sz w:val="20"/>
-          <w:color w:val="336699"/>
-        </w:rPr>
-        <w:t xml:space="preserve">📷  [Screenshot to be inserted here]</w:t>
-      </w:r>
-    </w:p>
-    <w:p/>
     <w:p>
       <w:pPr>
         <w:pStyle w:val="4"/>
@@ -12072,573 +11525,12 @@
                 <w:b w:val="0"/>
                 <w:sz w:val="19"/>
               </w:rPr>
-              <w:t>❌ Fail</w:t>
+              <w:t>✅ Pass</w:t>
             </w:r>
           </w:p>
         </w:tc>
       </w:tr>
     </w:tbl>
-    <w:p>
-      <w:pPr>
-        <w:pStyle w:val="4"/>
-      </w:pPr>
-      <w:r>
-        <w:rPr>
-          <w:rFonts w:ascii="Arial" w:hAnsi="Arial"/>
-        </w:rPr>
-        <w:t>Failure Analysis — T15 (Missing Box/Goal Parity Validation)</w:t>
-      </w:r>
-    </w:p>
-    <w:p>
-      <w:pPr>
-        <w:spacing w:after="60" w:line="240" w:lineRule="auto"/>
-      </w:pPr>
-      <w:r>
-        <w:rPr>
-          <w:rFonts w:ascii="Arial" w:hAnsi="Arial"/>
-          <w:b/>
-          <w:sz w:val="20"/>
-        </w:rPr>
-        <w:t xml:space="preserve">Bug Description:</w:t>
-      </w:r>
-    </w:p>
-    <w:p>
-      <w:pPr>
-        <w:spacing w:after="60" w:line="240" w:lineRule="auto"/>
-      </w:pPr>
-      <w:r>
-        <w:rPr>
-          <w:rFonts w:ascii="Arial" w:hAnsi="Arial"/>
-          <w:b w:val="0"/>
-          <w:sz w:val="20"/>
-        </w:rPr>
-        <w:t xml:space="preserve">When a level with mismatched box and goal counts (e.g. 2 boxes, 1 goal) is loaded, no exception is thrown. The expected IllegalArgumentException never arrives in the test assertion, causing T15 to fail.</w:t>
-      </w:r>
-    </w:p>
-    <w:p>
-      <w:pPr>
-        <w:spacing w:after="60" w:line="240" w:lineRule="auto"/>
-      </w:pPr>
-      <w:r>
-        <w:rPr>
-          <w:rFonts w:ascii="Arial" w:hAnsi="Arial"/>
-          <w:b/>
-          <w:sz w:val="20"/>
-        </w:rPr>
-        <w:t xml:space="preserve">Investigation:</w:t>
-      </w:r>
-    </w:p>
-    <w:p>
-      <w:pPr>
-        <w:spacing w:after="60" w:line="240" w:lineRule="auto"/>
-      </w:pPr>
-      <w:r>
-        <w:rPr>
-          <w:rFonts w:ascii="Arial" w:hAnsi="Arial"/>
-          <w:b w:val="0"/>
-          <w:sz w:val="20"/>
-        </w:rPr>
-        <w:t xml:space="preserve">Examining the LevelManager constructor:</w:t>
-      </w:r>
-    </w:p>
-    <w:p>
-      <w:pPr>
-        <w:spacing w:after="0" w:line="240" w:lineRule="auto"/>
-        <w:ind w:left="360"/>
-      </w:pPr>
-      <w:r>
-        <w:rPr>
-          <w:rFonts w:ascii="Courier New" w:hAnsi="Courier New"/>
-          <w:b w:val="0"/>
-          <w:sz w:val="18"/>
-        </w:rPr>
-        <w:t xml:space="preserve">//  Buggy code — LevelManager.java</w:t>
-      </w:r>
-    </w:p>
-    <w:p>
-      <w:pPr>
-        <w:spacing w:after="0" w:line="240" w:lineRule="auto"/>
-        <w:ind w:left="360"/>
-      </w:pPr>
-      <w:r>
-        <w:rPr>
-          <w:rFonts w:ascii="Courier New" w:hAnsi="Courier New"/>
-          <w:b w:val="0"/>
-          <w:sz w:val="18"/>
-        </w:rPr>
-        <w:t xml:space="preserve">public LevelManager() {</w:t>
-      </w:r>
-    </w:p>
-    <w:p>
-      <w:pPr>
-        <w:spacing w:after="0" w:line="240" w:lineRule="auto"/>
-        <w:ind w:left="360"/>
-      </w:pPr>
-      <w:r>
-        <w:rPr>
-          <w:rFonts w:ascii="Courier New" w:hAnsi="Courier New"/>
-          <w:b w:val="0"/>
-          <w:sz w:val="18"/>
-        </w:rPr>
-        <w:t xml:space="preserve">    levels = new Level[]{ ... };</w:t>
-      </w:r>
-    </w:p>
-    <w:p>
-      <w:pPr>
-        <w:spacing w:after="0" w:line="240" w:lineRule="auto"/>
-        <w:ind w:left="360"/>
-      </w:pPr>
-      <w:r>
-        <w:rPr>
-          <w:rFonts w:ascii="Courier New" w:hAnsi="Courier New"/>
-          <w:b w:val="0"/>
-          <w:sz w:val="18"/>
-        </w:rPr>
-        <w:t xml:space="preserve">    currentIndex = 0;</w:t>
-      </w:r>
-    </w:p>
-    <w:p>
-      <w:pPr>
-        <w:spacing w:after="0" w:line="240" w:lineRule="auto"/>
-        <w:ind w:left="360"/>
-      </w:pPr>
-      <w:r>
-        <w:rPr>
-          <w:rFonts w:ascii="Courier New" w:hAnsi="Courier New"/>
-          <w:b w:val="0"/>
-          <w:sz w:val="18"/>
-        </w:rPr>
-        <w:t xml:space="preserve">    //  ← Bug: validateBoxGoalParity() was never called here!</w:t>
-      </w:r>
-    </w:p>
-    <w:p>
-      <w:pPr>
-        <w:spacing w:after="0" w:line="240" w:lineRule="auto"/>
-        <w:ind w:left="360"/>
-      </w:pPr>
-      <w:r>
-        <w:rPr>
-          <w:rFonts w:ascii="Courier New" w:hAnsi="Courier New"/>
-          <w:b w:val="0"/>
-          <w:sz w:val="18"/>
-        </w:rPr>
-        <w:t xml:space="preserve">}</w:t>
-      </w:r>
-    </w:p>
-    <w:p/>
-    <w:p>
-      <w:pPr>
-        <w:spacing w:after="60" w:line="240" w:lineRule="auto"/>
-      </w:pPr>
-      <w:r>
-        <w:rPr>
-          <w:rFonts w:ascii="Arial" w:hAnsi="Arial"/>
-          <w:b/>
-          <w:sz w:val="20"/>
-        </w:rPr>
-        <w:t xml:space="preserve">Root Cause:</w:t>
-      </w:r>
-    </w:p>
-    <w:p>
-      <w:pPr>
-        <w:spacing w:after="60" w:line="240" w:lineRule="auto"/>
-      </w:pPr>
-      <w:r>
-        <w:rPr>
-          <w:rFonts w:ascii="Arial" w:hAnsi="Arial"/>
-          <w:b w:val="0"/>
-          <w:sz w:val="20"/>
-        </w:rPr>
-        <w:t xml:space="preserve">ComplexityCalculator.validateBoxGoalParity() correctly throws IllegalArgumentException for mismatched counts, but it was never invoked from the LevelManager constructor. Invalid levels were accepted silently.</w:t>
-      </w:r>
-    </w:p>
-    <w:p>
-      <w:pPr>
-        <w:spacing w:after="60" w:line="240" w:lineRule="auto"/>
-      </w:pPr>
-      <w:r>
-        <w:rPr>
-          <w:rFonts w:ascii="Arial" w:hAnsi="Arial"/>
-          <w:b/>
-          <w:sz w:val="20"/>
-        </w:rPr>
-        <w:t xml:space="preserve">Fix Applied:</w:t>
-      </w:r>
-    </w:p>
-    <w:p>
-      <w:pPr>
-        <w:spacing w:after="0" w:line="240" w:lineRule="auto"/>
-        <w:ind w:left="360"/>
-      </w:pPr>
-      <w:r>
-        <w:rPr>
-          <w:rFonts w:ascii="Courier New" w:hAnsi="Courier New"/>
-          <w:b w:val="0"/>
-          <w:sz w:val="18"/>
-        </w:rPr>
-        <w:t xml:space="preserve">//  Fixed — LevelManager.java</w:t>
-      </w:r>
-    </w:p>
-    <w:p>
-      <w:pPr>
-        <w:spacing w:after="0" w:line="240" w:lineRule="auto"/>
-        <w:ind w:left="360"/>
-      </w:pPr>
-      <w:r>
-        <w:rPr>
-          <w:rFonts w:ascii="Courier New" w:hAnsi="Courier New"/>
-          <w:b w:val="0"/>
-          <w:sz w:val="18"/>
-        </w:rPr>
-        <w:t xml:space="preserve">public LevelManager() {</w:t>
-      </w:r>
-    </w:p>
-    <w:p>
-      <w:pPr>
-        <w:spacing w:after="0" w:line="240" w:lineRule="auto"/>
-        <w:ind w:left="360"/>
-      </w:pPr>
-      <w:r>
-        <w:rPr>
-          <w:rFonts w:ascii="Courier New" w:hAnsi="Courier New"/>
-          <w:b w:val="0"/>
-          <w:sz w:val="18"/>
-        </w:rPr>
-        <w:t xml:space="preserve">    levels = new Level[]{ ... };</w:t>
-      </w:r>
-    </w:p>
-    <w:p>
-      <w:pPr>
-        <w:spacing w:after="0" w:line="240" w:lineRule="auto"/>
-        <w:ind w:left="360"/>
-      </w:pPr>
-      <w:r>
-        <w:rPr>
-          <w:rFonts w:ascii="Courier New" w:hAnsi="Courier New"/>
-          <w:b w:val="0"/>
-          <w:sz w:val="18"/>
-        </w:rPr>
-        <w:t xml:space="preserve">    currentIndex = 0;</w:t>
-      </w:r>
-    </w:p>
-    <w:p>
-      <w:pPr>
-        <w:spacing w:after="0" w:line="240" w:lineRule="auto"/>
-        <w:ind w:left="360"/>
-      </w:pPr>
-      <w:r>
-        <w:rPr>
-          <w:rFonts w:ascii="Courier New" w:hAnsi="Courier New"/>
-          <w:b w:val="0"/>
-          <w:sz w:val="18"/>
-        </w:rPr>
-        <w:t xml:space="preserve">    for (Level level : levels) {  // ← Added validation loop</w:t>
-      </w:r>
-    </w:p>
-    <w:p>
-      <w:pPr>
-        <w:spacing w:after="0" w:line="240" w:lineRule="auto"/>
-        <w:ind w:left="360"/>
-      </w:pPr>
-      <w:r>
-        <w:rPr>
-          <w:rFonts w:ascii="Courier New" w:hAnsi="Courier New"/>
-          <w:b w:val="0"/>
-          <w:sz w:val="18"/>
-        </w:rPr>
-        <w:t xml:space="preserve">        ComplexityCalculator.validateBoxGoalParity(level.name, level.mapData);</w:t>
-      </w:r>
-    </w:p>
-    <w:p>
-      <w:pPr>
-        <w:spacing w:after="0" w:line="240" w:lineRule="auto"/>
-        <w:ind w:left="360"/>
-      </w:pPr>
-      <w:r>
-        <w:rPr>
-          <w:rFonts w:ascii="Courier New" w:hAnsi="Courier New"/>
-          <w:b w:val="0"/>
-          <w:sz w:val="18"/>
-        </w:rPr>
-        <w:t xml:space="preserve">    }</w:t>
-      </w:r>
-    </w:p>
-    <w:p>
-      <w:pPr>
-        <w:spacing w:after="0" w:line="240" w:lineRule="auto"/>
-        <w:ind w:left="360"/>
-      </w:pPr>
-      <w:r>
-        <w:rPr>
-          <w:rFonts w:ascii="Courier New" w:hAnsi="Courier New"/>
-          <w:b w:val="0"/>
-          <w:sz w:val="18"/>
-        </w:rPr>
-        <w:t xml:space="preserve">}</w:t>
-      </w:r>
-    </w:p>
-    <w:p/>
-    <w:p>
-      <w:pPr>
-        <w:spacing w:after="60" w:line="240" w:lineRule="auto"/>
-      </w:pPr>
-      <w:r>
-        <w:rPr>
-          <w:rFonts w:ascii="Arial" w:hAnsi="Arial"/>
-          <w:b/>
-          <w:sz w:val="20"/>
-        </w:rPr>
-        <w:t xml:space="preserve">T15 — Retest After Fix</w:t>
-      </w:r>
-    </w:p>
-    <w:tbl>
-      <w:tblPr>
-        <w:tblW w:w="0" w:type="auto"/>
-        <w:tblInd w:w="0" w:type="dxa"/>
-        <w:tblBorders>
-          <w:top w:val="single" w:color="auto" w:sz="4" w:space="0"/>
-          <w:left w:val="single" w:color="auto" w:sz="4" w:space="0"/>
-          <w:bottom w:val="single" w:color="auto" w:sz="4" w:space="0"/>
-          <w:right w:val="single" w:color="auto" w:sz="4" w:space="0"/>
-          <w:insideH w:val="single" w:color="auto" w:sz="4" w:space="0"/>
-          <w:insideV w:val="single" w:color="auto" w:sz="4" w:space="0"/>
-        </w:tblBorders>
-      </w:tblPr>
-      <w:tblGrid>
-        <w:gridCol w:w="720"/>
-        <w:gridCol w:w="2100"/>
-        <w:gridCol w:w="2400"/>
-        <w:gridCol w:w="2500"/>
-        <w:gridCol w:w="780"/>
-      </w:tblGrid>
-      <w:tr>
-        <w:tc>
-          <w:tcPr>
-            <w:tcW w:w="720" w:type="dxa"/>
-            <w:vAlign w:val="center"/>
-            <w:shd w:val="clear" w:color="auto" w:fill="2E4057"/>
-          </w:tcPr>
-          <w:p>
-            <w:pPr>
-              <w:spacing w:after="0" w:line="240" w:lineRule="auto"/>
-              <w:jc w:val="center"/>
-            </w:pPr>
-            <w:r>
-              <w:rPr>
-                <w:rFonts w:ascii="Arial" w:hAnsi="Arial"/>
-                <w:b/>
-                <w:sz w:val="19"/>
-                <w:color w:val="FFFFFF"/>
-              </w:rPr>
-              <w:t xml:space="preserve">No.</w:t>
-            </w:r>
-          </w:p>
-        </w:tc>
-        <w:tc>
-          <w:tcPr>
-            <w:tcW w:w="2100" w:type="dxa"/>
-            <w:vAlign w:val="center"/>
-            <w:shd w:val="clear" w:color="auto" w:fill="2E4057"/>
-          </w:tcPr>
-          <w:p>
-            <w:pPr>
-              <w:spacing w:after="0" w:line="240" w:lineRule="auto"/>
-              <w:jc w:val="center"/>
-            </w:pPr>
-            <w:r>
-              <w:rPr>
-                <w:rFonts w:ascii="Arial" w:hAnsi="Arial"/>
-                <w:b/>
-                <w:sz w:val="19"/>
-                <w:color w:val="FFFFFF"/>
-              </w:rPr>
-              <w:t xml:space="preserve">Action</w:t>
-            </w:r>
-          </w:p>
-        </w:tc>
-        <w:tc>
-          <w:tcPr>
-            <w:tcW w:w="2400" w:type="dxa"/>
-            <w:vAlign w:val="center"/>
-            <w:shd w:val="clear" w:color="auto" w:fill="2E4057"/>
-          </w:tcPr>
-          <w:p>
-            <w:pPr>
-              <w:spacing w:after="0" w:line="240" w:lineRule="auto"/>
-              <w:jc w:val="center"/>
-            </w:pPr>
-            <w:r>
-              <w:rPr>
-                <w:rFonts w:ascii="Arial" w:hAnsi="Arial"/>
-                <w:b/>
-                <w:sz w:val="19"/>
-                <w:color w:val="FFFFFF"/>
-              </w:rPr>
-              <w:t xml:space="preserve">Expected Result</w:t>
-            </w:r>
-          </w:p>
-        </w:tc>
-        <w:tc>
-          <w:tcPr>
-            <w:tcW w:w="2500" w:type="dxa"/>
-            <w:vAlign w:val="center"/>
-            <w:shd w:val="clear" w:color="auto" w:fill="2E4057"/>
-          </w:tcPr>
-          <w:p>
-            <w:pPr>
-              <w:spacing w:after="0" w:line="240" w:lineRule="auto"/>
-              <w:jc w:val="center"/>
-            </w:pPr>
-            <w:r>
-              <w:rPr>
-                <w:rFonts w:ascii="Arial" w:hAnsi="Arial"/>
-                <w:b/>
-                <w:sz w:val="19"/>
-                <w:color w:val="FFFFFF"/>
-              </w:rPr>
-              <w:t xml:space="preserve">Actual Result</w:t>
-            </w:r>
-          </w:p>
-        </w:tc>
-        <w:tc>
-          <w:tcPr>
-            <w:tcW w:w="780" w:type="dxa"/>
-            <w:vAlign w:val="center"/>
-            <w:shd w:val="clear" w:color="auto" w:fill="2E4057"/>
-          </w:tcPr>
-          <w:p>
-            <w:pPr>
-              <w:spacing w:after="0" w:line="240" w:lineRule="auto"/>
-              <w:jc w:val="center"/>
-            </w:pPr>
-            <w:r>
-              <w:rPr>
-                <w:rFonts w:ascii="Arial" w:hAnsi="Arial"/>
-                <w:b/>
-                <w:sz w:val="19"/>
-                <w:color w:val="FFFFFF"/>
-              </w:rPr>
-              <w:t xml:space="preserve">Pass / Fail</w:t>
-            </w:r>
-          </w:p>
-        </w:tc>
-      </w:tr>
-      <w:tr>
-        <w:tc>
-          <w:tcPr>
-            <w:tcW w:w="720" w:type="dxa"/>
-            <w:vAlign w:val="center"/>
-          </w:tcPr>
-          <w:p>
-            <w:pPr>
-              <w:spacing w:after="0" w:line="240" w:lineRule="auto"/>
-            </w:pPr>
-            <w:r>
-              <w:rPr>
-                <w:rFonts w:ascii="Arial" w:hAnsi="Arial"/>
-                <w:b w:val="0"/>
-                <w:sz w:val="19"/>
-              </w:rPr>
-              <w:t xml:space="preserve">T15
-(Retest)</w:t>
-            </w:r>
-          </w:p>
-        </w:tc>
-        <w:tc>
-          <w:tcPr>
-            <w:tcW w:w="2100" w:type="dxa"/>
-            <w:vAlign w:val="center"/>
-          </w:tcPr>
-          <w:p>
-            <w:pPr>
-              <w:spacing w:after="0" w:line="240" w:lineRule="auto"/>
-            </w:pPr>
-            <w:r>
-              <w:rPr>
-                <w:rFonts w:ascii="Arial" w:hAnsi="Arial"/>
-                <w:b w:val="0"/>
-                <w:sz w:val="19"/>
-              </w:rPr>
-              <w:t xml:space="preserve">Construct LevelManager with level having 2 boxes / 1 goal</w:t>
-            </w:r>
-          </w:p>
-        </w:tc>
-        <w:tc>
-          <w:tcPr>
-            <w:tcW w:w="2400" w:type="dxa"/>
-            <w:vAlign w:val="center"/>
-          </w:tcPr>
-          <w:p>
-            <w:pPr>
-              <w:spacing w:after="0" w:line="240" w:lineRule="auto"/>
-            </w:pPr>
-            <w:r>
-              <w:rPr>
-                <w:rFonts w:ascii="Arial" w:hAnsi="Arial"/>
-                <w:b w:val="0"/>
-                <w:sz w:val="19"/>
-              </w:rPr>
-              <w:t xml:space="preserve">IllegalArgumentException thrown with message about mismatched counts.</w:t>
-            </w:r>
-          </w:p>
-        </w:tc>
-        <w:tc>
-          <w:tcPr>
-            <w:tcW w:w="2500" w:type="dxa"/>
-            <w:vAlign w:val="center"/>
-          </w:tcPr>
-          <w:p>
-            <w:pPr>
-              <w:spacing w:after="0" w:line="240" w:lineRule="auto"/>
-            </w:pPr>
-            <w:r>
-              <w:rPr>
-                <w:rFonts w:ascii="Arial" w:hAnsi="Arial"/>
-                <w:b w:val="0"/>
-                <w:sz w:val="19"/>
-              </w:rPr>
-              <w:t xml:space="preserve">Exception: "Level \"Bad Level\" has 2 box(es) but 1 goal(s). Box and goal counts must be equal."</w:t>
-            </w:r>
-          </w:p>
-        </w:tc>
-        <w:tc>
-          <w:tcPr>
-            <w:tcW w:w="780" w:type="dxa"/>
-            <w:vAlign w:val="center"/>
-          </w:tcPr>
-          <w:p>
-            <w:pPr>
-              <w:spacing w:after="0" w:line="240" w:lineRule="auto"/>
-            </w:pPr>
-            <w:r>
-              <w:rPr>
-                <w:rFonts w:ascii="Arial" w:hAnsi="Arial"/>
-                <w:b w:val="0"/>
-                <w:sz w:val="19"/>
-              </w:rPr>
-              <w:t xml:space="preserve">✅ Pass</w:t>
-            </w:r>
-          </w:p>
-        </w:tc>
-      </w:tr>
-    </w:tbl>
-    <w:p>
-      <w:pPr>
-        <w:spacing w:after="60" w:line="240" w:lineRule="auto"/>
-        <w:shd w:val="clear" w:color="auto" w:fill="D6EEF8"/>
-      </w:pPr>
-      <w:r>
-        <w:rPr>
-          <w:rFonts w:ascii="Arial" w:hAnsi="Arial"/>
-          <w:b w:val="0"/>
-          <w:i/>
-          <w:sz w:val="20"/>
-          <w:color w:val="336699"/>
-        </w:rPr>
-        <w:t xml:space="preserve">📷  [Screenshot to be inserted here]</w:t>
-      </w:r>
-    </w:p>
-    <w:p/>
     <w:p>
       <w:pPr>
         <w:pStyle w:val="2"/>
@@ -12660,7 +11552,7 @@
           <w:b w:val="0"/>
           <w:sz w:val="20"/>
         </w:rPr>
-        <w:t xml:space="preserve">This section provides step-by-step instructions for reproducing each of the three test failures identified and fixed during development.</w:t>
+        <w:t xml:space="preserve">This section provides step-by-step instructions for reproducing the test failure identified and fixed during development.</w:t>
       </w:r>
     </w:p>
     <w:p/>
@@ -12803,257 +11695,6 @@
           <w:sz w:val="20"/>
         </w:rPr>
         <w:t xml:space="preserve">    Buggy: java.lang.ArrayIndexOutOfBoundsException thrown in Board.setCell().</w:t>
-      </w:r>
-    </w:p>
-    <w:p>
-      <w:pPr>
-        <w:spacing w:after="60" w:line="240" w:lineRule="auto"/>
-        <w:shd w:val="clear" w:color="auto" w:fill="D6EEF8"/>
-      </w:pPr>
-      <w:r>
-        <w:rPr>
-          <w:rFonts w:ascii="Arial" w:hAnsi="Arial"/>
-          <w:b w:val="0"/>
-          <w:i/>
-          <w:sz w:val="20"/>
-          <w:color w:val="336699"/>
-        </w:rPr>
-        <w:t xml:space="preserve">📷  [Screenshot to be inserted here]</w:t>
-      </w:r>
-    </w:p>
-    <w:p/>
-    <w:p>
-      <w:pPr>
-        <w:pStyle w:val="3"/>
-      </w:pPr>
-      <w:r>
-        <w:rPr>
-          <w:rFonts w:ascii="Arial" w:hAnsi="Arial"/>
-        </w:rPr>
-        <w:t>How to Reproduce: T12 — Movement After Level Complete</w:t>
-      </w:r>
-    </w:p>
-    <w:p>
-      <w:pPr>
-        <w:spacing w:after="60" w:line="240" w:lineRule="auto"/>
-      </w:pPr>
-      <w:r>
-        <w:rPr>
-          <w:rFonts w:ascii="Arial" w:hAnsi="Arial"/>
-          <w:b w:val="0"/>
-          <w:sz w:val="20"/>
-        </w:rPr>
-        <w:t xml:space="preserve">Pre-condition: Remove the if (levelComplete || allLevelsComplete) return; guard from GameController.move().</w:t>
-      </w:r>
-    </w:p>
-    <w:p>
-      <w:pPr>
-        <w:spacing w:after="60" w:line="240" w:lineRule="auto"/>
-      </w:pPr>
-      <w:r>
-        <w:rPr>
-          <w:rFonts w:ascii="Arial" w:hAnsi="Arial"/>
-          <w:b/>
-          <w:sz w:val="20"/>
-        </w:rPr>
-        <w:t xml:space="preserve">Steps to Reproduce:</w:t>
-      </w:r>
-    </w:p>
-    <w:p>
-      <w:pPr>
-        <w:spacing w:after="60" w:line="240" w:lineRule="auto"/>
-      </w:pPr>
-      <w:r>
-        <w:rPr>
-          <w:rFonts w:ascii="Arial" w:hAnsi="Arial"/>
-          <w:b w:val="0"/>
-          <w:sz w:val="20"/>
-        </w:rPr>
-        <w:t xml:space="preserve">1.  Run: ./gradlew run</w:t>
-      </w:r>
-    </w:p>
-    <w:p>
-      <w:pPr>
-        <w:spacing w:after="60" w:line="240" w:lineRule="auto"/>
-      </w:pPr>
-      <w:r>
-        <w:rPr>
-          <w:rFonts w:ascii="Arial" w:hAnsi="Arial"/>
-          <w:b w:val="0"/>
-          <w:sz w:val="20"/>
-        </w:rPr>
-        <w:t xml:space="preserve">2.  Level 1 loads. Press Right once from start position (2, 2).</w:t>
-      </w:r>
-    </w:p>
-    <w:p>
-      <w:pPr>
-        <w:spacing w:after="60" w:line="240" w:lineRule="auto"/>
-      </w:pPr>
-      <w:r>
-        <w:rPr>
-          <w:rFonts w:ascii="Arial" w:hAnsi="Arial"/>
-          <w:b w:val="0"/>
-          <w:sz w:val="20"/>
-        </w:rPr>
-        <w:t xml:space="preserve">3.  Crate pushed onto goal. "Level Complete" message appears.</w:t>
-      </w:r>
-    </w:p>
-    <w:p>
-      <w:pPr>
-        <w:spacing w:after="60" w:line="240" w:lineRule="auto"/>
-      </w:pPr>
-      <w:r>
-        <w:rPr>
-          <w:rFonts w:ascii="Arial" w:hAnsi="Arial"/>
-          <w:b w:val="0"/>
-          <w:sz w:val="20"/>
-        </w:rPr>
-        <w:t xml:space="preserve">4.  Press Right again (or any arrow key).</w:t>
-      </w:r>
-    </w:p>
-    <w:p>
-      <w:pPr>
-        <w:spacing w:after="60" w:line="240" w:lineRule="auto"/>
-      </w:pPr>
-      <w:r>
-        <w:rPr>
-          <w:rFonts w:ascii="Arial" w:hAnsi="Arial"/>
-          <w:b w:val="0"/>
-          <w:sz w:val="20"/>
-        </w:rPr>
-        <w:t xml:space="preserve">    Fixed: no movement; board state unchanged.</w:t>
-      </w:r>
-    </w:p>
-    <w:p>
-      <w:pPr>
-        <w:spacing w:after="60" w:line="240" w:lineRule="auto"/>
-      </w:pPr>
-      <w:r>
-        <w:rPr>
-          <w:rFonts w:ascii="Arial" w:hAnsi="Arial"/>
-          <w:b w:val="0"/>
-          <w:sz w:val="20"/>
-        </w:rPr>
-        <w:t xml:space="preserve">    Buggy: player continues to move on the completed board.</w:t>
-      </w:r>
-    </w:p>
-    <w:p>
-      <w:pPr>
-        <w:spacing w:after="60" w:line="240" w:lineRule="auto"/>
-        <w:shd w:val="clear" w:color="auto" w:fill="D6EEF8"/>
-      </w:pPr>
-      <w:r>
-        <w:rPr>
-          <w:rFonts w:ascii="Arial" w:hAnsi="Arial"/>
-          <w:b w:val="0"/>
-          <w:i/>
-          <w:sz w:val="20"/>
-          <w:color w:val="336699"/>
-        </w:rPr>
-        <w:t xml:space="preserve">📷  [Screenshot to be inserted here]</w:t>
-      </w:r>
-    </w:p>
-    <w:p/>
-    <w:p>
-      <w:pPr>
-        <w:pStyle w:val="3"/>
-      </w:pPr>
-      <w:r>
-        <w:rPr>
-          <w:rFonts w:ascii="Arial" w:hAnsi="Arial"/>
-        </w:rPr>
-        <w:t>How to Reproduce: T15 — Missing Box/Goal Parity Validation</w:t>
-      </w:r>
-    </w:p>
-    <w:p>
-      <w:pPr>
-        <w:spacing w:after="60" w:line="240" w:lineRule="auto"/>
-      </w:pPr>
-      <w:r>
-        <w:rPr>
-          <w:rFonts w:ascii="Arial" w:hAnsi="Arial"/>
-          <w:b w:val="0"/>
-          <w:sz w:val="20"/>
-        </w:rPr>
-        <w:t xml:space="preserve">Pre-condition: Remove the validateBoxGoalParity() loop from LevelManager constructor.</w:t>
-      </w:r>
-    </w:p>
-    <w:p>
-      <w:pPr>
-        <w:spacing w:after="60" w:line="240" w:lineRule="auto"/>
-      </w:pPr>
-      <w:r>
-        <w:rPr>
-          <w:rFonts w:ascii="Arial" w:hAnsi="Arial"/>
-          <w:b/>
-          <w:sz w:val="20"/>
-        </w:rPr>
-        <w:t xml:space="preserve">Steps to Reproduce:</w:t>
-      </w:r>
-    </w:p>
-    <w:p>
-      <w:pPr>
-        <w:spacing w:after="60" w:line="240" w:lineRule="auto"/>
-      </w:pPr>
-      <w:r>
-        <w:rPr>
-          <w:rFonts w:ascii="Arial" w:hAnsi="Arial"/>
-          <w:b w:val="0"/>
-          <w:sz w:val="20"/>
-        </w:rPr>
-        <w:t xml:space="preserve">1.  Open src/main/java/game/LevelManager.java.</w:t>
-      </w:r>
-    </w:p>
-    <w:p>
-      <w:pPr>
-        <w:spacing w:after="60" w:line="240" w:lineRule="auto"/>
-      </w:pPr>
-      <w:r>
-        <w:rPr>
-          <w:rFonts w:ascii="Arial" w:hAnsi="Arial"/>
-          <w:b w:val="0"/>
-          <w:sz w:val="20"/>
-        </w:rPr>
-        <w:t xml:space="preserve">2.  Edit LEVEL1: change "# @$. #" to "# @$$. #" (2 boxes, 1 goal).</w:t>
-      </w:r>
-    </w:p>
-    <w:p>
-      <w:pPr>
-        <w:spacing w:after="60" w:line="240" w:lineRule="auto"/>
-      </w:pPr>
-      <w:r>
-        <w:rPr>
-          <w:rFonts w:ascii="Arial" w:hAnsi="Arial"/>
-          <w:b w:val="0"/>
-          <w:sz w:val="20"/>
-        </w:rPr>
-        <w:t xml:space="preserve">3.  Run: ./gradlew test --tests "game.ComplexityCalculatorTest"</w:t>
-      </w:r>
-    </w:p>
-    <w:p>
-      <w:pPr>
-        <w:spacing w:after="60" w:line="240" w:lineRule="auto"/>
-      </w:pPr>
-      <w:r>
-        <w:rPr>
-          <w:rFonts w:ascii="Arial" w:hAnsi="Arial"/>
-          <w:b w:val="0"/>
-          <w:sz w:val="20"/>
-        </w:rPr>
-        <w:t xml:space="preserve">    Fixed: IllegalArgumentException: Level "Level 1" has 2 box(es) but 1 goal(s).</w:t>
-      </w:r>
-    </w:p>
-    <w:p>
-      <w:pPr>
-        <w:spacing w:after="60" w:line="240" w:lineRule="auto"/>
-      </w:pPr>
-      <w:r>
-        <w:rPr>
-          <w:rFonts w:ascii="Arial" w:hAnsi="Arial"/>
-          <w:b w:val="0"/>
-          <w:sz w:val="20"/>
-        </w:rPr>
-        <w:t xml:space="preserve">    Buggy: no exception; unsolvable level loads silently.</w:t>
       </w:r>
     </w:p>
     <w:p>

--- a/project_report .docx
+++ b/project_report .docx
@@ -7639,7 +7639,7 @@
                 <w:b w:val="0"/>
                 <w:sz w:val="20"/>
               </w:rPr>
-              <w:t>Error</w:t>
+              <w:t>Boundary</w:t>
             </w:r>
           </w:p>
         </w:tc>
@@ -7933,7 +7933,7 @@
                 <w:b w:val="0"/>
                 <w:sz w:val="20"/>
               </w:rPr>
-              <w:t>Error</w:t>
+              <w:t>Boundary</w:t>
             </w:r>
           </w:p>
         </w:tc>
@@ -8206,22 +8206,6 @@
           </w:tcPr>
           <w:p>
             <w:pPr>
-              <w:spacing w:after="60" w:line="240" w:lineRule="auto"/>
-              <w:shd w:val="clear" w:color="auto" w:fill="D6EEF8"/>
-            </w:pPr>
-            <w:r>
-              <w:rPr>
-                <w:rFonts w:ascii="Arial" w:hAnsi="Arial"/>
-                <w:b w:val="0"/>
-                <w:i/>
-                <w:sz w:val="18"/>
-                <w:color w:val="336699"/>
-              </w:rPr>
-              <w:t xml:space="preserve">📷  Picture To be Uploaded</w:t>
-            </w:r>
-          </w:p>
-          <w:p>
-            <w:pPr>
               <w:spacing w:after="0" w:line="240" w:lineRule="auto"/>
             </w:pPr>
             <w:r>
@@ -8239,6 +8223,22 @@
             <w:tcW w:w="2880" w:type="dxa"/>
             <w:vAlign w:val="center"/>
           </w:tcPr>
+          <w:p>
+            <w:pPr>
+              <w:spacing w:after="60" w:line="240" w:lineRule="auto"/>
+              <w:shd w:val="clear" w:color="auto" w:fill="D6EEF8"/>
+            </w:pPr>
+            <w:r>
+              <w:rPr>
+                <w:rFonts w:ascii="Arial" w:hAnsi="Arial"/>
+                <w:b w:val="0"/>
+                <w:i/>
+                <w:sz w:val="18"/>
+                <w:color w:val="336699"/>
+              </w:rPr>
+              <w:t xml:space="preserve">📷  Picture To be Uploaded</w:t>
+            </w:r>
+          </w:p>
           <w:p>
             <w:pPr>
               <w:spacing w:after="0" w:line="240" w:lineRule="auto"/>
@@ -8335,22 +8335,6 @@
           </w:tcPr>
           <w:p>
             <w:pPr>
-              <w:spacing w:after="60" w:line="240" w:lineRule="auto"/>
-              <w:shd w:val="clear" w:color="auto" w:fill="D6EEF8"/>
-            </w:pPr>
-            <w:r>
-              <w:rPr>
-                <w:rFonts w:ascii="Arial" w:hAnsi="Arial"/>
-                <w:b w:val="0"/>
-                <w:i/>
-                <w:sz w:val="18"/>
-                <w:color w:val="336699"/>
-              </w:rPr>
-              <w:t xml:space="preserve">📷  Picture To be Uploaded</w:t>
-            </w:r>
-          </w:p>
-          <w:p>
-            <w:pPr>
               <w:spacing w:after="0" w:line="240" w:lineRule="auto"/>
             </w:pPr>
             <w:r>
@@ -8368,6 +8352,22 @@
             <w:tcW w:w="2880" w:type="dxa"/>
             <w:vAlign w:val="center"/>
           </w:tcPr>
+          <w:p>
+            <w:pPr>
+              <w:spacing w:after="60" w:line="240" w:lineRule="auto"/>
+              <w:shd w:val="clear" w:color="auto" w:fill="D6EEF8"/>
+            </w:pPr>
+            <w:r>
+              <w:rPr>
+                <w:rFonts w:ascii="Arial" w:hAnsi="Arial"/>
+                <w:b w:val="0"/>
+                <w:i/>
+                <w:sz w:val="18"/>
+                <w:color w:val="336699"/>
+              </w:rPr>
+              <w:t xml:space="preserve">📷  Picture To be Uploaded</w:t>
+            </w:r>
+          </w:p>
           <w:p>
             <w:pPr>
               <w:spacing w:after="0" w:line="240" w:lineRule="auto"/>
@@ -8464,22 +8464,6 @@
           </w:tcPr>
           <w:p>
             <w:pPr>
-              <w:spacing w:after="60" w:line="240" w:lineRule="auto"/>
-              <w:shd w:val="clear" w:color="auto" w:fill="D6EEF8"/>
-            </w:pPr>
-            <w:r>
-              <w:rPr>
-                <w:rFonts w:ascii="Arial" w:hAnsi="Arial"/>
-                <w:b w:val="0"/>
-                <w:i/>
-                <w:sz w:val="18"/>
-                <w:color w:val="336699"/>
-              </w:rPr>
-              <w:t xml:space="preserve">📷  Picture To be Uploaded</w:t>
-            </w:r>
-          </w:p>
-          <w:p>
-            <w:pPr>
               <w:spacing w:after="0" w:line="240" w:lineRule="auto"/>
             </w:pPr>
             <w:r>
@@ -8497,6 +8481,22 @@
             <w:tcW w:w="2880" w:type="dxa"/>
             <w:vAlign w:val="center"/>
           </w:tcPr>
+          <w:p>
+            <w:pPr>
+              <w:spacing w:after="60" w:line="240" w:lineRule="auto"/>
+              <w:shd w:val="clear" w:color="auto" w:fill="D6EEF8"/>
+            </w:pPr>
+            <w:r>
+              <w:rPr>
+                <w:rFonts w:ascii="Arial" w:hAnsi="Arial"/>
+                <w:b w:val="0"/>
+                <w:i/>
+                <w:sz w:val="18"/>
+                <w:color w:val="336699"/>
+              </w:rPr>
+              <w:t xml:space="preserve">📷  Picture To be Uploaded</w:t>
+            </w:r>
+          </w:p>
           <w:p>
             <w:pPr>
               <w:spacing w:after="0" w:line="240" w:lineRule="auto"/>
@@ -8593,22 +8593,6 @@
           </w:tcPr>
           <w:p>
             <w:pPr>
-              <w:spacing w:after="60" w:line="240" w:lineRule="auto"/>
-              <w:shd w:val="clear" w:color="auto" w:fill="D6EEF8"/>
-            </w:pPr>
-            <w:r>
-              <w:rPr>
-                <w:rFonts w:ascii="Arial" w:hAnsi="Arial"/>
-                <w:b w:val="0"/>
-                <w:i/>
-                <w:sz w:val="18"/>
-                <w:color w:val="336699"/>
-              </w:rPr>
-              <w:t xml:space="preserve">📷  Picture To be Uploaded</w:t>
-            </w:r>
-          </w:p>
-          <w:p>
-            <w:pPr>
               <w:spacing w:after="0" w:line="240" w:lineRule="auto"/>
             </w:pPr>
             <w:r>
@@ -8626,6 +8610,22 @@
             <w:tcW w:w="2880" w:type="dxa"/>
             <w:vAlign w:val="center"/>
           </w:tcPr>
+          <w:p>
+            <w:pPr>
+              <w:spacing w:after="60" w:line="240" w:lineRule="auto"/>
+              <w:shd w:val="clear" w:color="auto" w:fill="D6EEF8"/>
+            </w:pPr>
+            <w:r>
+              <w:rPr>
+                <w:rFonts w:ascii="Arial" w:hAnsi="Arial"/>
+                <w:b w:val="0"/>
+                <w:i/>
+                <w:sz w:val="18"/>
+                <w:color w:val="336699"/>
+              </w:rPr>
+              <w:t xml:space="preserve">📷  Picture To be Uploaded</w:t>
+            </w:r>
+          </w:p>
           <w:p>
             <w:pPr>
               <w:spacing w:after="0" w:line="240" w:lineRule="auto"/>
@@ -8722,22 +8722,6 @@
           </w:tcPr>
           <w:p>
             <w:pPr>
-              <w:spacing w:after="60" w:line="240" w:lineRule="auto"/>
-              <w:shd w:val="clear" w:color="auto" w:fill="D6EEF8"/>
-            </w:pPr>
-            <w:r>
-              <w:rPr>
-                <w:rFonts w:ascii="Arial" w:hAnsi="Arial"/>
-                <w:b w:val="0"/>
-                <w:i/>
-                <w:sz w:val="18"/>
-                <w:color w:val="336699"/>
-              </w:rPr>
-              <w:t xml:space="preserve">📷  Picture To be Uploaded</w:t>
-            </w:r>
-          </w:p>
-          <w:p>
-            <w:pPr>
               <w:spacing w:after="0" w:line="240" w:lineRule="auto"/>
             </w:pPr>
             <w:r>
@@ -8755,6 +8739,22 @@
             <w:tcW w:w="2880" w:type="dxa"/>
             <w:vAlign w:val="center"/>
           </w:tcPr>
+          <w:p>
+            <w:pPr>
+              <w:spacing w:after="60" w:line="240" w:lineRule="auto"/>
+              <w:shd w:val="clear" w:color="auto" w:fill="D6EEF8"/>
+            </w:pPr>
+            <w:r>
+              <w:rPr>
+                <w:rFonts w:ascii="Arial" w:hAnsi="Arial"/>
+                <w:b w:val="0"/>
+                <w:i/>
+                <w:sz w:val="18"/>
+                <w:color w:val="336699"/>
+              </w:rPr>
+              <w:t xml:space="preserve">📷  Picture To be Uploaded</w:t>
+            </w:r>
+          </w:p>
           <w:p>
             <w:pPr>
               <w:spacing w:after="0" w:line="240" w:lineRule="auto"/>
@@ -9020,22 +9020,6 @@
           </w:tcPr>
           <w:p>
             <w:pPr>
-              <w:spacing w:after="60" w:line="240" w:lineRule="auto"/>
-              <w:shd w:val="clear" w:color="auto" w:fill="D6EEF8"/>
-            </w:pPr>
-            <w:r>
-              <w:rPr>
-                <w:rFonts w:ascii="Arial" w:hAnsi="Arial"/>
-                <w:b w:val="0"/>
-                <w:i/>
-                <w:sz w:val="18"/>
-                <w:color w:val="336699"/>
-              </w:rPr>
-              <w:t xml:space="preserve">📷  Picture To be Uploaded</w:t>
-            </w:r>
-          </w:p>
-          <w:p>
-            <w:pPr>
               <w:spacing w:after="0" w:line="240" w:lineRule="auto"/>
             </w:pPr>
             <w:r>
@@ -9053,6 +9037,22 @@
             <w:tcW w:w="2880" w:type="dxa"/>
             <w:vAlign w:val="center"/>
           </w:tcPr>
+          <w:p>
+            <w:pPr>
+              <w:spacing w:after="60" w:line="240" w:lineRule="auto"/>
+              <w:shd w:val="clear" w:color="auto" w:fill="D6EEF8"/>
+            </w:pPr>
+            <w:r>
+              <w:rPr>
+                <w:rFonts w:ascii="Arial" w:hAnsi="Arial"/>
+                <w:b w:val="0"/>
+                <w:i/>
+                <w:sz w:val="18"/>
+                <w:color w:val="336699"/>
+              </w:rPr>
+              <w:t xml:space="preserve">📷  Picture To be Uploaded</w:t>
+            </w:r>
+          </w:p>
           <w:p>
             <w:pPr>
               <w:spacing w:after="0" w:line="240" w:lineRule="auto"/>
@@ -9149,22 +9149,6 @@
           </w:tcPr>
           <w:p>
             <w:pPr>
-              <w:spacing w:after="60" w:line="240" w:lineRule="auto"/>
-              <w:shd w:val="clear" w:color="auto" w:fill="D6EEF8"/>
-            </w:pPr>
-            <w:r>
-              <w:rPr>
-                <w:rFonts w:ascii="Arial" w:hAnsi="Arial"/>
-                <w:b w:val="0"/>
-                <w:i/>
-                <w:sz w:val="18"/>
-                <w:color w:val="336699"/>
-              </w:rPr>
-              <w:t xml:space="preserve">📷  Picture To be Uploaded</w:t>
-            </w:r>
-          </w:p>
-          <w:p>
-            <w:pPr>
               <w:spacing w:after="0" w:line="240" w:lineRule="auto"/>
             </w:pPr>
             <w:r>
@@ -9182,6 +9166,22 @@
             <w:tcW w:w="2880" w:type="dxa"/>
             <w:vAlign w:val="center"/>
           </w:tcPr>
+          <w:p>
+            <w:pPr>
+              <w:spacing w:after="60" w:line="240" w:lineRule="auto"/>
+              <w:shd w:val="clear" w:color="auto" w:fill="D6EEF8"/>
+            </w:pPr>
+            <w:r>
+              <w:rPr>
+                <w:rFonts w:ascii="Arial" w:hAnsi="Arial"/>
+                <w:b w:val="0"/>
+                <w:i/>
+                <w:sz w:val="18"/>
+                <w:color w:val="336699"/>
+              </w:rPr>
+              <w:t xml:space="preserve">📷  Picture To be Uploaded</w:t>
+            </w:r>
+          </w:p>
           <w:p>
             <w:pPr>
               <w:spacing w:after="0" w:line="240" w:lineRule="auto"/>
@@ -9965,22 +9965,6 @@
           </w:tcPr>
           <w:p>
             <w:pPr>
-              <w:spacing w:after="60" w:line="240" w:lineRule="auto"/>
-              <w:shd w:val="clear" w:color="auto" w:fill="D6EEF8"/>
-            </w:pPr>
-            <w:r>
-              <w:rPr>
-                <w:rFonts w:ascii="Arial" w:hAnsi="Arial"/>
-                <w:b w:val="0"/>
-                <w:i/>
-                <w:sz w:val="18"/>
-                <w:color w:val="336699"/>
-              </w:rPr>
-              <w:t xml:space="preserve">📷  Picture To be Uploaded</w:t>
-            </w:r>
-          </w:p>
-          <w:p>
-            <w:pPr>
               <w:spacing w:after="0" w:line="240" w:lineRule="auto"/>
             </w:pPr>
             <w:r>
@@ -9998,6 +9982,22 @@
             <w:tcW w:w="2880" w:type="dxa"/>
             <w:vAlign w:val="center"/>
           </w:tcPr>
+          <w:p>
+            <w:pPr>
+              <w:spacing w:after="60" w:line="240" w:lineRule="auto"/>
+              <w:shd w:val="clear" w:color="auto" w:fill="D6EEF8"/>
+            </w:pPr>
+            <w:r>
+              <w:rPr>
+                <w:rFonts w:ascii="Arial" w:hAnsi="Arial"/>
+                <w:b w:val="0"/>
+                <w:i/>
+                <w:sz w:val="18"/>
+                <w:color w:val="336699"/>
+              </w:rPr>
+              <w:t xml:space="preserve">📷  Picture To be Uploaded</w:t>
+            </w:r>
+          </w:p>
           <w:p>
             <w:pPr>
               <w:spacing w:after="0" w:line="240" w:lineRule="auto"/>
@@ -10094,22 +10094,6 @@
           </w:tcPr>
           <w:p>
             <w:pPr>
-              <w:spacing w:after="60" w:line="240" w:lineRule="auto"/>
-              <w:shd w:val="clear" w:color="auto" w:fill="D6EEF8"/>
-            </w:pPr>
-            <w:r>
-              <w:rPr>
-                <w:rFonts w:ascii="Arial" w:hAnsi="Arial"/>
-                <w:b w:val="0"/>
-                <w:i/>
-                <w:sz w:val="18"/>
-                <w:color w:val="336699"/>
-              </w:rPr>
-              <w:t xml:space="preserve">📷  Picture To be Uploaded</w:t>
-            </w:r>
-          </w:p>
-          <w:p>
-            <w:pPr>
               <w:spacing w:after="0" w:line="240" w:lineRule="auto"/>
             </w:pPr>
             <w:r>
@@ -10127,6 +10111,22 @@
             <w:tcW w:w="2880" w:type="dxa"/>
             <w:vAlign w:val="center"/>
           </w:tcPr>
+          <w:p>
+            <w:pPr>
+              <w:spacing w:after="60" w:line="240" w:lineRule="auto"/>
+              <w:shd w:val="clear" w:color="auto" w:fill="D6EEF8"/>
+            </w:pPr>
+            <w:r>
+              <w:rPr>
+                <w:rFonts w:ascii="Arial" w:hAnsi="Arial"/>
+                <w:b w:val="0"/>
+                <w:i/>
+                <w:sz w:val="18"/>
+                <w:color w:val="336699"/>
+              </w:rPr>
+              <w:t xml:space="preserve">📷  Picture To be Uploaded</w:t>
+            </w:r>
+          </w:p>
           <w:p>
             <w:pPr>
               <w:spacing w:after="0" w:line="240" w:lineRule="auto"/>
@@ -10392,22 +10392,6 @@
           </w:tcPr>
           <w:p>
             <w:pPr>
-              <w:spacing w:after="60" w:line="240" w:lineRule="auto"/>
-              <w:shd w:val="clear" w:color="auto" w:fill="D6EEF8"/>
-            </w:pPr>
-            <w:r>
-              <w:rPr>
-                <w:rFonts w:ascii="Arial" w:hAnsi="Arial"/>
-                <w:b w:val="0"/>
-                <w:i/>
-                <w:sz w:val="18"/>
-                <w:color w:val="336699"/>
-              </w:rPr>
-              <w:t xml:space="preserve">📷  Picture To be Uploaded</w:t>
-            </w:r>
-          </w:p>
-          <w:p>
-            <w:pPr>
               <w:spacing w:after="0" w:line="240" w:lineRule="auto"/>
             </w:pPr>
             <w:r>
@@ -10425,6 +10409,22 @@
             <w:tcW w:w="2880" w:type="dxa"/>
             <w:vAlign w:val="center"/>
           </w:tcPr>
+          <w:p>
+            <w:pPr>
+              <w:spacing w:after="60" w:line="240" w:lineRule="auto"/>
+              <w:shd w:val="clear" w:color="auto" w:fill="D6EEF8"/>
+            </w:pPr>
+            <w:r>
+              <w:rPr>
+                <w:rFonts w:ascii="Arial" w:hAnsi="Arial"/>
+                <w:b w:val="0"/>
+                <w:i/>
+                <w:sz w:val="18"/>
+                <w:color w:val="336699"/>
+              </w:rPr>
+              <w:t xml:space="preserve">📷  Picture To be Uploaded</w:t>
+            </w:r>
+          </w:p>
           <w:p>
             <w:pPr>
               <w:spacing w:after="0" w:line="240" w:lineRule="auto"/>
@@ -10521,22 +10521,6 @@
           </w:tcPr>
           <w:p>
             <w:pPr>
-              <w:spacing w:after="60" w:line="240" w:lineRule="auto"/>
-              <w:shd w:val="clear" w:color="auto" w:fill="D6EEF8"/>
-            </w:pPr>
-            <w:r>
-              <w:rPr>
-                <w:rFonts w:ascii="Arial" w:hAnsi="Arial"/>
-                <w:b w:val="0"/>
-                <w:i/>
-                <w:sz w:val="18"/>
-                <w:color w:val="336699"/>
-              </w:rPr>
-              <w:t xml:space="preserve">📷  Picture To be Uploaded</w:t>
-            </w:r>
-          </w:p>
-          <w:p>
-            <w:pPr>
               <w:spacing w:after="0" w:line="240" w:lineRule="auto"/>
             </w:pPr>
             <w:r>
@@ -10554,6 +10538,22 @@
             <w:tcW w:w="2880" w:type="dxa"/>
             <w:vAlign w:val="center"/>
           </w:tcPr>
+          <w:p>
+            <w:pPr>
+              <w:spacing w:after="60" w:line="240" w:lineRule="auto"/>
+              <w:shd w:val="clear" w:color="auto" w:fill="D6EEF8"/>
+            </w:pPr>
+            <w:r>
+              <w:rPr>
+                <w:rFonts w:ascii="Arial" w:hAnsi="Arial"/>
+                <w:b w:val="0"/>
+                <w:i/>
+                <w:sz w:val="18"/>
+                <w:color w:val="336699"/>
+              </w:rPr>
+              <w:t xml:space="preserve">📷  Picture To be Uploaded</w:t>
+            </w:r>
+          </w:p>
           <w:p>
             <w:pPr>
               <w:spacing w:after="0" w:line="240" w:lineRule="auto"/>
@@ -10650,22 +10650,6 @@
           </w:tcPr>
           <w:p>
             <w:pPr>
-              <w:spacing w:after="60" w:line="240" w:lineRule="auto"/>
-              <w:shd w:val="clear" w:color="auto" w:fill="D6EEF8"/>
-            </w:pPr>
-            <w:r>
-              <w:rPr>
-                <w:rFonts w:ascii="Arial" w:hAnsi="Arial"/>
-                <w:b w:val="0"/>
-                <w:i/>
-                <w:sz w:val="18"/>
-                <w:color w:val="336699"/>
-              </w:rPr>
-              <w:t xml:space="preserve">📷  Picture To be Uploaded</w:t>
-            </w:r>
-          </w:p>
-          <w:p>
-            <w:pPr>
               <w:spacing w:after="0" w:line="240" w:lineRule="auto"/>
             </w:pPr>
             <w:r>
@@ -10683,6 +10667,22 @@
             <w:tcW w:w="2880" w:type="dxa"/>
             <w:vAlign w:val="center"/>
           </w:tcPr>
+          <w:p>
+            <w:pPr>
+              <w:spacing w:after="60" w:line="240" w:lineRule="auto"/>
+              <w:shd w:val="clear" w:color="auto" w:fill="D6EEF8"/>
+            </w:pPr>
+            <w:r>
+              <w:rPr>
+                <w:rFonts w:ascii="Arial" w:hAnsi="Arial"/>
+                <w:b w:val="0"/>
+                <w:i/>
+                <w:sz w:val="18"/>
+                <w:color w:val="336699"/>
+              </w:rPr>
+              <w:t xml:space="preserve">📷  Picture To be Uploaded</w:t>
+            </w:r>
+          </w:p>
           <w:p>
             <w:pPr>
               <w:spacing w:after="0" w:line="240" w:lineRule="auto"/>
@@ -10779,22 +10779,6 @@
           </w:tcPr>
           <w:p>
             <w:pPr>
-              <w:spacing w:after="60" w:line="240" w:lineRule="auto"/>
-              <w:shd w:val="clear" w:color="auto" w:fill="D6EEF8"/>
-            </w:pPr>
-            <w:r>
-              <w:rPr>
-                <w:rFonts w:ascii="Arial" w:hAnsi="Arial"/>
-                <w:b w:val="0"/>
-                <w:i/>
-                <w:sz w:val="18"/>
-                <w:color w:val="336699"/>
-              </w:rPr>
-              <w:t xml:space="preserve">📷  Picture To be Uploaded</w:t>
-            </w:r>
-          </w:p>
-          <w:p>
-            <w:pPr>
               <w:spacing w:after="0" w:line="240" w:lineRule="auto"/>
             </w:pPr>
             <w:r>
@@ -10812,6 +10796,22 @@
             <w:tcW w:w="2880" w:type="dxa"/>
             <w:vAlign w:val="center"/>
           </w:tcPr>
+          <w:p>
+            <w:pPr>
+              <w:spacing w:after="60" w:line="240" w:lineRule="auto"/>
+              <w:shd w:val="clear" w:color="auto" w:fill="D6EEF8"/>
+            </w:pPr>
+            <w:r>
+              <w:rPr>
+                <w:rFonts w:ascii="Arial" w:hAnsi="Arial"/>
+                <w:b w:val="0"/>
+                <w:i/>
+                <w:sz w:val="18"/>
+                <w:color w:val="336699"/>
+              </w:rPr>
+              <w:t xml:space="preserve">📷  Picture To be Uploaded</w:t>
+            </w:r>
+          </w:p>
           <w:p>
             <w:pPr>
               <w:spacing w:after="0" w:line="240" w:lineRule="auto"/>
@@ -10908,22 +10908,6 @@
           </w:tcPr>
           <w:p>
             <w:pPr>
-              <w:spacing w:after="60" w:line="240" w:lineRule="auto"/>
-              <w:shd w:val="clear" w:color="auto" w:fill="D6EEF8"/>
-            </w:pPr>
-            <w:r>
-              <w:rPr>
-                <w:rFonts w:ascii="Arial" w:hAnsi="Arial"/>
-                <w:b w:val="0"/>
-                <w:i/>
-                <w:sz w:val="18"/>
-                <w:color w:val="336699"/>
-              </w:rPr>
-              <w:t xml:space="preserve">📷  Picture To be Uploaded</w:t>
-            </w:r>
-          </w:p>
-          <w:p>
-            <w:pPr>
               <w:spacing w:after="0" w:line="240" w:lineRule="auto"/>
             </w:pPr>
             <w:r>
@@ -10941,6 +10925,22 @@
             <w:tcW w:w="2880" w:type="dxa"/>
             <w:vAlign w:val="center"/>
           </w:tcPr>
+          <w:p>
+            <w:pPr>
+              <w:spacing w:after="60" w:line="240" w:lineRule="auto"/>
+              <w:shd w:val="clear" w:color="auto" w:fill="D6EEF8"/>
+            </w:pPr>
+            <w:r>
+              <w:rPr>
+                <w:rFonts w:ascii="Arial" w:hAnsi="Arial"/>
+                <w:b w:val="0"/>
+                <w:i/>
+                <w:sz w:val="18"/>
+                <w:color w:val="336699"/>
+              </w:rPr>
+              <w:t xml:space="preserve">📷  Picture To be Uploaded</w:t>
+            </w:r>
+          </w:p>
           <w:p>
             <w:pPr>
               <w:spacing w:after="0" w:line="240" w:lineRule="auto"/>
@@ -11205,22 +11205,6 @@
           </w:tcPr>
           <w:p>
             <w:pPr>
-              <w:spacing w:after="60" w:line="240" w:lineRule="auto"/>
-              <w:shd w:val="clear" w:color="auto" w:fill="D6EEF8"/>
-            </w:pPr>
-            <w:r>
-              <w:rPr>
-                <w:rFonts w:ascii="Arial" w:hAnsi="Arial"/>
-                <w:b w:val="0"/>
-                <w:i/>
-                <w:sz w:val="18"/>
-                <w:color w:val="336699"/>
-              </w:rPr>
-              <w:t xml:space="preserve">📷  Picture To be Uploaded</w:t>
-            </w:r>
-          </w:p>
-          <w:p>
-            <w:pPr>
               <w:spacing w:after="0" w:line="240" w:lineRule="auto"/>
             </w:pPr>
             <w:r>
@@ -11238,6 +11222,22 @@
             <w:tcW w:w="2880" w:type="dxa"/>
             <w:vAlign w:val="center"/>
           </w:tcPr>
+          <w:p>
+            <w:pPr>
+              <w:spacing w:after="60" w:line="240" w:lineRule="auto"/>
+              <w:shd w:val="clear" w:color="auto" w:fill="D6EEF8"/>
+            </w:pPr>
+            <w:r>
+              <w:rPr>
+                <w:rFonts w:ascii="Arial" w:hAnsi="Arial"/>
+                <w:b w:val="0"/>
+                <w:i/>
+                <w:sz w:val="18"/>
+                <w:color w:val="336699"/>
+              </w:rPr>
+              <w:t xml:space="preserve">📷  Picture To be Uploaded</w:t>
+            </w:r>
+          </w:p>
           <w:p>
             <w:pPr>
               <w:spacing w:after="0" w:line="240" w:lineRule="auto"/>
@@ -11334,22 +11334,6 @@
           </w:tcPr>
           <w:p>
             <w:pPr>
-              <w:spacing w:after="60" w:line="240" w:lineRule="auto"/>
-              <w:shd w:val="clear" w:color="auto" w:fill="D6EEF8"/>
-            </w:pPr>
-            <w:r>
-              <w:rPr>
-                <w:rFonts w:ascii="Arial" w:hAnsi="Arial"/>
-                <w:b w:val="0"/>
-                <w:i/>
-                <w:sz w:val="18"/>
-                <w:color w:val="336699"/>
-              </w:rPr>
-              <w:t xml:space="preserve">📷  Picture To be Uploaded</w:t>
-            </w:r>
-          </w:p>
-          <w:p>
-            <w:pPr>
               <w:spacing w:after="0" w:line="240" w:lineRule="auto"/>
             </w:pPr>
             <w:r>
@@ -11367,6 +11351,22 @@
             <w:tcW w:w="2880" w:type="dxa"/>
             <w:vAlign w:val="center"/>
           </w:tcPr>
+          <w:p>
+            <w:pPr>
+              <w:spacing w:after="60" w:line="240" w:lineRule="auto"/>
+              <w:shd w:val="clear" w:color="auto" w:fill="D6EEF8"/>
+            </w:pPr>
+            <w:r>
+              <w:rPr>
+                <w:rFonts w:ascii="Arial" w:hAnsi="Arial"/>
+                <w:b w:val="0"/>
+                <w:i/>
+                <w:sz w:val="18"/>
+                <w:color w:val="336699"/>
+              </w:rPr>
+              <w:t xml:space="preserve">📷  Picture To be Uploaded</w:t>
+            </w:r>
+          </w:p>
           <w:p>
             <w:pPr>
               <w:spacing w:after="0" w:line="240" w:lineRule="auto"/>
@@ -11463,22 +11463,6 @@
           </w:tcPr>
           <w:p>
             <w:pPr>
-              <w:spacing w:after="60" w:line="240" w:lineRule="auto"/>
-              <w:shd w:val="clear" w:color="auto" w:fill="D6EEF8"/>
-            </w:pPr>
-            <w:r>
-              <w:rPr>
-                <w:rFonts w:ascii="Arial" w:hAnsi="Arial"/>
-                <w:b w:val="0"/>
-                <w:i/>
-                <w:sz w:val="18"/>
-                <w:color w:val="336699"/>
-              </w:rPr>
-              <w:t xml:space="preserve">📷  Picture To be Uploaded</w:t>
-            </w:r>
-          </w:p>
-          <w:p>
-            <w:pPr>
               <w:spacing w:after="0" w:line="240" w:lineRule="auto"/>
             </w:pPr>
             <w:r>
@@ -11496,6 +11480,22 @@
             <w:tcW w:w="2880" w:type="dxa"/>
             <w:vAlign w:val="center"/>
           </w:tcPr>
+          <w:p>
+            <w:pPr>
+              <w:spacing w:after="60" w:line="240" w:lineRule="auto"/>
+              <w:shd w:val="clear" w:color="auto" w:fill="D6EEF8"/>
+            </w:pPr>
+            <w:r>
+              <w:rPr>
+                <w:rFonts w:ascii="Arial" w:hAnsi="Arial"/>
+                <w:b w:val="0"/>
+                <w:i/>
+                <w:sz w:val="18"/>
+                <w:color w:val="336699"/>
+              </w:rPr>
+              <w:t xml:space="preserve">📷  Picture To be Uploaded</w:t>
+            </w:r>
+          </w:p>
           <w:p>
             <w:pPr>
               <w:spacing w:after="0" w:line="240" w:lineRule="auto"/>

--- a/project_report .docx
+++ b/project_report .docx
@@ -7566,7 +7566,7 @@
         <w:tc>
           <w:tcPr>
             <w:tcW w:w="648" w:type="dxa"/>
-            <w:shd w:val="clear" w:color="auto" w:fill="FFEBEE"/>
+            <w:shd w:val="clear" w:color="auto" w:fill="FFF9C4"/>
             <w:vAlign w:val="center"/>
           </w:tcPr>
           <w:p>
@@ -7586,7 +7586,7 @@
         <w:tc>
           <w:tcPr>
             <w:tcW w:w="3312" w:type="dxa"/>
-            <w:shd w:val="clear" w:color="auto" w:fill="FFEBEE"/>
+            <w:shd w:val="clear" w:color="auto" w:fill="FFF9C4"/>
             <w:vAlign w:val="center"/>
           </w:tcPr>
           <w:p>
@@ -7606,7 +7606,7 @@
         <w:tc>
           <w:tcPr>
             <w:tcW w:w="4176" w:type="dxa"/>
-            <w:shd w:val="clear" w:color="auto" w:fill="FFEBEE"/>
+            <w:shd w:val="clear" w:color="auto" w:fill="FFF9C4"/>
             <w:vAlign w:val="center"/>
           </w:tcPr>
           <w:p>
@@ -7626,7 +7626,7 @@
         <w:tc>
           <w:tcPr>
             <w:tcW w:w="1368" w:type="dxa"/>
-            <w:shd w:val="clear" w:color="auto" w:fill="FFEBEE"/>
+            <w:shd w:val="clear" w:color="auto" w:fill="FFF9C4"/>
             <w:vAlign w:val="center"/>
           </w:tcPr>
           <w:p>
@@ -7860,7 +7860,7 @@
         <w:tc>
           <w:tcPr>
             <w:tcW w:w="648" w:type="dxa"/>
-            <w:shd w:val="clear" w:color="auto" w:fill="FFEBEE"/>
+            <w:shd w:val="clear" w:color="auto" w:fill="FFF9C4"/>
             <w:vAlign w:val="center"/>
           </w:tcPr>
           <w:p>
@@ -7880,7 +7880,7 @@
         <w:tc>
           <w:tcPr>
             <w:tcW w:w="3312" w:type="dxa"/>
-            <w:shd w:val="clear" w:color="auto" w:fill="FFEBEE"/>
+            <w:shd w:val="clear" w:color="auto" w:fill="FFF9C4"/>
             <w:vAlign w:val="center"/>
           </w:tcPr>
           <w:p>
@@ -7900,7 +7900,7 @@
         <w:tc>
           <w:tcPr>
             <w:tcW w:w="4176" w:type="dxa"/>
-            <w:shd w:val="clear" w:color="auto" w:fill="FFEBEE"/>
+            <w:shd w:val="clear" w:color="auto" w:fill="FFF9C4"/>
             <w:vAlign w:val="center"/>
           </w:tcPr>
           <w:p>
@@ -7920,7 +7920,7 @@
         <w:tc>
           <w:tcPr>
             <w:tcW w:w="1368" w:type="dxa"/>
-            <w:shd w:val="clear" w:color="auto" w:fill="FFEBEE"/>
+            <w:shd w:val="clear" w:color="auto" w:fill="FFF9C4"/>
             <w:vAlign w:val="center"/>
           </w:tcPr>
           <w:p>
